--- a/por/docx/29.content.docx
+++ b/por/docx/29.content.docx
@@ -11,6 +11,15 @@
         <w:pStyle w:val="Heading2"/>
       </w:pPr>
       <w:r>
+        <w:t>Resource: Notas de Estudo (Tyndale)</w:t>
+      </w:r>
+      <w:r/>
+    </w:p>
+    <w:p>
+      <w:pPr>
+        <w:pStyle w:val="Heading2"/>
+      </w:pPr>
+      <w:r>
         <w:t>License Information</w:t>
       </w:r>
       <w:r/>
@@ -21,7 +30,7 @@
         <w:rPr>
           <w:b/>
         </w:rPr>
-        <w:t>Study Notes (Tyndale)</w:t>
+        <w:t>Notas de Estudo (Tyndale)</w:t>
       </w:r>
       <w:r>
         <w:t xml:space="preserve"> (Portuguese) is based on</w:t>
@@ -74,7 +83,7 @@
         <w:pStyle w:val="Heading1"/>
       </w:pPr>
       <w:r>
-        <w:t>Study Notes (Tyndale)</w:t>
+        <w:t>Notas de Estudo (Tyndale)</w:t>
       </w:r>
     </w:p>
     <w:p>
@@ -83,6 +92,51 @@
           <w:headerReference w:type="even" r:id="rId8"/>
           <w:headerReference w:type="default" r:id="rId9"/>
           <w:footerReference w:type="default" r:id="rId10"/>
+          <w:footnotePr>
+            <w:numRestart w:val="eachSect"/>
+          </w:footnotePr>
+          <w:type w:val="continuous"/>
+          <w:pgSz w:w="12240" w:h="15840" w:code="1"/>
+          <w:pgMar w:top="1440" w:right="1440" w:bottom="1440" w:left="1440" w:header="504" w:footer="504" w:gutter="0"/>
+          <w:cols w:space="708"/>
+          <w:titlePg/>
+          <w:docGrid w:linePitch="360"/>
+        </w:sectPr>
+      </w:pPr>
+    </w:p>
+    <w:p>
+      <w:r/>
+    </w:p>
+    <w:p>
+      <w:pPr>
+        <w:pStyle w:val="Heading2"/>
+      </w:pPr>
+      <w:r>
+        <w:t>JOL</w:t>
+      </w:r>
+      <w:r/>
+    </w:p>
+    <w:p>
+      <w:r/>
+      <w:r>
+        <w:rPr>
+          <w:i/>
+        </w:rPr>
+        <w:t>Joel 1.1, Joel 1.1–2.17, Joel 1.2, Joel 1.3, Joel 1.4, Joel 1.5, Joel 1.7, Joel 1.8, Joel 1.9, Joel 1.10, Joel 1.12, Joel 1.13–14, Joel 1.15, Joel 1.17, Joel 1.18, Joel 1.19, Joel 1.20, Joel 2.1, Joel 2.1–11, Joel 2.2, Joel 2.3, Joel 2.4–5, Joel 2.6, Joel 2.7–9, Joel 2.10, Joel 2.11, Joel 2.12, Joel 2.12–17, Joel 2.13, Joel 2.14, Joel 2.15, Joel 2.16, Joel 2.17, Joel 2.18, Joel 2.18–27, Joel 2.18–3.21, Joel 2.19–20, Joel 2.21–22, Joel 2.23, Joel 2.25, Joel 2.26–27, Joel 2.28–29, Joel 2.28–32, Joel 2.28–3.21, Joel 2.30–31, Joel 2.32, Joel 3.1–16, Joel 3.2–3, Joel 3.4–6, Joel 3.7–8, Joel 3.9, Joel 3.10, Joel 3.12, Joel 3.13, Joel 3.14, Joel 3.16, Joel 3.17, Joel 3.18, Joel 3.19, Joel 3.20–21</w:t>
+      </w:r>
+      <w:r/>
+    </w:p>
+    <w:p>
+      <w:r/>
+      <w:r>
+        <w:t xml:space="preserve"> </w:t>
+      </w:r>
+      <w:r/>
+      <w:r/>
+    </w:p>
+    <w:p>
+      <w:pPr>
+        <w:sectPr>
           <w:footnotePr>
             <w:numRestart w:val="eachSect"/>
           </w:footnotePr>

--- a/por/docx/29.content.docx
+++ b/por/docx/29.content.docx
@@ -4,48 +4,88 @@
   <w:body>
     <w:p/>
     <w:p>
-      <w:r/>
+      <w:pPr/>
+      <w:r>
+        <w:rPr>
+          <w:lang w:val="pt_PT" w:bidi="pt_PT"/>
+        </w:rPr>
+      </w:r>
     </w:p>
     <w:p>
       <w:pPr>
         <w:pStyle w:val="Heading2"/>
       </w:pPr>
       <w:r>
+        <w:rPr>
+          <w:lang w:val="pt_PT" w:bidi="pt_PT"/>
+        </w:rPr>
         <w:t>Resource: Notas de Estudo (Tyndale)</w:t>
       </w:r>
-      <w:r/>
+      <w:r>
+        <w:rPr>
+          <w:lang w:val="pt_PT" w:bidi="pt_PT"/>
+        </w:rPr>
+      </w:r>
     </w:p>
     <w:p>
       <w:pPr>
         <w:pStyle w:val="Heading2"/>
       </w:pPr>
       <w:r>
+        <w:rPr>
+          <w:lang w:val="pt_PT" w:bidi="pt_PT"/>
+        </w:rPr>
         <w:t>License Information</w:t>
       </w:r>
-      <w:r/>
-    </w:p>
-    <w:p>
-      <w:r/>
+      <w:r>
+        <w:rPr>
+          <w:lang w:val="pt_PT" w:bidi="pt_PT"/>
+        </w:rPr>
+      </w:r>
+    </w:p>
+    <w:p>
+      <w:pPr/>
+      <w:r>
+        <w:rPr>
+          <w:lang w:val="pt_PT" w:bidi="pt_PT"/>
+        </w:rPr>
+      </w:r>
       <w:r>
         <w:rPr>
           <w:b/>
+          <w:lang w:val="pt_PT" w:bidi="pt_PT"/>
         </w:rPr>
         <w:t>Notas de Estudo (Tyndale)</w:t>
       </w:r>
       <w:r>
+        <w:rPr>
+          <w:lang w:val="pt_PT" w:bidi="pt_PT"/>
+        </w:rPr>
         <w:t xml:space="preserve"> (Portuguese) is based on</w:t>
       </w:r>
       <w:r>
+        <w:rPr>
+          <w:lang w:val="pt_PT" w:bidi="pt_PT"/>
+        </w:rPr>
         <w:t xml:space="preserve">: </w:t>
       </w:r>
       <w:r>
+        <w:rPr>
+          <w:lang w:val="pt_PT" w:bidi="pt_PT"/>
+        </w:rPr>
         <w:t>Tyndale Open Study Notes</w:t>
       </w:r>
       <w:r>
+        <w:rPr>
+          <w:lang w:val="pt_PT" w:bidi="pt_PT"/>
+        </w:rPr>
         <w:t xml:space="preserve">, </w:t>
       </w:r>
       <w:hyperlink r:id="rId13">
         <w:r>
+          <w:rPr>
+            <w:lang w:val="pt_PT" w:bidi="pt_PT"/>
+          </w:rPr>
           <w:rPr>
             <w:color w:val="0000EE"/>
             <w:u w:val="single"/>
@@ -54,10 +94,16 @@
         </w:r>
       </w:hyperlink>
       <w:r>
+        <w:rPr>
+          <w:lang w:val="pt_PT" w:bidi="pt_PT"/>
+        </w:rPr>
         <w:t xml:space="preserve">, 2019, which is licensed under a </w:t>
       </w:r>
       <w:hyperlink r:id="rId14">
         <w:r>
+          <w:rPr>
+            <w:lang w:val="pt_PT" w:bidi="pt_PT"/>
+          </w:rPr>
           <w:rPr>
             <w:color w:val="0000EE"/>
             <w:u w:val="single"/>
@@ -66,23 +112,49 @@
         </w:r>
       </w:hyperlink>
       <w:r>
+        <w:rPr>
+          <w:lang w:val="pt_PT" w:bidi="pt_PT"/>
+        </w:rPr>
         <w:t>.</w:t>
       </w:r>
-      <w:r/>
-    </w:p>
-    <w:p>
-      <w:r/>
-      <w:r>
+      <w:r>
+        <w:rPr>
+          <w:lang w:val="pt_PT" w:bidi="pt_PT"/>
+        </w:rPr>
+      </w:r>
+    </w:p>
+    <w:p>
+      <w:pPr/>
+      <w:r>
+        <w:rPr>
+          <w:lang w:val="pt_PT" w:bidi="pt_PT"/>
+        </w:rPr>
+      </w:r>
+      <w:r>
+        <w:rPr>
+          <w:lang w:val="pt_PT" w:bidi="pt_PT"/>
+        </w:rPr>
         <w:t>This PDF version is provided under the same license.</w:t>
       </w:r>
-      <w:r/>
-      <w:r/>
+      <w:r>
+        <w:rPr>
+          <w:lang w:val="pt_PT" w:bidi="pt_PT"/>
+        </w:rPr>
+      </w:r>
+      <w:r>
+        <w:rPr>
+          <w:lang w:val="pt_PT" w:bidi="pt_PT"/>
+        </w:rPr>
+      </w:r>
     </w:p>
     <w:p>
       <w:pPr>
         <w:pStyle w:val="Heading1"/>
       </w:pPr>
       <w:r>
+        <w:rPr>
+          <w:lang w:val="pt_PT" w:bidi="pt_PT"/>
+        </w:rPr>
         <w:t>Notas de Estudo (Tyndale)</w:t>
       </w:r>
     </w:p>
@@ -105,34 +177,72 @@
       </w:pPr>
     </w:p>
     <w:p>
-      <w:r/>
+      <w:pPr/>
+      <w:r>
+        <w:rPr>
+          <w:lang w:val="pt_PT" w:bidi="pt_PT"/>
+        </w:rPr>
+      </w:r>
     </w:p>
     <w:p>
       <w:pPr>
         <w:pStyle w:val="Heading2"/>
       </w:pPr>
       <w:r>
+        <w:rPr>
+          <w:lang w:val="pt_PT" w:bidi="pt_PT"/>
+        </w:rPr>
         <w:t>JOL</w:t>
       </w:r>
-      <w:r/>
-    </w:p>
-    <w:p>
-      <w:r/>
+      <w:r>
+        <w:rPr>
+          <w:lang w:val="pt_PT" w:bidi="pt_PT"/>
+        </w:rPr>
+      </w:r>
+    </w:p>
+    <w:p>
+      <w:pPr/>
+      <w:r>
+        <w:rPr>
+          <w:lang w:val="pt_PT" w:bidi="pt_PT"/>
+        </w:rPr>
+      </w:r>
       <w:r>
         <w:rPr>
           <w:i/>
+          <w:lang w:val="pt_PT" w:bidi="pt_PT"/>
         </w:rPr>
         <w:t>Joel 1.1, Joel 1.1–2.17, Joel 1.2, Joel 1.3, Joel 1.4, Joel 1.5, Joel 1.7, Joel 1.8, Joel 1.9, Joel 1.10, Joel 1.12, Joel 1.13–14, Joel 1.15, Joel 1.17, Joel 1.18, Joel 1.19, Joel 1.20, Joel 2.1, Joel 2.1–11, Joel 2.2, Joel 2.3, Joel 2.4–5, Joel 2.6, Joel 2.7–9, Joel 2.10, Joel 2.11, Joel 2.12, Joel 2.12–17, Joel 2.13, Joel 2.14, Joel 2.15, Joel 2.16, Joel 2.17, Joel 2.18, Joel 2.18–27, Joel 2.18–3.21, Joel 2.19–20, Joel 2.21–22, Joel 2.23, Joel 2.25, Joel 2.26–27, Joel 2.28–29, Joel 2.28–32, Joel 2.28–3.21, Joel 2.30–31, Joel 2.32, Joel 3.1–16, Joel 3.2–3, Joel 3.4–6, Joel 3.7–8, Joel 3.9, Joel 3.10, Joel 3.12, Joel 3.13, Joel 3.14, Joel 3.16, Joel 3.17, Joel 3.18, Joel 3.19, Joel 3.20–21</w:t>
       </w:r>
-      <w:r/>
-    </w:p>
-    <w:p>
-      <w:r/>
-      <w:r>
+      <w:r>
+        <w:rPr>
+          <w:lang w:val="pt_PT" w:bidi="pt_PT"/>
+        </w:rPr>
+      </w:r>
+    </w:p>
+    <w:p>
+      <w:pPr/>
+      <w:r>
+        <w:rPr>
+          <w:lang w:val="pt_PT" w:bidi="pt_PT"/>
+        </w:rPr>
+      </w:r>
+      <w:r>
+        <w:rPr>
+          <w:lang w:val="pt_PT" w:bidi="pt_PT"/>
+        </w:rPr>
         <w:t xml:space="preserve"> </w:t>
       </w:r>
-      <w:r/>
-      <w:r/>
+      <w:r>
+        <w:rPr>
+          <w:lang w:val="pt_PT" w:bidi="pt_PT"/>
+        </w:rPr>
+      </w:r>
+      <w:r>
+        <w:rPr>
+          <w:lang w:val="pt_PT" w:bidi="pt_PT"/>
+        </w:rPr>
+      </w:r>
     </w:p>
     <w:p>
       <w:pPr>
@@ -150,120 +260,243 @@
       </w:pPr>
     </w:p>
     <w:p>
-      <w:r/>
+      <w:pPr/>
+      <w:r>
+        <w:rPr>
+          <w:lang w:val="pt_PT" w:bidi="pt_PT"/>
+        </w:rPr>
+      </w:r>
     </w:p>
     <w:p>
       <w:pPr>
         <w:pStyle w:val="Heading2"/>
       </w:pPr>
       <w:r>
+        <w:rPr>
+          <w:lang w:val="pt_PT" w:bidi="pt_PT"/>
+        </w:rPr>
         <w:t>Joel 1.1</w:t>
       </w:r>
-      <w:r/>
-    </w:p>
-    <w:p>
-      <w:r/>
-      <w:r>
+      <w:r>
+        <w:rPr>
+          <w:lang w:val="pt_PT" w:bidi="pt_PT"/>
+        </w:rPr>
+      </w:r>
+    </w:p>
+    <w:p>
+      <w:pPr/>
+      <w:r>
+        <w:rPr>
+          <w:lang w:val="pt_PT" w:bidi="pt_PT"/>
+        </w:rPr>
+      </w:r>
+      <w:r>
+        <w:rPr>
+          <w:lang w:val="pt_PT" w:bidi="pt_PT"/>
+        </w:rPr>
         <w:t xml:space="preserve">A palavra do Senhor deu esta mensagem (literalmente </w:t>
       </w:r>
       <w:r>
         <w:rPr>
           <w:i/>
+          <w:lang w:val="pt_PT" w:bidi="pt_PT"/>
         </w:rPr>
         <w:t>A palavra do</w:t>
       </w:r>
       <w:r>
+        <w:rPr>
+          <w:lang w:val="pt_PT" w:bidi="pt_PT"/>
+        </w:rPr>
         <w:t xml:space="preserve"> Senhor</w:t>
       </w:r>
       <w:r>
         <w:rPr>
           <w:i/>
+          <w:lang w:val="pt_PT" w:bidi="pt_PT"/>
         </w:rPr>
         <w:t xml:space="preserve"> veio</w:t>
       </w:r>
       <w:r>
+        <w:rPr>
+          <w:lang w:val="pt_PT" w:bidi="pt_PT"/>
+        </w:rPr>
         <w:t>): O Senhor, não o profeta humano, era a fonte última destas palavras. • O nome Joel significa "o Senhor [Yahweh] é Deus". O pai de Joel, Petuel</w:t>
       </w:r>
       <w:r>
         <w:rPr>
           <w:i/>
+          <w:lang w:val="pt_PT" w:bidi="pt_PT"/>
         </w:rPr>
         <w:t>,</w:t>
       </w:r>
       <w:r>
+        <w:rPr>
+          <w:lang w:val="pt_PT" w:bidi="pt_PT"/>
+        </w:rPr>
         <w:t xml:space="preserve"> é desconhecido além deste versículo.</w:t>
       </w:r>
-      <w:r/>
-      <w:r/>
-    </w:p>
-    <w:p>
-      <w:r/>
+      <w:r>
+        <w:rPr>
+          <w:lang w:val="pt_PT" w:bidi="pt_PT"/>
+        </w:rPr>
+      </w:r>
+      <w:r>
+        <w:rPr>
+          <w:lang w:val="pt_PT" w:bidi="pt_PT"/>
+        </w:rPr>
+      </w:r>
+    </w:p>
+    <w:p>
+      <w:pPr/>
+      <w:r>
+        <w:rPr>
+          <w:lang w:val="pt_PT" w:bidi="pt_PT"/>
+        </w:rPr>
+      </w:r>
     </w:p>
     <w:p>
       <w:pPr>
         <w:pStyle w:val="Heading2"/>
       </w:pPr>
       <w:r>
+        <w:rPr>
+          <w:lang w:val="pt_PT" w:bidi="pt_PT"/>
+        </w:rPr>
         <w:t>Joel 1.1–2.17</w:t>
       </w:r>
-      <w:r/>
-    </w:p>
-    <w:p>
-      <w:r/>
-      <w:r>
+      <w:r>
+        <w:rPr>
+          <w:lang w:val="pt_PT" w:bidi="pt_PT"/>
+        </w:rPr>
+      </w:r>
+    </w:p>
+    <w:p>
+      <w:pPr/>
+      <w:r>
+        <w:rPr>
+          <w:lang w:val="pt_PT" w:bidi="pt_PT"/>
+        </w:rPr>
+      </w:r>
+      <w:r>
+        <w:rPr>
+          <w:lang w:val="pt_PT" w:bidi="pt_PT"/>
+        </w:rPr>
         <w:t>Joel descreve a devastadora praga de gafanhotos que afligiu Judá e Jerusalém.</w:t>
       </w:r>
-      <w:r/>
-      <w:r/>
-    </w:p>
-    <w:p>
-      <w:r/>
+      <w:r>
+        <w:rPr>
+          <w:lang w:val="pt_PT" w:bidi="pt_PT"/>
+        </w:rPr>
+      </w:r>
+      <w:r>
+        <w:rPr>
+          <w:lang w:val="pt_PT" w:bidi="pt_PT"/>
+        </w:rPr>
+      </w:r>
+    </w:p>
+    <w:p>
+      <w:pPr/>
+      <w:r>
+        <w:rPr>
+          <w:lang w:val="pt_PT" w:bidi="pt_PT"/>
+        </w:rPr>
+      </w:r>
     </w:p>
     <w:p>
       <w:pPr>
         <w:pStyle w:val="Heading2"/>
       </w:pPr>
       <w:r>
+        <w:rPr>
+          <w:lang w:val="pt_PT" w:bidi="pt_PT"/>
+        </w:rPr>
         <w:t>Joel 1.2</w:t>
       </w:r>
-      <w:r/>
-    </w:p>
-    <w:p>
-      <w:r/>
-      <w:r>
+      <w:r>
+        <w:rPr>
+          <w:lang w:val="pt_PT" w:bidi="pt_PT"/>
+        </w:rPr>
+      </w:r>
+    </w:p>
+    <w:p>
+      <w:pPr/>
+      <w:r>
+        <w:rPr>
+          <w:lang w:val="pt_PT" w:bidi="pt_PT"/>
+        </w:rPr>
+      </w:r>
+      <w:r>
+        <w:rPr>
+          <w:lang w:val="pt_PT" w:bidi="pt_PT"/>
+        </w:rPr>
         <w:t xml:space="preserve">Ouvi isto: Joel convocou os habitantes da terra para prestarem atenção à palavra profética. • Líderes (literalmente </w:t>
       </w:r>
       <w:r>
         <w:rPr>
           <w:i/>
+          <w:lang w:val="pt_PT" w:bidi="pt_PT"/>
         </w:rPr>
         <w:t>anciãos</w:t>
       </w:r>
       <w:r>
+        <w:rPr>
+          <w:lang w:val="pt_PT" w:bidi="pt_PT"/>
+        </w:rPr>
         <w:t>): O profeta perguntou aos anciãos da comunidade se algo assim já havia acontecido antes. Não tinha — este desastre era único na história do povo de Deus.</w:t>
       </w:r>
-      <w:r/>
-      <w:r/>
-    </w:p>
-    <w:p>
-      <w:r/>
+      <w:r>
+        <w:rPr>
+          <w:lang w:val="pt_PT" w:bidi="pt_PT"/>
+        </w:rPr>
+      </w:r>
+      <w:r>
+        <w:rPr>
+          <w:lang w:val="pt_PT" w:bidi="pt_PT"/>
+        </w:rPr>
+      </w:r>
+    </w:p>
+    <w:p>
+      <w:pPr/>
+      <w:r>
+        <w:rPr>
+          <w:lang w:val="pt_PT" w:bidi="pt_PT"/>
+        </w:rPr>
+      </w:r>
     </w:p>
     <w:p>
       <w:pPr>
         <w:pStyle w:val="Heading2"/>
       </w:pPr>
       <w:r>
+        <w:rPr>
+          <w:lang w:val="pt_PT" w:bidi="pt_PT"/>
+        </w:rPr>
         <w:t>Joel 1.3</w:t>
       </w:r>
-      <w:r/>
-    </w:p>
-    <w:p>
-      <w:r/>
-      <w:r>
+      <w:r>
+        <w:rPr>
+          <w:lang w:val="pt_PT" w:bidi="pt_PT"/>
+        </w:rPr>
+      </w:r>
+    </w:p>
+    <w:p>
+      <w:pPr/>
+      <w:r>
+        <w:rPr>
+          <w:lang w:val="pt_PT" w:bidi="pt_PT"/>
+        </w:rPr>
+      </w:r>
+      <w:r>
+        <w:rPr>
+          <w:lang w:val="pt_PT" w:bidi="pt_PT"/>
+        </w:rPr>
         <w:t xml:space="preserve">O povo de Deus contaria às gerações futuras sobre o que estava acontecendo para que seus descendentes se beneficiassem das lições que haviam aprendido (cp. </w:t>
       </w:r>
       <w:hyperlink r:id="rId15">
         <w:r>
+          <w:rPr>
+            <w:lang w:val="pt_PT" w:bidi="pt_PT"/>
+          </w:rPr>
           <w:rPr>
             <w:color w:val="0000EE"/>
             <w:u w:val="single"/>
@@ -272,10 +505,16 @@
         </w:r>
       </w:hyperlink>
       <w:r>
+        <w:rPr>
+          <w:lang w:val="pt_PT" w:bidi="pt_PT"/>
+        </w:rPr>
         <w:t xml:space="preserve">; </w:t>
       </w:r>
       <w:hyperlink r:id="rId16">
         <w:r>
+          <w:rPr>
+            <w:lang w:val="pt_PT" w:bidi="pt_PT"/>
+          </w:rPr>
           <w:rPr>
             <w:color w:val="0000EE"/>
             <w:u w:val="single"/>
@@ -284,128 +523,282 @@
         </w:r>
       </w:hyperlink>
       <w:r>
+        <w:rPr>
+          <w:lang w:val="pt_PT" w:bidi="pt_PT"/>
+        </w:rPr>
         <w:t>).</w:t>
       </w:r>
-      <w:r/>
-      <w:r/>
-    </w:p>
-    <w:p>
-      <w:r/>
+      <w:r>
+        <w:rPr>
+          <w:lang w:val="pt_PT" w:bidi="pt_PT"/>
+        </w:rPr>
+      </w:r>
+      <w:r>
+        <w:rPr>
+          <w:lang w:val="pt_PT" w:bidi="pt_PT"/>
+        </w:rPr>
+      </w:r>
+    </w:p>
+    <w:p>
+      <w:pPr/>
+      <w:r>
+        <w:rPr>
+          <w:lang w:val="pt_PT" w:bidi="pt_PT"/>
+        </w:rPr>
+      </w:r>
     </w:p>
     <w:p>
       <w:pPr>
         <w:pStyle w:val="Heading2"/>
       </w:pPr>
       <w:r>
+        <w:rPr>
+          <w:lang w:val="pt_PT" w:bidi="pt_PT"/>
+        </w:rPr>
         <w:t>Joel 1.4</w:t>
       </w:r>
-      <w:r/>
-    </w:p>
-    <w:p>
-      <w:r/>
-      <w:r>
+      <w:r>
+        <w:rPr>
+          <w:lang w:val="pt_PT" w:bidi="pt_PT"/>
+        </w:rPr>
+      </w:r>
+    </w:p>
+    <w:p>
+      <w:pPr/>
+      <w:r>
+        <w:rPr>
+          <w:lang w:val="pt_PT" w:bidi="pt_PT"/>
+        </w:rPr>
+      </w:r>
+      <w:r>
+        <w:rPr>
+          <w:lang w:val="pt_PT" w:bidi="pt_PT"/>
+        </w:rPr>
         <w:t xml:space="preserve">O desastre que ocorreu em Judá foi uma praga catastrófica de gafanhotos. Alguns comentaristas interpretaram os quatro tipos de </w:t>
       </w:r>
       <w:r>
         <w:rPr>
           <w:i/>
+          <w:lang w:val="pt_PT" w:bidi="pt_PT"/>
         </w:rPr>
         <w:t>gafanhotos</w:t>
       </w:r>
       <w:r>
+        <w:rPr>
+          <w:lang w:val="pt_PT" w:bidi="pt_PT"/>
+        </w:rPr>
         <w:t xml:space="preserve"> mencionados aqui como representações de quatro antigos impérios que conquistaram Israel. Outros sugeriram que as palavras indicam quatro estágios no desenvolvimento dos gafanhotos. Muito provavelmente, o profeta estava usando múltiplos termos para enfatizar a extensão da destruição causada por onda após onda desses vorazes insetos.</w:t>
       </w:r>
-      <w:r/>
-      <w:r/>
-    </w:p>
-    <w:p>
-      <w:r/>
+      <w:r>
+        <w:rPr>
+          <w:lang w:val="pt_PT" w:bidi="pt_PT"/>
+        </w:rPr>
+      </w:r>
+      <w:r>
+        <w:rPr>
+          <w:lang w:val="pt_PT" w:bidi="pt_PT"/>
+        </w:rPr>
+      </w:r>
+    </w:p>
+    <w:p>
+      <w:pPr/>
+      <w:r>
+        <w:rPr>
+          <w:lang w:val="pt_PT" w:bidi="pt_PT"/>
+        </w:rPr>
+      </w:r>
     </w:p>
     <w:p>
       <w:pPr>
         <w:pStyle w:val="Heading2"/>
       </w:pPr>
       <w:r>
+        <w:rPr>
+          <w:lang w:val="pt_PT" w:bidi="pt_PT"/>
+        </w:rPr>
         <w:t>Joel 1.5</w:t>
       </w:r>
-      <w:r/>
-    </w:p>
-    <w:p>
-      <w:r/>
-      <w:r>
+      <w:r>
+        <w:rPr>
+          <w:lang w:val="pt_PT" w:bidi="pt_PT"/>
+        </w:rPr>
+      </w:r>
+    </w:p>
+    <w:p>
+      <w:pPr/>
+      <w:r>
+        <w:rPr>
+          <w:lang w:val="pt_PT" w:bidi="pt_PT"/>
+        </w:rPr>
+      </w:r>
+      <w:r>
+        <w:rPr>
+          <w:lang w:val="pt_PT" w:bidi="pt_PT"/>
+        </w:rPr>
         <w:t>Despertai... chorai e gemei: O profeta procurou despertar o povo e alertá-lo sobre a gravidade da praga de gafanhotos.</w:t>
       </w:r>
-      <w:r/>
-      <w:r/>
-    </w:p>
-    <w:p>
-      <w:r/>
+      <w:r>
+        <w:rPr>
+          <w:lang w:val="pt_PT" w:bidi="pt_PT"/>
+        </w:rPr>
+      </w:r>
+      <w:r>
+        <w:rPr>
+          <w:lang w:val="pt_PT" w:bidi="pt_PT"/>
+        </w:rPr>
+      </w:r>
+    </w:p>
+    <w:p>
+      <w:pPr/>
+      <w:r>
+        <w:rPr>
+          <w:lang w:val="pt_PT" w:bidi="pt_PT"/>
+        </w:rPr>
+      </w:r>
     </w:p>
     <w:p>
       <w:pPr>
         <w:pStyle w:val="Heading2"/>
       </w:pPr>
       <w:r>
+        <w:rPr>
+          <w:lang w:val="pt_PT" w:bidi="pt_PT"/>
+        </w:rPr>
         <w:t>Joel 1.7</w:t>
       </w:r>
-      <w:r/>
-    </w:p>
-    <w:p>
-      <w:r/>
-      <w:r>
+      <w:r>
+        <w:rPr>
+          <w:lang w:val="pt_PT" w:bidi="pt_PT"/>
+        </w:rPr>
+      </w:r>
+    </w:p>
+    <w:p>
+      <w:pPr/>
+      <w:r>
+        <w:rPr>
+          <w:lang w:val="pt_PT" w:bidi="pt_PT"/>
+        </w:rPr>
+      </w:r>
+      <w:r>
+        <w:rPr>
+          <w:lang w:val="pt_PT" w:bidi="pt_PT"/>
+        </w:rPr>
         <w:t>O poder destrutivo dos gafanhotos está bem documentado tanto em tempos antigos quanto modernos. Esses insetos insaciáveis consomem culturas anuais como grãos e vegetais, além de destruir árvores frutíferas perenes e vinhas, deixando os galhos brancos e nus.</w:t>
       </w:r>
-      <w:r/>
-      <w:r/>
-    </w:p>
-    <w:p>
-      <w:r/>
+      <w:r>
+        <w:rPr>
+          <w:lang w:val="pt_PT" w:bidi="pt_PT"/>
+        </w:rPr>
+      </w:r>
+      <w:r>
+        <w:rPr>
+          <w:lang w:val="pt_PT" w:bidi="pt_PT"/>
+        </w:rPr>
+      </w:r>
+    </w:p>
+    <w:p>
+      <w:pPr/>
+      <w:r>
+        <w:rPr>
+          <w:lang w:val="pt_PT" w:bidi="pt_PT"/>
+        </w:rPr>
+      </w:r>
     </w:p>
     <w:p>
       <w:pPr>
         <w:pStyle w:val="Heading2"/>
       </w:pPr>
       <w:r>
+        <w:rPr>
+          <w:lang w:val="pt_PT" w:bidi="pt_PT"/>
+        </w:rPr>
         <w:t>Joel 1.8</w:t>
       </w:r>
-      <w:r/>
-    </w:p>
-    <w:p>
-      <w:r/>
-      <w:r>
+      <w:r>
+        <w:rPr>
+          <w:lang w:val="pt_PT" w:bidi="pt_PT"/>
+        </w:rPr>
+      </w:r>
+    </w:p>
+    <w:p>
+      <w:pPr/>
+      <w:r>
+        <w:rPr>
+          <w:lang w:val="pt_PT" w:bidi="pt_PT"/>
+        </w:rPr>
+      </w:r>
+      <w:r>
+        <w:rPr>
+          <w:lang w:val="pt_PT" w:bidi="pt_PT"/>
+        </w:rPr>
         <w:t xml:space="preserve">Chore como uma noiva (literalmente </w:t>
       </w:r>
       <w:r>
         <w:rPr>
           <w:i/>
+          <w:lang w:val="pt_PT" w:bidi="pt_PT"/>
         </w:rPr>
         <w:t>uma virgem</w:t>
       </w:r>
       <w:r>
+        <w:rPr>
+          <w:lang w:val="pt_PT" w:bidi="pt_PT"/>
+        </w:rPr>
         <w:t>): Judá é comparada a uma jovem noiva cujo casamento nunca é consumado devido à morte do seu marido.</w:t>
       </w:r>
-      <w:r/>
-      <w:r/>
-    </w:p>
-    <w:p>
-      <w:r/>
+      <w:r>
+        <w:rPr>
+          <w:lang w:val="pt_PT" w:bidi="pt_PT"/>
+        </w:rPr>
+      </w:r>
+      <w:r>
+        <w:rPr>
+          <w:lang w:val="pt_PT" w:bidi="pt_PT"/>
+        </w:rPr>
+      </w:r>
+    </w:p>
+    <w:p>
+      <w:pPr/>
+      <w:r>
+        <w:rPr>
+          <w:lang w:val="pt_PT" w:bidi="pt_PT"/>
+        </w:rPr>
+      </w:r>
     </w:p>
     <w:p>
       <w:pPr>
         <w:pStyle w:val="Heading2"/>
       </w:pPr>
       <w:r>
+        <w:rPr>
+          <w:lang w:val="pt_PT" w:bidi="pt_PT"/>
+        </w:rPr>
         <w:t>Joel 1.9</w:t>
       </w:r>
-      <w:r/>
-    </w:p>
-    <w:p>
-      <w:r/>
-      <w:r>
+      <w:r>
+        <w:rPr>
+          <w:lang w:val="pt_PT" w:bidi="pt_PT"/>
+        </w:rPr>
+      </w:r>
+    </w:p>
+    <w:p>
+      <w:pPr/>
+      <w:r>
+        <w:rPr>
+          <w:lang w:val="pt_PT" w:bidi="pt_PT"/>
+        </w:rPr>
+      </w:r>
+      <w:r>
+        <w:rPr>
+          <w:lang w:val="pt_PT" w:bidi="pt_PT"/>
+        </w:rPr>
         <w:t xml:space="preserve">A praga de gafanhotos ameaçou o povo de Judá com fome e interrompeu os sacrifícios diários regulares de animais, além das ofertas de grãos e vinho no Templo em Jerusalém (cp. </w:t>
       </w:r>
       <w:hyperlink r:id="rId17">
         <w:r>
+          <w:rPr>
+            <w:lang w:val="pt_PT" w:bidi="pt_PT"/>
+          </w:rPr>
           <w:rPr>
             <w:color w:val="0000EE"/>
             <w:u w:val="single"/>
@@ -414,10 +807,16 @@
         </w:r>
       </w:hyperlink>
       <w:r>
+        <w:rPr>
+          <w:lang w:val="pt_PT" w:bidi="pt_PT"/>
+        </w:rPr>
         <w:t xml:space="preserve">; </w:t>
       </w:r>
       <w:hyperlink r:id="rId18">
         <w:r>
+          <w:rPr>
+            <w:lang w:val="pt_PT" w:bidi="pt_PT"/>
+          </w:rPr>
           <w:rPr>
             <w:color w:val="0000EE"/>
             <w:u w:val="single"/>
@@ -426,50 +825,112 @@
         </w:r>
       </w:hyperlink>
       <w:r>
+        <w:rPr>
+          <w:lang w:val="pt_PT" w:bidi="pt_PT"/>
+        </w:rPr>
         <w:t>).</w:t>
       </w:r>
-      <w:r/>
-      <w:r/>
-    </w:p>
-    <w:p>
-      <w:r/>
+      <w:r>
+        <w:rPr>
+          <w:lang w:val="pt_PT" w:bidi="pt_PT"/>
+        </w:rPr>
+      </w:r>
+      <w:r>
+        <w:rPr>
+          <w:lang w:val="pt_PT" w:bidi="pt_PT"/>
+        </w:rPr>
+      </w:r>
+    </w:p>
+    <w:p>
+      <w:pPr/>
+      <w:r>
+        <w:rPr>
+          <w:lang w:val="pt_PT" w:bidi="pt_PT"/>
+        </w:rPr>
+      </w:r>
     </w:p>
     <w:p>
       <w:pPr>
         <w:pStyle w:val="Heading2"/>
       </w:pPr>
       <w:r>
+        <w:rPr>
+          <w:lang w:val="pt_PT" w:bidi="pt_PT"/>
+        </w:rPr>
         <w:t>Joel 1.10</w:t>
       </w:r>
-      <w:r/>
-    </w:p>
-    <w:p>
-      <w:r/>
-      <w:r>
+      <w:r>
+        <w:rPr>
+          <w:lang w:val="pt_PT" w:bidi="pt_PT"/>
+        </w:rPr>
+      </w:r>
+    </w:p>
+    <w:p>
+      <w:pPr/>
+      <w:r>
+        <w:rPr>
+          <w:lang w:val="pt_PT" w:bidi="pt_PT"/>
+        </w:rPr>
+      </w:r>
+      <w:r>
+        <w:rPr>
+          <w:lang w:val="pt_PT" w:bidi="pt_PT"/>
+        </w:rPr>
         <w:t>Os gafanhotos destruíram as três culturas básicas essenciais do antigo Israel: grãos, uvas e azeite de oliva.</w:t>
       </w:r>
-      <w:r/>
-      <w:r/>
-    </w:p>
-    <w:p>
-      <w:r/>
+      <w:r>
+        <w:rPr>
+          <w:lang w:val="pt_PT" w:bidi="pt_PT"/>
+        </w:rPr>
+      </w:r>
+      <w:r>
+        <w:rPr>
+          <w:lang w:val="pt_PT" w:bidi="pt_PT"/>
+        </w:rPr>
+      </w:r>
+    </w:p>
+    <w:p>
+      <w:pPr/>
+      <w:r>
+        <w:rPr>
+          <w:lang w:val="pt_PT" w:bidi="pt_PT"/>
+        </w:rPr>
+      </w:r>
     </w:p>
     <w:p>
       <w:pPr>
         <w:pStyle w:val="Heading2"/>
       </w:pPr>
       <w:r>
+        <w:rPr>
+          <w:lang w:val="pt_PT" w:bidi="pt_PT"/>
+        </w:rPr>
         <w:t>Joel 1.12</w:t>
       </w:r>
-      <w:r/>
-    </w:p>
-    <w:p>
-      <w:r/>
-      <w:r>
+      <w:r>
+        <w:rPr>
+          <w:lang w:val="pt_PT" w:bidi="pt_PT"/>
+        </w:rPr>
+      </w:r>
+    </w:p>
+    <w:p>
+      <w:pPr/>
+      <w:r>
+        <w:rPr>
+          <w:lang w:val="pt_PT" w:bidi="pt_PT"/>
+        </w:rPr>
+      </w:r>
+      <w:r>
+        <w:rPr>
+          <w:lang w:val="pt_PT" w:bidi="pt_PT"/>
+        </w:rPr>
         <w:t xml:space="preserve">A seca havia intensificado a devastação da praga de gafanhotos; tudo tinha murchado e secado (veja também </w:t>
       </w:r>
       <w:hyperlink r:id="rId19">
         <w:r>
+          <w:rPr>
+            <w:lang w:val="pt_PT" w:bidi="pt_PT"/>
+          </w:rPr>
           <w:rPr>
             <w:color w:val="0000EE"/>
             <w:u w:val="single"/>
@@ -478,30 +939,64 @@
         </w:r>
       </w:hyperlink>
       <w:r>
+        <w:rPr>
+          <w:lang w:val="pt_PT" w:bidi="pt_PT"/>
+        </w:rPr>
         <w:t>). Espiritualmente, a alegria do povo havia murchado junto com as árvores frutíferas.</w:t>
       </w:r>
-      <w:r/>
-      <w:r/>
-    </w:p>
-    <w:p>
-      <w:r/>
+      <w:r>
+        <w:rPr>
+          <w:lang w:val="pt_PT" w:bidi="pt_PT"/>
+        </w:rPr>
+      </w:r>
+      <w:r>
+        <w:rPr>
+          <w:lang w:val="pt_PT" w:bidi="pt_PT"/>
+        </w:rPr>
+      </w:r>
+    </w:p>
+    <w:p>
+      <w:pPr/>
+      <w:r>
+        <w:rPr>
+          <w:lang w:val="pt_PT" w:bidi="pt_PT"/>
+        </w:rPr>
+      </w:r>
     </w:p>
     <w:p>
       <w:pPr>
         <w:pStyle w:val="Heading2"/>
       </w:pPr>
       <w:r>
+        <w:rPr>
+          <w:lang w:val="pt_PT" w:bidi="pt_PT"/>
+        </w:rPr>
         <w:t>Joel 1.13–14</w:t>
       </w:r>
-      <w:r/>
-    </w:p>
-    <w:p>
-      <w:r/>
-      <w:r>
+      <w:r>
+        <w:rPr>
+          <w:lang w:val="pt_PT" w:bidi="pt_PT"/>
+        </w:rPr>
+      </w:r>
+    </w:p>
+    <w:p>
+      <w:pPr/>
+      <w:r>
+        <w:rPr>
+          <w:lang w:val="pt_PT" w:bidi="pt_PT"/>
+        </w:rPr>
+      </w:r>
+      <w:r>
+        <w:rPr>
+          <w:lang w:val="pt_PT" w:bidi="pt_PT"/>
+        </w:rPr>
         <w:t xml:space="preserve">Os sacerdotes deviam liderar todo o povo em ritos públicos de luto no Templo. Suas ações externas deveriam ser acompanhadas por uma mudança interior autêntica (veja </w:t>
       </w:r>
       <w:hyperlink r:id="rId20">
         <w:r>
+          <w:rPr>
+            <w:lang w:val="pt_PT" w:bidi="pt_PT"/>
+          </w:rPr>
           <w:rPr>
             <w:color w:val="0000EE"/>
             <w:u w:val="single"/>
@@ -510,30 +1005,64 @@
         </w:r>
       </w:hyperlink>
       <w:r>
+        <w:rPr>
+          <w:lang w:val="pt_PT" w:bidi="pt_PT"/>
+        </w:rPr>
         <w:t>).</w:t>
       </w:r>
-      <w:r/>
-      <w:r/>
-    </w:p>
-    <w:p>
-      <w:r/>
+      <w:r>
+        <w:rPr>
+          <w:lang w:val="pt_PT" w:bidi="pt_PT"/>
+        </w:rPr>
+      </w:r>
+      <w:r>
+        <w:rPr>
+          <w:lang w:val="pt_PT" w:bidi="pt_PT"/>
+        </w:rPr>
+      </w:r>
+    </w:p>
+    <w:p>
+      <w:pPr/>
+      <w:r>
+        <w:rPr>
+          <w:lang w:val="pt_PT" w:bidi="pt_PT"/>
+        </w:rPr>
+      </w:r>
     </w:p>
     <w:p>
       <w:pPr>
         <w:pStyle w:val="Heading2"/>
       </w:pPr>
       <w:r>
+        <w:rPr>
+          <w:lang w:val="pt_PT" w:bidi="pt_PT"/>
+        </w:rPr>
         <w:t>Joel 1.15</w:t>
       </w:r>
-      <w:r/>
-    </w:p>
-    <w:p>
-      <w:r/>
-      <w:r>
+      <w:r>
+        <w:rPr>
+          <w:lang w:val="pt_PT" w:bidi="pt_PT"/>
+        </w:rPr>
+      </w:r>
+    </w:p>
+    <w:p>
+      <w:pPr/>
+      <w:r>
+        <w:rPr>
+          <w:lang w:val="pt_PT" w:bidi="pt_PT"/>
+        </w:rPr>
+      </w:r>
+      <w:r>
+        <w:rPr>
+          <w:lang w:val="pt_PT" w:bidi="pt_PT"/>
+        </w:rPr>
         <w:t>A praga de gafanhotos não foi simplesmente um evento natural, mas um sinal de que o dia do Senhor estava próximo. Começando com Amós nos anos 700 a.C. (</w:t>
       </w:r>
       <w:hyperlink r:id="rId21">
         <w:r>
+          <w:rPr>
+            <w:lang w:val="pt_PT" w:bidi="pt_PT"/>
+          </w:rPr>
           <w:rPr>
             <w:color w:val="0000EE"/>
             <w:u w:val="single"/>
@@ -542,135 +1071,273 @@
         </w:r>
       </w:hyperlink>
       <w:r>
+        <w:rPr>
+          <w:lang w:val="pt_PT" w:bidi="pt_PT"/>
+        </w:rPr>
         <w:t xml:space="preserve">), os profetas haviam falado de um tempo futuro quando Deus interviria na história humana para julgar os ímpios e vindicar os justos. • assolação... do Todo-poderoso: O texto hebraico destaca os sons semelhantes da palavra </w:t>
       </w:r>
       <w:r>
         <w:rPr>
           <w:i/>
+          <w:lang w:val="pt_PT" w:bidi="pt_PT"/>
         </w:rPr>
         <w:t>destruição</w:t>
       </w:r>
       <w:r>
+        <w:rPr>
+          <w:lang w:val="pt_PT" w:bidi="pt_PT"/>
+        </w:rPr>
         <w:t xml:space="preserve"> (shod) e o título </w:t>
       </w:r>
       <w:r>
         <w:rPr>
           <w:i/>
+          <w:lang w:val="pt_PT" w:bidi="pt_PT"/>
         </w:rPr>
         <w:t>o Todo-poderoso</w:t>
       </w:r>
       <w:r>
+        <w:rPr>
+          <w:lang w:val="pt_PT" w:bidi="pt_PT"/>
+        </w:rPr>
         <w:t xml:space="preserve"> (shadday).</w:t>
       </w:r>
-      <w:r/>
-      <w:r/>
-    </w:p>
-    <w:p>
-      <w:r/>
+      <w:r>
+        <w:rPr>
+          <w:lang w:val="pt_PT" w:bidi="pt_PT"/>
+        </w:rPr>
+      </w:r>
+      <w:r>
+        <w:rPr>
+          <w:lang w:val="pt_PT" w:bidi="pt_PT"/>
+        </w:rPr>
+      </w:r>
+    </w:p>
+    <w:p>
+      <w:pPr/>
+      <w:r>
+        <w:rPr>
+          <w:lang w:val="pt_PT" w:bidi="pt_PT"/>
+        </w:rPr>
+      </w:r>
     </w:p>
     <w:p>
       <w:pPr>
         <w:pStyle w:val="Heading2"/>
       </w:pPr>
       <w:r>
+        <w:rPr>
+          <w:lang w:val="pt_PT" w:bidi="pt_PT"/>
+        </w:rPr>
         <w:t>Joel 1.17</w:t>
       </w:r>
-      <w:r/>
-    </w:p>
-    <w:p>
-      <w:r/>
-      <w:r>
+      <w:r>
+        <w:rPr>
+          <w:lang w:val="pt_PT" w:bidi="pt_PT"/>
+        </w:rPr>
+      </w:r>
+    </w:p>
+    <w:p>
+      <w:pPr/>
+      <w:r>
+        <w:rPr>
+          <w:lang w:val="pt_PT" w:bidi="pt_PT"/>
+        </w:rPr>
+      </w:r>
+      <w:r>
+        <w:rPr>
+          <w:lang w:val="pt_PT" w:bidi="pt_PT"/>
+        </w:rPr>
         <w:t>A peste e a seca tinham reduzido tanto o suprimento de alimentos que os celeiros estavam vazios.</w:t>
       </w:r>
-      <w:r/>
-      <w:r/>
-    </w:p>
-    <w:p>
-      <w:r/>
+      <w:r>
+        <w:rPr>
+          <w:lang w:val="pt_PT" w:bidi="pt_PT"/>
+        </w:rPr>
+      </w:r>
+      <w:r>
+        <w:rPr>
+          <w:lang w:val="pt_PT" w:bidi="pt_PT"/>
+        </w:rPr>
+      </w:r>
+    </w:p>
+    <w:p>
+      <w:pPr/>
+      <w:r>
+        <w:rPr>
+          <w:lang w:val="pt_PT" w:bidi="pt_PT"/>
+        </w:rPr>
+      </w:r>
     </w:p>
     <w:p>
       <w:pPr>
         <w:pStyle w:val="Heading2"/>
       </w:pPr>
       <w:r>
+        <w:rPr>
+          <w:lang w:val="pt_PT" w:bidi="pt_PT"/>
+        </w:rPr>
         <w:t>Joel 1.18</w:t>
       </w:r>
-      <w:r/>
-    </w:p>
-    <w:p>
-      <w:r/>
-      <w:r>
+      <w:r>
+        <w:rPr>
+          <w:lang w:val="pt_PT" w:bidi="pt_PT"/>
+        </w:rPr>
+      </w:r>
+    </w:p>
+    <w:p>
+      <w:pPr/>
+      <w:r>
+        <w:rPr>
+          <w:lang w:val="pt_PT" w:bidi="pt_PT"/>
+        </w:rPr>
+      </w:r>
+      <w:r>
+        <w:rPr>
+          <w:lang w:val="pt_PT" w:bidi="pt_PT"/>
+        </w:rPr>
         <w:t>Os habitantes de Judá estavam sob forte pressão pela fome; até mesmo as ovelhas e cabras</w:t>
       </w:r>
       <w:r>
         <w:rPr>
           <w:i/>
+          <w:lang w:val="pt_PT" w:bidi="pt_PT"/>
         </w:rPr>
         <w:t>,</w:t>
       </w:r>
       <w:r>
+        <w:rPr>
+          <w:lang w:val="pt_PT" w:bidi="pt_PT"/>
+        </w:rPr>
         <w:t xml:space="preserve"> animais que podem viver com forragem muito escassa, balem de miséria devido à falta de alimento.</w:t>
       </w:r>
-      <w:r/>
-      <w:r/>
-    </w:p>
-    <w:p>
-      <w:r/>
+      <w:r>
+        <w:rPr>
+          <w:lang w:val="pt_PT" w:bidi="pt_PT"/>
+        </w:rPr>
+      </w:r>
+      <w:r>
+        <w:rPr>
+          <w:lang w:val="pt_PT" w:bidi="pt_PT"/>
+        </w:rPr>
+      </w:r>
+    </w:p>
+    <w:p>
+      <w:pPr/>
+      <w:r>
+        <w:rPr>
+          <w:lang w:val="pt_PT" w:bidi="pt_PT"/>
+        </w:rPr>
+      </w:r>
     </w:p>
     <w:p>
       <w:pPr>
         <w:pStyle w:val="Heading2"/>
       </w:pPr>
       <w:r>
+        <w:rPr>
+          <w:lang w:val="pt_PT" w:bidi="pt_PT"/>
+        </w:rPr>
         <w:t>Joel 1.19</w:t>
       </w:r>
-      <w:r/>
-    </w:p>
-    <w:p>
-      <w:r/>
-      <w:r>
+      <w:r>
+        <w:rPr>
+          <w:lang w:val="pt_PT" w:bidi="pt_PT"/>
+        </w:rPr>
+      </w:r>
+    </w:p>
+    <w:p>
+      <w:pPr/>
+      <w:r>
+        <w:rPr>
+          <w:lang w:val="pt_PT" w:bidi="pt_PT"/>
+        </w:rPr>
+      </w:r>
+      <w:r>
+        <w:rPr>
+          <w:lang w:val="pt_PT" w:bidi="pt_PT"/>
+        </w:rPr>
         <w:t xml:space="preserve">Senhor, ajude-nos! (literalmente </w:t>
       </w:r>
       <w:r>
         <w:rPr>
           <w:i/>
+          <w:lang w:val="pt_PT" w:bidi="pt_PT"/>
         </w:rPr>
         <w:t>a ti,</w:t>
       </w:r>
       <w:r>
+        <w:rPr>
+          <w:lang w:val="pt_PT" w:bidi="pt_PT"/>
+        </w:rPr>
         <w:t xml:space="preserve"> Senhor</w:t>
       </w:r>
       <w:r>
         <w:rPr>
           <w:i/>
+          <w:lang w:val="pt_PT" w:bidi="pt_PT"/>
         </w:rPr>
         <w:t>, eu clamo</w:t>
       </w:r>
       <w:r>
+        <w:rPr>
+          <w:lang w:val="pt_PT" w:bidi="pt_PT"/>
+        </w:rPr>
         <w:t>): Joel respondeu à praga com uma oração sincera. O único recurso do povo era voltar-se para o soberano Senhor do céu e da terra e apelar à sua bondade; só ele poderia reverter a situação desesperadora deles.</w:t>
       </w:r>
-      <w:r/>
-      <w:r/>
-    </w:p>
-    <w:p>
-      <w:r/>
+      <w:r>
+        <w:rPr>
+          <w:lang w:val="pt_PT" w:bidi="pt_PT"/>
+        </w:rPr>
+      </w:r>
+      <w:r>
+        <w:rPr>
+          <w:lang w:val="pt_PT" w:bidi="pt_PT"/>
+        </w:rPr>
+      </w:r>
+    </w:p>
+    <w:p>
+      <w:pPr/>
+      <w:r>
+        <w:rPr>
+          <w:lang w:val="pt_PT" w:bidi="pt_PT"/>
+        </w:rPr>
+      </w:r>
     </w:p>
     <w:p>
       <w:pPr>
         <w:pStyle w:val="Heading2"/>
       </w:pPr>
       <w:r>
+        <w:rPr>
+          <w:lang w:val="pt_PT" w:bidi="pt_PT"/>
+        </w:rPr>
         <w:t>Joel 1.20</w:t>
       </w:r>
-      <w:r/>
-    </w:p>
-    <w:p>
-      <w:r/>
-      <w:r>
+      <w:r>
+        <w:rPr>
+          <w:lang w:val="pt_PT" w:bidi="pt_PT"/>
+        </w:rPr>
+      </w:r>
+    </w:p>
+    <w:p>
+      <w:pPr/>
+      <w:r>
+        <w:rPr>
+          <w:lang w:val="pt_PT" w:bidi="pt_PT"/>
+        </w:rPr>
+      </w:r>
+      <w:r>
+        <w:rPr>
+          <w:lang w:val="pt_PT" w:bidi="pt_PT"/>
+        </w:rPr>
         <w:t>Toda a criação sofre por causa do pecado humano (</w:t>
       </w:r>
       <w:hyperlink r:id="rId22">
         <w:r>
+          <w:rPr>
+            <w:lang w:val="pt_PT" w:bidi="pt_PT"/>
+          </w:rPr>
           <w:rPr>
             <w:color w:val="0000EE"/>
             <w:u w:val="single"/>
@@ -679,10 +1346,16 @@
         </w:r>
       </w:hyperlink>
       <w:r>
+        <w:rPr>
+          <w:lang w:val="pt_PT" w:bidi="pt_PT"/>
+        </w:rPr>
         <w:t xml:space="preserve">; </w:t>
       </w:r>
       <w:hyperlink r:id="rId23">
         <w:r>
+          <w:rPr>
+            <w:lang w:val="pt_PT" w:bidi="pt_PT"/>
+          </w:rPr>
           <w:rPr>
             <w:color w:val="0000EE"/>
             <w:u w:val="single"/>
@@ -691,10 +1364,16 @@
         </w:r>
       </w:hyperlink>
       <w:r>
+        <w:rPr>
+          <w:lang w:val="pt_PT" w:bidi="pt_PT"/>
+        </w:rPr>
         <w:t xml:space="preserve">; </w:t>
       </w:r>
       <w:hyperlink r:id="rId24">
         <w:r>
+          <w:rPr>
+            <w:lang w:val="pt_PT" w:bidi="pt_PT"/>
+          </w:rPr>
           <w:rPr>
             <w:color w:val="0000EE"/>
             <w:u w:val="single"/>
@@ -703,10 +1382,16 @@
         </w:r>
       </w:hyperlink>
       <w:r>
+        <w:rPr>
+          <w:lang w:val="pt_PT" w:bidi="pt_PT"/>
+        </w:rPr>
         <w:t xml:space="preserve">) — até mesmo os animais selvagens clamam a Deus. A palavra hebraica traduzida como “clamar” é a mesma usada em </w:t>
       </w:r>
       <w:hyperlink r:id="rId25">
         <w:r>
+          <w:rPr>
+            <w:lang w:val="pt_PT" w:bidi="pt_PT"/>
+          </w:rPr>
           <w:rPr>
             <w:color w:val="0000EE"/>
             <w:u w:val="single"/>
@@ -715,10 +1400,16 @@
         </w:r>
       </w:hyperlink>
       <w:r>
+        <w:rPr>
+          <w:lang w:val="pt_PT" w:bidi="pt_PT"/>
+        </w:rPr>
         <w:t xml:space="preserve"> do cervo que “anseia” por correntes de água. As feras, necessitando urgentemente de seu alimento e bebida, dão um exemplo de como o povo de Judá e Jerusalém deve buscar seu Senhor (cp. </w:t>
       </w:r>
       <w:hyperlink r:id="rId26">
         <w:r>
+          <w:rPr>
+            <w:lang w:val="pt_PT" w:bidi="pt_PT"/>
+          </w:rPr>
           <w:rPr>
             <w:color w:val="0000EE"/>
             <w:u w:val="single"/>
@@ -727,30 +1418,64 @@
         </w:r>
       </w:hyperlink>
       <w:r>
+        <w:rPr>
+          <w:lang w:val="pt_PT" w:bidi="pt_PT"/>
+        </w:rPr>
         <w:t>).</w:t>
       </w:r>
-      <w:r/>
-      <w:r/>
-    </w:p>
-    <w:p>
-      <w:r/>
+      <w:r>
+        <w:rPr>
+          <w:lang w:val="pt_PT" w:bidi="pt_PT"/>
+        </w:rPr>
+      </w:r>
+      <w:r>
+        <w:rPr>
+          <w:lang w:val="pt_PT" w:bidi="pt_PT"/>
+        </w:rPr>
+      </w:r>
+    </w:p>
+    <w:p>
+      <w:pPr/>
+      <w:r>
+        <w:rPr>
+          <w:lang w:val="pt_PT" w:bidi="pt_PT"/>
+        </w:rPr>
+      </w:r>
     </w:p>
     <w:p>
       <w:pPr>
         <w:pStyle w:val="Heading2"/>
       </w:pPr>
       <w:r>
+        <w:rPr>
+          <w:lang w:val="pt_PT" w:bidi="pt_PT"/>
+        </w:rPr>
         <w:t>Joel 2.1</w:t>
       </w:r>
-      <w:r/>
-    </w:p>
-    <w:p>
-      <w:r/>
-      <w:r>
+      <w:r>
+        <w:rPr>
+          <w:lang w:val="pt_PT" w:bidi="pt_PT"/>
+        </w:rPr>
+      </w:r>
+    </w:p>
+    <w:p>
+      <w:pPr/>
+      <w:r>
+        <w:rPr>
+          <w:lang w:val="pt_PT" w:bidi="pt_PT"/>
+        </w:rPr>
+      </w:r>
+      <w:r>
+        <w:rPr>
+          <w:lang w:val="pt_PT" w:bidi="pt_PT"/>
+        </w:rPr>
         <w:t xml:space="preserve">Quando uma cidade antiga era atacada, os vigias na muralha da cidade soavam o alarme tocando a trombeta, um instrumento de chifre de carneiro chamado shofar (veja também </w:t>
       </w:r>
       <w:hyperlink r:id="rId27">
         <w:r>
+          <w:rPr>
+            <w:lang w:val="pt_PT" w:bidi="pt_PT"/>
+          </w:rPr>
           <w:rPr>
             <w:color w:val="0000EE"/>
             <w:u w:val="single"/>
@@ -759,30 +1484,64 @@
         </w:r>
       </w:hyperlink>
       <w:r>
+        <w:rPr>
+          <w:lang w:val="pt_PT" w:bidi="pt_PT"/>
+        </w:rPr>
         <w:t>), para chamar todos os defensores a repelir o inimigo.</w:t>
       </w:r>
-      <w:r/>
-      <w:r/>
-    </w:p>
-    <w:p>
-      <w:r/>
+      <w:r>
+        <w:rPr>
+          <w:lang w:val="pt_PT" w:bidi="pt_PT"/>
+        </w:rPr>
+      </w:r>
+      <w:r>
+        <w:rPr>
+          <w:lang w:val="pt_PT" w:bidi="pt_PT"/>
+        </w:rPr>
+      </w:r>
+    </w:p>
+    <w:p>
+      <w:pPr/>
+      <w:r>
+        <w:rPr>
+          <w:lang w:val="pt_PT" w:bidi="pt_PT"/>
+        </w:rPr>
+      </w:r>
     </w:p>
     <w:p>
       <w:pPr>
         <w:pStyle w:val="Heading2"/>
       </w:pPr>
       <w:r>
+        <w:rPr>
+          <w:lang w:val="pt_PT" w:bidi="pt_PT"/>
+        </w:rPr>
         <w:t>Joel 2.1–11</w:t>
       </w:r>
-      <w:r/>
-    </w:p>
-    <w:p>
-      <w:r/>
-      <w:r>
+      <w:r>
+        <w:rPr>
+          <w:lang w:val="pt_PT" w:bidi="pt_PT"/>
+        </w:rPr>
+      </w:r>
+    </w:p>
+    <w:p>
+      <w:pPr/>
+      <w:r>
+        <w:rPr>
+          <w:lang w:val="pt_PT" w:bidi="pt_PT"/>
+        </w:rPr>
+      </w:r>
+      <w:r>
+        <w:rPr>
+          <w:lang w:val="pt_PT" w:bidi="pt_PT"/>
+        </w:rPr>
         <w:t xml:space="preserve">Alguns consideram esta seção como um segundo relato da praga de gafanhotos descrita no capítulo </w:t>
       </w:r>
       <w:hyperlink r:id="rId28">
         <w:r>
+          <w:rPr>
+            <w:lang w:val="pt_PT" w:bidi="pt_PT"/>
+          </w:rPr>
           <w:rPr>
             <w:color w:val="0000EE"/>
             <w:u w:val="single"/>
@@ -791,10 +1550,16 @@
         </w:r>
       </w:hyperlink>
       <w:r>
+        <w:rPr>
+          <w:lang w:val="pt_PT" w:bidi="pt_PT"/>
+        </w:rPr>
         <w:t xml:space="preserve">, mas no capítulo </w:t>
       </w:r>
       <w:hyperlink r:id="rId28">
         <w:r>
+          <w:rPr>
+            <w:lang w:val="pt_PT" w:bidi="pt_PT"/>
+          </w:rPr>
           <w:rPr>
             <w:color w:val="0000EE"/>
             <w:u w:val="single"/>
@@ -803,39 +1568,77 @@
         </w:r>
       </w:hyperlink>
       <w:r>
+        <w:rPr>
+          <w:lang w:val="pt_PT" w:bidi="pt_PT"/>
+        </w:rPr>
         <w:t>, a praga está no passado, enquanto nesta seção, os tempos verbais parecem retratá-la como um evento futuro. Assim, outros veem isso como um aviso de mais uma praga de gafanhotos. Ainda outros comentaristas entendem esta passagem como uma descrição apocalíptica do dia vindouro do Senhor</w:t>
       </w:r>
       <w:r>
         <w:rPr>
           <w:i/>
+          <w:lang w:val="pt_PT" w:bidi="pt_PT"/>
         </w:rPr>
         <w:t>,</w:t>
       </w:r>
       <w:r>
+        <w:rPr>
+          <w:lang w:val="pt_PT" w:bidi="pt_PT"/>
+        </w:rPr>
         <w:t xml:space="preserve"> usando a linguagem de uma praga de gafanhotos para descrever um exército humano invasor.</w:t>
       </w:r>
-      <w:r/>
-      <w:r/>
-    </w:p>
-    <w:p>
-      <w:r/>
+      <w:r>
+        <w:rPr>
+          <w:lang w:val="pt_PT" w:bidi="pt_PT"/>
+        </w:rPr>
+      </w:r>
+      <w:r>
+        <w:rPr>
+          <w:lang w:val="pt_PT" w:bidi="pt_PT"/>
+        </w:rPr>
+      </w:r>
+    </w:p>
+    <w:p>
+      <w:pPr/>
+      <w:r>
+        <w:rPr>
+          <w:lang w:val="pt_PT" w:bidi="pt_PT"/>
+        </w:rPr>
+      </w:r>
     </w:p>
     <w:p>
       <w:pPr>
         <w:pStyle w:val="Heading2"/>
       </w:pPr>
       <w:r>
+        <w:rPr>
+          <w:lang w:val="pt_PT" w:bidi="pt_PT"/>
+        </w:rPr>
         <w:t>Joel 2.2</w:t>
       </w:r>
-      <w:r/>
-    </w:p>
-    <w:p>
-      <w:r/>
-      <w:r>
+      <w:r>
+        <w:rPr>
+          <w:lang w:val="pt_PT" w:bidi="pt_PT"/>
+        </w:rPr>
+      </w:r>
+    </w:p>
+    <w:p>
+      <w:pPr/>
+      <w:r>
+        <w:rPr>
+          <w:lang w:val="pt_PT" w:bidi="pt_PT"/>
+        </w:rPr>
+      </w:r>
+      <w:r>
+        <w:rPr>
+          <w:lang w:val="pt_PT" w:bidi="pt_PT"/>
+        </w:rPr>
         <w:t>Alguns líderes religiosos ensinaram ao povo de Jerusalém e Judá que o dia do Senhor seria um tempo de bênção para o povo de Deus. Ecoando o profeta Sofonias (</w:t>
       </w:r>
       <w:hyperlink r:id="rId29">
         <w:r>
+          <w:rPr>
+            <w:lang w:val="pt_PT" w:bidi="pt_PT"/>
+          </w:rPr>
           <w:rPr>
             <w:color w:val="0000EE"/>
             <w:u w:val="single"/>
@@ -844,10 +1647,16 @@
         </w:r>
       </w:hyperlink>
       <w:r>
+        <w:rPr>
+          <w:lang w:val="pt_PT" w:bidi="pt_PT"/>
+        </w:rPr>
         <w:t xml:space="preserve">), Joel proclamou que, em vez disso, seria um dia de trevas e escuridão (veja também </w:t>
       </w:r>
       <w:hyperlink r:id="rId30">
         <w:r>
+          <w:rPr>
+            <w:lang w:val="pt_PT" w:bidi="pt_PT"/>
+          </w:rPr>
           <w:rPr>
             <w:color w:val="0000EE"/>
             <w:u w:val="single"/>
@@ -856,39 +1665,77 @@
         </w:r>
       </w:hyperlink>
       <w:r>
+        <w:rPr>
+          <w:lang w:val="pt_PT" w:bidi="pt_PT"/>
+        </w:rPr>
         <w:t>).</w:t>
       </w:r>
-      <w:r/>
-      <w:r/>
-    </w:p>
-    <w:p>
-      <w:r/>
+      <w:r>
+        <w:rPr>
+          <w:lang w:val="pt_PT" w:bidi="pt_PT"/>
+        </w:rPr>
+      </w:r>
+      <w:r>
+        <w:rPr>
+          <w:lang w:val="pt_PT" w:bidi="pt_PT"/>
+        </w:rPr>
+      </w:r>
+    </w:p>
+    <w:p>
+      <w:pPr/>
+      <w:r>
+        <w:rPr>
+          <w:lang w:val="pt_PT" w:bidi="pt_PT"/>
+        </w:rPr>
+      </w:r>
     </w:p>
     <w:p>
       <w:pPr>
         <w:pStyle w:val="Heading2"/>
       </w:pPr>
       <w:r>
+        <w:rPr>
+          <w:lang w:val="pt_PT" w:bidi="pt_PT"/>
+        </w:rPr>
         <w:t>Joel 2.3</w:t>
       </w:r>
-      <w:r/>
-    </w:p>
-    <w:p>
-      <w:r/>
-      <w:r>
+      <w:r>
+        <w:rPr>
+          <w:lang w:val="pt_PT" w:bidi="pt_PT"/>
+        </w:rPr>
+      </w:r>
+    </w:p>
+    <w:p>
+      <w:pPr/>
+      <w:r>
+        <w:rPr>
+          <w:lang w:val="pt_PT" w:bidi="pt_PT"/>
+        </w:rPr>
+      </w:r>
+      <w:r>
+        <w:rPr>
+          <w:lang w:val="pt_PT" w:bidi="pt_PT"/>
+        </w:rPr>
         <w:t>A destruição causada pelo exército invasor seria como um incêndio florestal furioso. Antes do ataque, a terra parecia o Jardim do Éden</w:t>
       </w:r>
       <w:r>
         <w:rPr>
           <w:i/>
+          <w:lang w:val="pt_PT" w:bidi="pt_PT"/>
         </w:rPr>
         <w:t>,</w:t>
       </w:r>
       <w:r>
+        <w:rPr>
+          <w:lang w:val="pt_PT" w:bidi="pt_PT"/>
+        </w:rPr>
         <w:t xml:space="preserve"> mas depois, não seria nada além de desolação (uma reversão de </w:t>
       </w:r>
       <w:hyperlink r:id="rId31">
         <w:r>
+          <w:rPr>
+            <w:lang w:val="pt_PT" w:bidi="pt_PT"/>
+          </w:rPr>
           <w:rPr>
             <w:color w:val="0000EE"/>
             <w:u w:val="single"/>
@@ -897,10 +1744,16 @@
         </w:r>
       </w:hyperlink>
       <w:r>
+        <w:rPr>
+          <w:lang w:val="pt_PT" w:bidi="pt_PT"/>
+        </w:rPr>
         <w:t xml:space="preserve"> e </w:t>
       </w:r>
       <w:hyperlink r:id="rId32">
         <w:r>
+          <w:rPr>
+            <w:lang w:val="pt_PT" w:bidi="pt_PT"/>
+          </w:rPr>
           <w:rPr>
             <w:color w:val="0000EE"/>
             <w:u w:val="single"/>
@@ -909,30 +1762,64 @@
         </w:r>
       </w:hyperlink>
       <w:r>
+        <w:rPr>
+          <w:lang w:val="pt_PT" w:bidi="pt_PT"/>
+        </w:rPr>
         <w:t>).</w:t>
       </w:r>
-      <w:r/>
-      <w:r/>
-    </w:p>
-    <w:p>
-      <w:r/>
+      <w:r>
+        <w:rPr>
+          <w:lang w:val="pt_PT" w:bidi="pt_PT"/>
+        </w:rPr>
+      </w:r>
+      <w:r>
+        <w:rPr>
+          <w:lang w:val="pt_PT" w:bidi="pt_PT"/>
+        </w:rPr>
+      </w:r>
+    </w:p>
+    <w:p>
+      <w:pPr/>
+      <w:r>
+        <w:rPr>
+          <w:lang w:val="pt_PT" w:bidi="pt_PT"/>
+        </w:rPr>
+      </w:r>
     </w:p>
     <w:p>
       <w:pPr>
         <w:pStyle w:val="Heading2"/>
       </w:pPr>
       <w:r>
+        <w:rPr>
+          <w:lang w:val="pt_PT" w:bidi="pt_PT"/>
+        </w:rPr>
         <w:t>Joel 2.4–5</w:t>
       </w:r>
-      <w:r/>
-    </w:p>
-    <w:p>
-      <w:r/>
-      <w:r>
+      <w:r>
+        <w:rPr>
+          <w:lang w:val="pt_PT" w:bidi="pt_PT"/>
+        </w:rPr>
+      </w:r>
+    </w:p>
+    <w:p>
+      <w:pPr/>
+      <w:r>
+        <w:rPr>
+          <w:lang w:val="pt_PT" w:bidi="pt_PT"/>
+        </w:rPr>
+      </w:r>
+      <w:r>
+        <w:rPr>
+          <w:lang w:val="pt_PT" w:bidi="pt_PT"/>
+        </w:rPr>
         <w:t xml:space="preserve">Eles se parecem com cavalos: A semelhança entre os gafanhotos e os cavalos (veja também </w:t>
       </w:r>
       <w:hyperlink r:id="rId33">
         <w:r>
+          <w:rPr>
+            <w:lang w:val="pt_PT" w:bidi="pt_PT"/>
+          </w:rPr>
           <w:rPr>
             <w:color w:val="0000EE"/>
             <w:u w:val="single"/>
@@ -941,30 +1828,64 @@
         </w:r>
       </w:hyperlink>
       <w:r>
+        <w:rPr>
+          <w:lang w:val="pt_PT" w:bidi="pt_PT"/>
+        </w:rPr>
         <w:t>) intensifica a imagem dos gafanhotos como um exército. • Ouça o barulho que eles fazem: O barulho feito por um enxame de gafanhotos pode ser ensurdecedor.</w:t>
       </w:r>
-      <w:r/>
-      <w:r/>
-    </w:p>
-    <w:p>
-      <w:r/>
+      <w:r>
+        <w:rPr>
+          <w:lang w:val="pt_PT" w:bidi="pt_PT"/>
+        </w:rPr>
+      </w:r>
+      <w:r>
+        <w:rPr>
+          <w:lang w:val="pt_PT" w:bidi="pt_PT"/>
+        </w:rPr>
+      </w:r>
+    </w:p>
+    <w:p>
+      <w:pPr/>
+      <w:r>
+        <w:rPr>
+          <w:lang w:val="pt_PT" w:bidi="pt_PT"/>
+        </w:rPr>
+      </w:r>
     </w:p>
     <w:p>
       <w:pPr>
         <w:pStyle w:val="Heading2"/>
       </w:pPr>
       <w:r>
+        <w:rPr>
+          <w:lang w:val="pt_PT" w:bidi="pt_PT"/>
+        </w:rPr>
         <w:t>Joel 2.6</w:t>
       </w:r>
-      <w:r/>
-    </w:p>
-    <w:p>
-      <w:r/>
-      <w:r>
+      <w:r>
+        <w:rPr>
+          <w:lang w:val="pt_PT" w:bidi="pt_PT"/>
+        </w:rPr>
+      </w:r>
+    </w:p>
+    <w:p>
+      <w:pPr/>
+      <w:r>
+        <w:rPr>
+          <w:lang w:val="pt_PT" w:bidi="pt_PT"/>
+        </w:rPr>
+      </w:r>
+      <w:r>
+        <w:rPr>
+          <w:lang w:val="pt_PT" w:bidi="pt_PT"/>
+        </w:rPr>
         <w:t xml:space="preserve">O medo toma conta de todas as pessoas: Antecipar a invasão preparou o povo para o chamado ao arrependimento em </w:t>
       </w:r>
       <w:hyperlink r:id="rId34">
         <w:r>
+          <w:rPr>
+            <w:lang w:val="pt_PT" w:bidi="pt_PT"/>
+          </w:rPr>
           <w:rPr>
             <w:color w:val="0000EE"/>
             <w:u w:val="single"/>
@@ -973,59 +1894,125 @@
         </w:r>
       </w:hyperlink>
       <w:r>
+        <w:rPr>
+          <w:lang w:val="pt_PT" w:bidi="pt_PT"/>
+        </w:rPr>
         <w:t>.</w:t>
       </w:r>
-      <w:r/>
-      <w:r/>
-    </w:p>
-    <w:p>
-      <w:r/>
+      <w:r>
+        <w:rPr>
+          <w:lang w:val="pt_PT" w:bidi="pt_PT"/>
+        </w:rPr>
+      </w:r>
+      <w:r>
+        <w:rPr>
+          <w:lang w:val="pt_PT" w:bidi="pt_PT"/>
+        </w:rPr>
+      </w:r>
+    </w:p>
+    <w:p>
+      <w:pPr/>
+      <w:r>
+        <w:rPr>
+          <w:lang w:val="pt_PT" w:bidi="pt_PT"/>
+        </w:rPr>
+      </w:r>
     </w:p>
     <w:p>
       <w:pPr>
         <w:pStyle w:val="Heading2"/>
       </w:pPr>
       <w:r>
+        <w:rPr>
+          <w:lang w:val="pt_PT" w:bidi="pt_PT"/>
+        </w:rPr>
         <w:t>Joel 2.7–9</w:t>
       </w:r>
-      <w:r/>
-    </w:p>
-    <w:p>
-      <w:r/>
-      <w:r>
+      <w:r>
+        <w:rPr>
+          <w:lang w:val="pt_PT" w:bidi="pt_PT"/>
+        </w:rPr>
+      </w:r>
+    </w:p>
+    <w:p>
+      <w:pPr/>
+      <w:r>
+        <w:rPr>
+          <w:lang w:val="pt_PT" w:bidi="pt_PT"/>
+        </w:rPr>
+      </w:r>
+      <w:r>
+        <w:rPr>
+          <w:lang w:val="pt_PT" w:bidi="pt_PT"/>
+        </w:rPr>
         <w:t>Os gafanhotos invadiriam tanto áreas urbanas quanto agrícolas, avançando como um exército disciplinado e bem treinado para escalar as muralhas da cidade e se espalhar por ela. Encontrando todos os meios de entrada, eles até subiriam pelas janelas como ladrões.</w:t>
       </w:r>
-      <w:r/>
-      <w:r/>
-    </w:p>
-    <w:p>
-      <w:r/>
+      <w:r>
+        <w:rPr>
+          <w:lang w:val="pt_PT" w:bidi="pt_PT"/>
+        </w:rPr>
+      </w:r>
+      <w:r>
+        <w:rPr>
+          <w:lang w:val="pt_PT" w:bidi="pt_PT"/>
+        </w:rPr>
+      </w:r>
+    </w:p>
+    <w:p>
+      <w:pPr/>
+      <w:r>
+        <w:rPr>
+          <w:lang w:val="pt_PT" w:bidi="pt_PT"/>
+        </w:rPr>
+      </w:r>
     </w:p>
     <w:p>
       <w:pPr>
         <w:pStyle w:val="Heading2"/>
       </w:pPr>
       <w:r>
+        <w:rPr>
+          <w:lang w:val="pt_PT" w:bidi="pt_PT"/>
+        </w:rPr>
         <w:t>Joel 2.10</w:t>
       </w:r>
-      <w:r/>
-    </w:p>
-    <w:p>
-      <w:r/>
-      <w:r>
+      <w:r>
+        <w:rPr>
+          <w:lang w:val="pt_PT" w:bidi="pt_PT"/>
+        </w:rPr>
+      </w:r>
+    </w:p>
+    <w:p>
+      <w:pPr/>
+      <w:r>
+        <w:rPr>
+          <w:lang w:val="pt_PT" w:bidi="pt_PT"/>
+        </w:rPr>
+      </w:r>
+      <w:r>
+        <w:rPr>
+          <w:lang w:val="pt_PT" w:bidi="pt_PT"/>
+        </w:rPr>
         <w:t xml:space="preserve">O tremor da terra e dos céus é um sinal típico de </w:t>
       </w:r>
       <w:r>
         <w:rPr>
           <w:i/>
+          <w:lang w:val="pt_PT" w:bidi="pt_PT"/>
         </w:rPr>
         <w:t>teofania,</w:t>
       </w:r>
       <w:r>
+        <w:rPr>
+          <w:lang w:val="pt_PT" w:bidi="pt_PT"/>
+        </w:rPr>
         <w:t xml:space="preserve"> uma aparição de Deus (veja </w:t>
       </w:r>
       <w:hyperlink r:id="rId35">
         <w:r>
+          <w:rPr>
+            <w:lang w:val="pt_PT" w:bidi="pt_PT"/>
+          </w:rPr>
           <w:rPr>
             <w:color w:val="0000EE"/>
             <w:u w:val="single"/>
@@ -1034,10 +2021,16 @@
         </w:r>
       </w:hyperlink>
       <w:r>
+        <w:rPr>
+          <w:lang w:val="pt_PT" w:bidi="pt_PT"/>
+        </w:rPr>
         <w:t xml:space="preserve">; </w:t>
       </w:r>
       <w:hyperlink r:id="rId36">
         <w:r>
+          <w:rPr>
+            <w:lang w:val="pt_PT" w:bidi="pt_PT"/>
+          </w:rPr>
           <w:rPr>
             <w:color w:val="0000EE"/>
             <w:u w:val="single"/>
@@ -1046,10 +2039,16 @@
         </w:r>
       </w:hyperlink>
       <w:r>
+        <w:rPr>
+          <w:lang w:val="pt_PT" w:bidi="pt_PT"/>
+        </w:rPr>
         <w:t xml:space="preserve">; </w:t>
       </w:r>
       <w:hyperlink r:id="rId37">
         <w:r>
+          <w:rPr>
+            <w:lang w:val="pt_PT" w:bidi="pt_PT"/>
+          </w:rPr>
           <w:rPr>
             <w:color w:val="0000EE"/>
             <w:u w:val="single"/>
@@ -1058,10 +2057,16 @@
         </w:r>
       </w:hyperlink>
       <w:r>
+        <w:rPr>
+          <w:lang w:val="pt_PT" w:bidi="pt_PT"/>
+        </w:rPr>
         <w:t>). O escurecimento do sol e da lua simboliza o julgamento divino (</w:t>
       </w:r>
       <w:hyperlink r:id="rId38">
         <w:r>
+          <w:rPr>
+            <w:lang w:val="pt_PT" w:bidi="pt_PT"/>
+          </w:rPr>
           <w:rPr>
             <w:color w:val="0000EE"/>
             <w:u w:val="single"/>
@@ -1070,68 +2075,138 @@
         </w:r>
       </w:hyperlink>
       <w:r>
+        <w:rPr>
+          <w:lang w:val="pt_PT" w:bidi="pt_PT"/>
+        </w:rPr>
         <w:t>).</w:t>
       </w:r>
-      <w:r/>
-      <w:r/>
-    </w:p>
-    <w:p>
-      <w:r/>
+      <w:r>
+        <w:rPr>
+          <w:lang w:val="pt_PT" w:bidi="pt_PT"/>
+        </w:rPr>
+      </w:r>
+      <w:r>
+        <w:rPr>
+          <w:lang w:val="pt_PT" w:bidi="pt_PT"/>
+        </w:rPr>
+      </w:r>
+    </w:p>
+    <w:p>
+      <w:pPr/>
+      <w:r>
+        <w:rPr>
+          <w:lang w:val="pt_PT" w:bidi="pt_PT"/>
+        </w:rPr>
+      </w:r>
     </w:p>
     <w:p>
       <w:pPr>
         <w:pStyle w:val="Heading2"/>
       </w:pPr>
       <w:r>
+        <w:rPr>
+          <w:lang w:val="pt_PT" w:bidi="pt_PT"/>
+        </w:rPr>
         <w:t>Joel 2.11</w:t>
       </w:r>
-      <w:r/>
-    </w:p>
-    <w:p>
-      <w:r/>
-      <w:r>
+      <w:r>
+        <w:rPr>
+          <w:lang w:val="pt_PT" w:bidi="pt_PT"/>
+        </w:rPr>
+      </w:r>
+    </w:p>
+    <w:p>
+      <w:pPr/>
+      <w:r>
+        <w:rPr>
+          <w:lang w:val="pt_PT" w:bidi="pt_PT"/>
+        </w:rPr>
+      </w:r>
+      <w:r>
+        <w:rPr>
+          <w:lang w:val="pt_PT" w:bidi="pt_PT"/>
+        </w:rPr>
         <w:t xml:space="preserve">O Senhor está à frente da coluna (literalmente </w:t>
       </w:r>
       <w:r>
         <w:rPr>
           <w:i/>
+          <w:lang w:val="pt_PT" w:bidi="pt_PT"/>
         </w:rPr>
         <w:t>o</w:t>
       </w:r>
       <w:r>
+        <w:rPr>
+          <w:lang w:val="pt_PT" w:bidi="pt_PT"/>
+        </w:rPr>
         <w:t xml:space="preserve"> Senhor</w:t>
       </w:r>
       <w:r>
         <w:rPr>
           <w:i/>
+          <w:lang w:val="pt_PT" w:bidi="pt_PT"/>
         </w:rPr>
         <w:t xml:space="preserve"> profere sua voz diante de seu exército</w:t>
       </w:r>
       <w:r>
+        <w:rPr>
+          <w:lang w:val="pt_PT" w:bidi="pt_PT"/>
+        </w:rPr>
         <w:t>): A destruição iminente não era simplesmente um ato da natureza ou o resultado da atividade humana, mas um ato de Deus. • Este é o seu poderoso exército: Deus executou este julgamento. • Quem pode sobreviver? Sem a graça e misericórdia de Deus, ninguém pode.</w:t>
       </w:r>
-      <w:r/>
-      <w:r/>
-    </w:p>
-    <w:p>
-      <w:r/>
+      <w:r>
+        <w:rPr>
+          <w:lang w:val="pt_PT" w:bidi="pt_PT"/>
+        </w:rPr>
+      </w:r>
+      <w:r>
+        <w:rPr>
+          <w:lang w:val="pt_PT" w:bidi="pt_PT"/>
+        </w:rPr>
+      </w:r>
+    </w:p>
+    <w:p>
+      <w:pPr/>
+      <w:r>
+        <w:rPr>
+          <w:lang w:val="pt_PT" w:bidi="pt_PT"/>
+        </w:rPr>
+      </w:r>
     </w:p>
     <w:p>
       <w:pPr>
         <w:pStyle w:val="Heading2"/>
       </w:pPr>
       <w:r>
+        <w:rPr>
+          <w:lang w:val="pt_PT" w:bidi="pt_PT"/>
+        </w:rPr>
         <w:t>Joel 2.12</w:t>
       </w:r>
-      <w:r/>
-    </w:p>
-    <w:p>
-      <w:r/>
-      <w:r>
+      <w:r>
+        <w:rPr>
+          <w:lang w:val="pt_PT" w:bidi="pt_PT"/>
+        </w:rPr>
+      </w:r>
+    </w:p>
+    <w:p>
+      <w:pPr/>
+      <w:r>
+        <w:rPr>
+          <w:lang w:val="pt_PT" w:bidi="pt_PT"/>
+        </w:rPr>
+      </w:r>
+      <w:r>
+        <w:rPr>
+          <w:lang w:val="pt_PT" w:bidi="pt_PT"/>
+        </w:rPr>
         <w:t xml:space="preserve">No texto original este versículo começa com as palavras "o Senhor diz", uma frase que frequentemente acompanha discursos divinos nos profetas. Esta é a única vez que ocorre em Joel (“diz o Senhor” em </w:t>
       </w:r>
       <w:hyperlink r:id="rId39">
         <w:r>
+          <w:rPr>
+            <w:lang w:val="pt_PT" w:bidi="pt_PT"/>
+          </w:rPr>
           <w:rPr>
             <w:color w:val="0000EE"/>
             <w:u w:val="single"/>
@@ -1140,50 +2215,112 @@
         </w:r>
       </w:hyperlink>
       <w:r>
+        <w:rPr>
+          <w:lang w:val="pt_PT" w:bidi="pt_PT"/>
+        </w:rPr>
         <w:t xml:space="preserve"> é fornecido pelos tradutores), e indica que este convite gracioso veio diretamente de Deus. • Voltem para mim agora, enquanto há tempo: O Senhor implorou ao seu povo que se arrependesse porque o dia do julgamento estava próximo. Ainda havia oportunidade de evitar a destruição iminente se eles retornassem ao Senhor seu Deus com verdadeiro arrependimento. • Ao contrário de outros profetas, Joel nunca cataloga os pecados cometidos pelo povo de Judá e Jerusalém. Talvez fossem tão óbvios que ele não sentiu a necessidade de listá-los.</w:t>
       </w:r>
-      <w:r/>
-      <w:r/>
-    </w:p>
-    <w:p>
-      <w:r/>
+      <w:r>
+        <w:rPr>
+          <w:lang w:val="pt_PT" w:bidi="pt_PT"/>
+        </w:rPr>
+      </w:r>
+      <w:r>
+        <w:rPr>
+          <w:lang w:val="pt_PT" w:bidi="pt_PT"/>
+        </w:rPr>
+      </w:r>
+    </w:p>
+    <w:p>
+      <w:pPr/>
+      <w:r>
+        <w:rPr>
+          <w:lang w:val="pt_PT" w:bidi="pt_PT"/>
+        </w:rPr>
+      </w:r>
     </w:p>
     <w:p>
       <w:pPr>
         <w:pStyle w:val="Heading2"/>
       </w:pPr>
       <w:r>
+        <w:rPr>
+          <w:lang w:val="pt_PT" w:bidi="pt_PT"/>
+        </w:rPr>
         <w:t>Joel 2.12–17</w:t>
       </w:r>
-      <w:r/>
-    </w:p>
-    <w:p>
-      <w:r/>
-      <w:r>
+      <w:r>
+        <w:rPr>
+          <w:lang w:val="pt_PT" w:bidi="pt_PT"/>
+        </w:rPr>
+      </w:r>
+    </w:p>
+    <w:p>
+      <w:pPr/>
+      <w:r>
+        <w:rPr>
+          <w:lang w:val="pt_PT" w:bidi="pt_PT"/>
+        </w:rPr>
+      </w:r>
+      <w:r>
+        <w:rPr>
+          <w:lang w:val="pt_PT" w:bidi="pt_PT"/>
+        </w:rPr>
         <w:t xml:space="preserve">Joel convoca o povo a se arrepender e a confiar na misericórdia de seu Deus compassivo. </w:t>
       </w:r>
-      <w:r/>
-      <w:r/>
-    </w:p>
-    <w:p>
-      <w:r/>
+      <w:r>
+        <w:rPr>
+          <w:lang w:val="pt_PT" w:bidi="pt_PT"/>
+        </w:rPr>
+      </w:r>
+      <w:r>
+        <w:rPr>
+          <w:lang w:val="pt_PT" w:bidi="pt_PT"/>
+        </w:rPr>
+      </w:r>
+    </w:p>
+    <w:p>
+      <w:pPr/>
+      <w:r>
+        <w:rPr>
+          <w:lang w:val="pt_PT" w:bidi="pt_PT"/>
+        </w:rPr>
+      </w:r>
     </w:p>
     <w:p>
       <w:pPr>
         <w:pStyle w:val="Heading2"/>
       </w:pPr>
       <w:r>
+        <w:rPr>
+          <w:lang w:val="pt_PT" w:bidi="pt_PT"/>
+        </w:rPr>
         <w:t>Joel 2.13</w:t>
       </w:r>
-      <w:r/>
-    </w:p>
-    <w:p>
-      <w:r/>
-      <w:r>
+      <w:r>
+        <w:rPr>
+          <w:lang w:val="pt_PT" w:bidi="pt_PT"/>
+        </w:rPr>
+      </w:r>
+    </w:p>
+    <w:p>
+      <w:pPr/>
+      <w:r>
+        <w:rPr>
+          <w:lang w:val="pt_PT" w:bidi="pt_PT"/>
+        </w:rPr>
+      </w:r>
+      <w:r>
+        <w:rPr>
+          <w:lang w:val="pt_PT" w:bidi="pt_PT"/>
+        </w:rPr>
         <w:t>Uma forma de demonstrar luto no mundo antigo era rasgar as próprias roupas (</w:t>
       </w:r>
       <w:hyperlink r:id="rId40">
         <w:r>
+          <w:rPr>
+            <w:lang w:val="pt_PT" w:bidi="pt_PT"/>
+          </w:rPr>
           <w:rPr>
             <w:color w:val="0000EE"/>
             <w:u w:val="single"/>
@@ -1192,10 +2329,16 @@
         </w:r>
       </w:hyperlink>
       <w:r>
+        <w:rPr>
+          <w:lang w:val="pt_PT" w:bidi="pt_PT"/>
+        </w:rPr>
         <w:t xml:space="preserve">; </w:t>
       </w:r>
       <w:hyperlink r:id="rId41">
         <w:r>
+          <w:rPr>
+            <w:lang w:val="pt_PT" w:bidi="pt_PT"/>
+          </w:rPr>
           <w:rPr>
             <w:color w:val="0000EE"/>
             <w:u w:val="single"/>
@@ -1204,10 +2347,16 @@
         </w:r>
       </w:hyperlink>
       <w:r>
+        <w:rPr>
+          <w:lang w:val="pt_PT" w:bidi="pt_PT"/>
+        </w:rPr>
         <w:t xml:space="preserve">; </w:t>
       </w:r>
       <w:hyperlink r:id="rId42">
         <w:r>
+          <w:rPr>
+            <w:lang w:val="pt_PT" w:bidi="pt_PT"/>
+          </w:rPr>
           <w:rPr>
             <w:color w:val="0000EE"/>
             <w:u w:val="single"/>
@@ -1216,10 +2365,16 @@
         </w:r>
       </w:hyperlink>
       <w:r>
+        <w:rPr>
+          <w:lang w:val="pt_PT" w:bidi="pt_PT"/>
+        </w:rPr>
         <w:t xml:space="preserve">). • rasguem seus corações: Em hebraico, o coração é o centro do pensamento, fé e vontade. O povo de Deus deveria ir além das demonstrações externas de arrependimento para se arrepender internamente — mudar sua orientação, prioridades e atitudes. Isso só poderia acontecer se eles retornassem ao Senhor. • pois ele é misericordioso e compassivo... e cheio de amor infalível: A única esperança do povo estava no caráter misericordioso do Senhor (veja também </w:t>
       </w:r>
       <w:hyperlink r:id="rId43">
         <w:r>
+          <w:rPr>
+            <w:lang w:val="pt_PT" w:bidi="pt_PT"/>
+          </w:rPr>
           <w:rPr>
             <w:color w:val="0000EE"/>
             <w:u w:val="single"/>
@@ -1228,10 +2383,16 @@
         </w:r>
       </w:hyperlink>
       <w:r>
+        <w:rPr>
+          <w:lang w:val="pt_PT" w:bidi="pt_PT"/>
+        </w:rPr>
         <w:t xml:space="preserve">; </w:t>
       </w:r>
       <w:hyperlink r:id="rId44">
         <w:r>
+          <w:rPr>
+            <w:lang w:val="pt_PT" w:bidi="pt_PT"/>
+          </w:rPr>
           <w:rPr>
             <w:color w:val="0000EE"/>
             <w:u w:val="single"/>
@@ -1240,10 +2401,16 @@
         </w:r>
       </w:hyperlink>
       <w:r>
+        <w:rPr>
+          <w:lang w:val="pt_PT" w:bidi="pt_PT"/>
+        </w:rPr>
         <w:t xml:space="preserve">; </w:t>
       </w:r>
       <w:hyperlink r:id="rId45">
         <w:r>
+          <w:rPr>
+            <w:lang w:val="pt_PT" w:bidi="pt_PT"/>
+          </w:rPr>
           <w:rPr>
             <w:color w:val="0000EE"/>
             <w:u w:val="single"/>
@@ -1252,10 +2419,16 @@
         </w:r>
       </w:hyperlink>
       <w:r>
+        <w:rPr>
+          <w:lang w:val="pt_PT" w:bidi="pt_PT"/>
+        </w:rPr>
         <w:t xml:space="preserve">; </w:t>
       </w:r>
       <w:hyperlink r:id="rId46">
         <w:r>
+          <w:rPr>
+            <w:lang w:val="pt_PT" w:bidi="pt_PT"/>
+          </w:rPr>
           <w:rPr>
             <w:color w:val="0000EE"/>
             <w:u w:val="single"/>
@@ -1264,10 +2437,16 @@
         </w:r>
       </w:hyperlink>
       <w:r>
+        <w:rPr>
+          <w:lang w:val="pt_PT" w:bidi="pt_PT"/>
+        </w:rPr>
         <w:t xml:space="preserve">; </w:t>
       </w:r>
       <w:hyperlink r:id="rId47">
         <w:r>
+          <w:rPr>
+            <w:lang w:val="pt_PT" w:bidi="pt_PT"/>
+          </w:rPr>
           <w:rPr>
             <w:color w:val="0000EE"/>
             <w:u w:val="single"/>
@@ -1276,10 +2455,16 @@
         </w:r>
       </w:hyperlink>
       <w:r>
+        <w:rPr>
+          <w:lang w:val="pt_PT" w:bidi="pt_PT"/>
+        </w:rPr>
         <w:t xml:space="preserve">; </w:t>
       </w:r>
       <w:hyperlink r:id="rId48">
         <w:r>
+          <w:rPr>
+            <w:lang w:val="pt_PT" w:bidi="pt_PT"/>
+          </w:rPr>
           <w:rPr>
             <w:color w:val="0000EE"/>
             <w:u w:val="single"/>
@@ -1288,10 +2473,16 @@
         </w:r>
       </w:hyperlink>
       <w:r>
+        <w:rPr>
+          <w:lang w:val="pt_PT" w:bidi="pt_PT"/>
+        </w:rPr>
         <w:t xml:space="preserve">; </w:t>
       </w:r>
       <w:hyperlink r:id="rId49">
         <w:r>
+          <w:rPr>
+            <w:lang w:val="pt_PT" w:bidi="pt_PT"/>
+          </w:rPr>
           <w:rPr>
             <w:color w:val="0000EE"/>
             <w:u w:val="single"/>
@@ -1300,30 +2491,64 @@
         </w:r>
       </w:hyperlink>
       <w:r>
+        <w:rPr>
+          <w:lang w:val="pt_PT" w:bidi="pt_PT"/>
+        </w:rPr>
         <w:t>). O desejo de Deus não é punir, mas perdoar e restaurar seu povo.</w:t>
       </w:r>
-      <w:r/>
-      <w:r/>
-    </w:p>
-    <w:p>
-      <w:r/>
+      <w:r>
+        <w:rPr>
+          <w:lang w:val="pt_PT" w:bidi="pt_PT"/>
+        </w:rPr>
+      </w:r>
+      <w:r>
+        <w:rPr>
+          <w:lang w:val="pt_PT" w:bidi="pt_PT"/>
+        </w:rPr>
+      </w:r>
+    </w:p>
+    <w:p>
+      <w:pPr/>
+      <w:r>
+        <w:rPr>
+          <w:lang w:val="pt_PT" w:bidi="pt_PT"/>
+        </w:rPr>
+      </w:r>
     </w:p>
     <w:p>
       <w:pPr>
         <w:pStyle w:val="Heading2"/>
       </w:pPr>
       <w:r>
+        <w:rPr>
+          <w:lang w:val="pt_PT" w:bidi="pt_PT"/>
+        </w:rPr>
         <w:t>Joel 2.14</w:t>
       </w:r>
-      <w:r/>
-    </w:p>
-    <w:p>
-      <w:r/>
-      <w:r>
+      <w:r>
+        <w:rPr>
+          <w:lang w:val="pt_PT" w:bidi="pt_PT"/>
+        </w:rPr>
+      </w:r>
+    </w:p>
+    <w:p>
+      <w:pPr/>
+      <w:r>
+        <w:rPr>
+          <w:lang w:val="pt_PT" w:bidi="pt_PT"/>
+        </w:rPr>
+      </w:r>
+      <w:r>
+        <w:rPr>
+          <w:lang w:val="pt_PT" w:bidi="pt_PT"/>
+        </w:rPr>
         <w:t xml:space="preserve">Quem sabe? A simples pergunta de Joel reconhece a soberania absoluta de Deus (veja também </w:t>
       </w:r>
       <w:hyperlink r:id="rId50">
         <w:r>
+          <w:rPr>
+            <w:lang w:val="pt_PT" w:bidi="pt_PT"/>
+          </w:rPr>
           <w:rPr>
             <w:color w:val="0000EE"/>
             <w:u w:val="single"/>
@@ -1332,10 +2557,16 @@
         </w:r>
       </w:hyperlink>
       <w:r>
+        <w:rPr>
+          <w:lang w:val="pt_PT" w:bidi="pt_PT"/>
+        </w:rPr>
         <w:t>). Deus não é obrigado a nos restaurar apenas porque realizamos certos rituais. O perdão vem somente através da graça divina, mas Joel sabia que Deus estava inclinado a perdoar (</w:t>
       </w:r>
       <w:hyperlink r:id="rId20">
         <w:r>
+          <w:rPr>
+            <w:lang w:val="pt_PT" w:bidi="pt_PT"/>
+          </w:rPr>
           <w:rPr>
             <w:color w:val="0000EE"/>
             <w:u w:val="single"/>
@@ -1344,50 +2575,112 @@
         </w:r>
       </w:hyperlink>
       <w:r>
+        <w:rPr>
+          <w:lang w:val="pt_PT" w:bidi="pt_PT"/>
+        </w:rPr>
         <w:t>).</w:t>
       </w:r>
-      <w:r/>
-      <w:r/>
-    </w:p>
-    <w:p>
-      <w:r/>
+      <w:r>
+        <w:rPr>
+          <w:lang w:val="pt_PT" w:bidi="pt_PT"/>
+        </w:rPr>
+      </w:r>
+      <w:r>
+        <w:rPr>
+          <w:lang w:val="pt_PT" w:bidi="pt_PT"/>
+        </w:rPr>
+      </w:r>
+    </w:p>
+    <w:p>
+      <w:pPr/>
+      <w:r>
+        <w:rPr>
+          <w:lang w:val="pt_PT" w:bidi="pt_PT"/>
+        </w:rPr>
+      </w:r>
     </w:p>
     <w:p>
       <w:pPr>
         <w:pStyle w:val="Heading2"/>
       </w:pPr>
       <w:r>
+        <w:rPr>
+          <w:lang w:val="pt_PT" w:bidi="pt_PT"/>
+        </w:rPr>
         <w:t>Joel 2.15</w:t>
       </w:r>
-      <w:r/>
-    </w:p>
-    <w:p>
-      <w:r/>
-      <w:r>
+      <w:r>
+        <w:rPr>
+          <w:lang w:val="pt_PT" w:bidi="pt_PT"/>
+        </w:rPr>
+      </w:r>
+    </w:p>
+    <w:p>
+      <w:pPr/>
+      <w:r>
+        <w:rPr>
+          <w:lang w:val="pt_PT" w:bidi="pt_PT"/>
+        </w:rPr>
+      </w:r>
+      <w:r>
+        <w:rPr>
+          <w:lang w:val="pt_PT" w:bidi="pt_PT"/>
+        </w:rPr>
         <w:t>Joel convocou um período de jejum e uma reunião solene com o propósito de buscar a Deus.</w:t>
       </w:r>
-      <w:r/>
-      <w:r/>
-    </w:p>
-    <w:p>
-      <w:r/>
+      <w:r>
+        <w:rPr>
+          <w:lang w:val="pt_PT" w:bidi="pt_PT"/>
+        </w:rPr>
+      </w:r>
+      <w:r>
+        <w:rPr>
+          <w:lang w:val="pt_PT" w:bidi="pt_PT"/>
+        </w:rPr>
+      </w:r>
+    </w:p>
+    <w:p>
+      <w:pPr/>
+      <w:r>
+        <w:rPr>
+          <w:lang w:val="pt_PT" w:bidi="pt_PT"/>
+        </w:rPr>
+      </w:r>
     </w:p>
     <w:p>
       <w:pPr>
         <w:pStyle w:val="Heading2"/>
       </w:pPr>
       <w:r>
+        <w:rPr>
+          <w:lang w:val="pt_PT" w:bidi="pt_PT"/>
+        </w:rPr>
         <w:t>Joel 2.16</w:t>
       </w:r>
-      <w:r/>
-    </w:p>
-    <w:p>
-      <w:r/>
-      <w:r>
+      <w:r>
+        <w:rPr>
+          <w:lang w:val="pt_PT" w:bidi="pt_PT"/>
+        </w:rPr>
+      </w:r>
+    </w:p>
+    <w:p>
+      <w:pPr/>
+      <w:r>
+        <w:rPr>
+          <w:lang w:val="pt_PT" w:bidi="pt_PT"/>
+        </w:rPr>
+      </w:r>
+      <w:r>
+        <w:rPr>
+          <w:lang w:val="pt_PT" w:bidi="pt_PT"/>
+        </w:rPr>
         <w:t>noivo... e a noiva: Os recém-casados eram isentos da maioria das obrigações cívicas no antigo Israel (</w:t>
       </w:r>
       <w:hyperlink r:id="rId51">
         <w:r>
+          <w:rPr>
+            <w:lang w:val="pt_PT" w:bidi="pt_PT"/>
+          </w:rPr>
           <w:rPr>
             <w:color w:val="0000EE"/>
             <w:u w:val="single"/>
@@ -1396,10 +2689,16 @@
         </w:r>
       </w:hyperlink>
       <w:r>
+        <w:rPr>
+          <w:lang w:val="pt_PT" w:bidi="pt_PT"/>
+        </w:rPr>
         <w:t xml:space="preserve">; </w:t>
       </w:r>
       <w:hyperlink r:id="rId52">
         <w:r>
+          <w:rPr>
+            <w:lang w:val="pt_PT" w:bidi="pt_PT"/>
+          </w:rPr>
           <w:rPr>
             <w:color w:val="0000EE"/>
             <w:u w:val="single"/>
@@ -1408,110 +2707,256 @@
         </w:r>
       </w:hyperlink>
       <w:r>
+        <w:rPr>
+          <w:lang w:val="pt_PT" w:bidi="pt_PT"/>
+        </w:rPr>
         <w:t>), mas nesta emergência, todos seriam convocados ao Templo para clamar a Deus.</w:t>
       </w:r>
-      <w:r/>
-      <w:r/>
-    </w:p>
-    <w:p>
-      <w:r/>
+      <w:r>
+        <w:rPr>
+          <w:lang w:val="pt_PT" w:bidi="pt_PT"/>
+        </w:rPr>
+      </w:r>
+      <w:r>
+        <w:rPr>
+          <w:lang w:val="pt_PT" w:bidi="pt_PT"/>
+        </w:rPr>
+      </w:r>
+    </w:p>
+    <w:p>
+      <w:pPr/>
+      <w:r>
+        <w:rPr>
+          <w:lang w:val="pt_PT" w:bidi="pt_PT"/>
+        </w:rPr>
+      </w:r>
     </w:p>
     <w:p>
       <w:pPr>
         <w:pStyle w:val="Heading2"/>
       </w:pPr>
       <w:r>
+        <w:rPr>
+          <w:lang w:val="pt_PT" w:bidi="pt_PT"/>
+        </w:rPr>
         <w:t>Joel 2.17</w:t>
       </w:r>
-      <w:r/>
-    </w:p>
-    <w:p>
-      <w:r/>
-      <w:r>
+      <w:r>
+        <w:rPr>
+          <w:lang w:val="pt_PT" w:bidi="pt_PT"/>
+        </w:rPr>
+      </w:r>
+    </w:p>
+    <w:p>
+      <w:pPr/>
+      <w:r>
+        <w:rPr>
+          <w:lang w:val="pt_PT" w:bidi="pt_PT"/>
+        </w:rPr>
+      </w:r>
+      <w:r>
+        <w:rPr>
+          <w:lang w:val="pt_PT" w:bidi="pt_PT"/>
+        </w:rPr>
         <w:t>Poupe o seu povo, Senhor! Reunidos no Templo, os líderes religiosos e todo o povo deviam fazer a única coisa possível em sua situação desesperadora: buscar a misericórdia e a compaixão de Deus.</w:t>
       </w:r>
-      <w:r/>
-      <w:r/>
-    </w:p>
-    <w:p>
-      <w:r/>
+      <w:r>
+        <w:rPr>
+          <w:lang w:val="pt_PT" w:bidi="pt_PT"/>
+        </w:rPr>
+      </w:r>
+      <w:r>
+        <w:rPr>
+          <w:lang w:val="pt_PT" w:bidi="pt_PT"/>
+        </w:rPr>
+      </w:r>
+    </w:p>
+    <w:p>
+      <w:pPr/>
+      <w:r>
+        <w:rPr>
+          <w:lang w:val="pt_PT" w:bidi="pt_PT"/>
+        </w:rPr>
+      </w:r>
     </w:p>
     <w:p>
       <w:pPr>
         <w:pStyle w:val="Heading2"/>
       </w:pPr>
       <w:r>
+        <w:rPr>
+          <w:lang w:val="pt_PT" w:bidi="pt_PT"/>
+        </w:rPr>
         <w:t>Joel 2.18</w:t>
       </w:r>
-      <w:r/>
-    </w:p>
-    <w:p>
-      <w:r/>
-      <w:r>
+      <w:r>
+        <w:rPr>
+          <w:lang w:val="pt_PT" w:bidi="pt_PT"/>
+        </w:rPr>
+      </w:r>
+    </w:p>
+    <w:p>
+      <w:pPr/>
+      <w:r>
+        <w:rPr>
+          <w:lang w:val="pt_PT" w:bidi="pt_PT"/>
+        </w:rPr>
+      </w:r>
+      <w:r>
+        <w:rPr>
+          <w:lang w:val="pt_PT" w:bidi="pt_PT"/>
+        </w:rPr>
         <w:t>Assim como as pessoas e a terra sofreram com o julgamento de Deus, ambos seriam objetos de sua compaixão zelosa.</w:t>
       </w:r>
-      <w:r/>
-      <w:r/>
-    </w:p>
-    <w:p>
-      <w:r/>
+      <w:r>
+        <w:rPr>
+          <w:lang w:val="pt_PT" w:bidi="pt_PT"/>
+        </w:rPr>
+      </w:r>
+      <w:r>
+        <w:rPr>
+          <w:lang w:val="pt_PT" w:bidi="pt_PT"/>
+        </w:rPr>
+      </w:r>
+    </w:p>
+    <w:p>
+      <w:pPr/>
+      <w:r>
+        <w:rPr>
+          <w:lang w:val="pt_PT" w:bidi="pt_PT"/>
+        </w:rPr>
+      </w:r>
     </w:p>
     <w:p>
       <w:pPr>
         <w:pStyle w:val="Heading2"/>
       </w:pPr>
       <w:r>
+        <w:rPr>
+          <w:lang w:val="pt_PT" w:bidi="pt_PT"/>
+        </w:rPr>
         <w:t>Joel 2.18–27</w:t>
       </w:r>
-      <w:r/>
-    </w:p>
-    <w:p>
-      <w:r/>
-      <w:r>
+      <w:r>
+        <w:rPr>
+          <w:lang w:val="pt_PT" w:bidi="pt_PT"/>
+        </w:rPr>
+      </w:r>
+    </w:p>
+    <w:p>
+      <w:pPr/>
+      <w:r>
+        <w:rPr>
+          <w:lang w:val="pt_PT" w:bidi="pt_PT"/>
+        </w:rPr>
+      </w:r>
+      <w:r>
+        <w:rPr>
+          <w:lang w:val="pt_PT" w:bidi="pt_PT"/>
+        </w:rPr>
         <w:t>Deus prometeu restaurar a vida material do seu povo em um futuro próximo, reabastecendo seus campos, pomares, vinhedos e rebanhos.</w:t>
       </w:r>
-      <w:r/>
-      <w:r/>
-    </w:p>
-    <w:p>
-      <w:r/>
+      <w:r>
+        <w:rPr>
+          <w:lang w:val="pt_PT" w:bidi="pt_PT"/>
+        </w:rPr>
+      </w:r>
+      <w:r>
+        <w:rPr>
+          <w:lang w:val="pt_PT" w:bidi="pt_PT"/>
+        </w:rPr>
+      </w:r>
+    </w:p>
+    <w:p>
+      <w:pPr/>
+      <w:r>
+        <w:rPr>
+          <w:lang w:val="pt_PT" w:bidi="pt_PT"/>
+        </w:rPr>
+      </w:r>
     </w:p>
     <w:p>
       <w:pPr>
         <w:pStyle w:val="Heading2"/>
       </w:pPr>
       <w:r>
+        <w:rPr>
+          <w:lang w:val="pt_PT" w:bidi="pt_PT"/>
+        </w:rPr>
         <w:t>Joel 2.18–3.21</w:t>
       </w:r>
-      <w:r/>
-    </w:p>
-    <w:p>
-      <w:r/>
-      <w:r>
+      <w:r>
+        <w:rPr>
+          <w:lang w:val="pt_PT" w:bidi="pt_PT"/>
+        </w:rPr>
+      </w:r>
+    </w:p>
+    <w:p>
+      <w:pPr/>
+      <w:r>
+        <w:rPr>
+          <w:lang w:val="pt_PT" w:bidi="pt_PT"/>
+        </w:rPr>
+      </w:r>
+      <w:r>
+        <w:rPr>
+          <w:lang w:val="pt_PT" w:bidi="pt_PT"/>
+        </w:rPr>
         <w:t>Até este ponto, o livro de Joel se concentrou no julgamento de Deus sobre Judá e Jerusalém, mas daqui em diante, descreve a promessa de restauração de Deus. Se o povo se arrependesse sinceramente, Deus responderia com graça.</w:t>
       </w:r>
-      <w:r/>
-      <w:r/>
-    </w:p>
-    <w:p>
-      <w:r/>
+      <w:r>
+        <w:rPr>
+          <w:lang w:val="pt_PT" w:bidi="pt_PT"/>
+        </w:rPr>
+      </w:r>
+      <w:r>
+        <w:rPr>
+          <w:lang w:val="pt_PT" w:bidi="pt_PT"/>
+        </w:rPr>
+      </w:r>
+    </w:p>
+    <w:p>
+      <w:pPr/>
+      <w:r>
+        <w:rPr>
+          <w:lang w:val="pt_PT" w:bidi="pt_PT"/>
+        </w:rPr>
+      </w:r>
     </w:p>
     <w:p>
       <w:pPr>
         <w:pStyle w:val="Heading2"/>
       </w:pPr>
       <w:r>
+        <w:rPr>
+          <w:lang w:val="pt_PT" w:bidi="pt_PT"/>
+        </w:rPr>
         <w:t>Joel 2.19–20</w:t>
       </w:r>
-      <w:r/>
-    </w:p>
-    <w:p>
-      <w:r/>
-      <w:r>
+      <w:r>
+        <w:rPr>
+          <w:lang w:val="pt_PT" w:bidi="pt_PT"/>
+        </w:rPr>
+      </w:r>
+    </w:p>
+    <w:p>
+      <w:pPr/>
+      <w:r>
+        <w:rPr>
+          <w:lang w:val="pt_PT" w:bidi="pt_PT"/>
+        </w:rPr>
+      </w:r>
+      <w:r>
+        <w:rPr>
+          <w:lang w:val="pt_PT" w:bidi="pt_PT"/>
+        </w:rPr>
         <w:t xml:space="preserve">Grãos, vinho novo e azeite: Deus restauraria os frutos da terra. Isso novamente disponibilizaria os elementos necessários para sacrifício e adoração (veja </w:t>
       </w:r>
       <w:hyperlink r:id="rId53">
         <w:r>
+          <w:rPr>
+            <w:lang w:val="pt_PT" w:bidi="pt_PT"/>
+          </w:rPr>
           <w:rPr>
             <w:color w:val="0000EE"/>
             <w:u w:val="single"/>
@@ -1520,10 +2965,16 @@
         </w:r>
       </w:hyperlink>
       <w:r>
+        <w:rPr>
+          <w:lang w:val="pt_PT" w:bidi="pt_PT"/>
+        </w:rPr>
         <w:t xml:space="preserve">, </w:t>
       </w:r>
       <w:hyperlink r:id="rId54">
         <w:r>
+          <w:rPr>
+            <w:lang w:val="pt_PT" w:bidi="pt_PT"/>
+          </w:rPr>
           <w:rPr>
             <w:color w:val="0000EE"/>
             <w:u w:val="single"/>
@@ -1532,50 +2983,112 @@
         </w:r>
       </w:hyperlink>
       <w:r>
+        <w:rPr>
+          <w:lang w:val="pt_PT" w:bidi="pt_PT"/>
+        </w:rPr>
         <w:t>). Deus também erradicaria os exércitos invasores do norte.</w:t>
       </w:r>
-      <w:r/>
-      <w:r/>
-    </w:p>
-    <w:p>
-      <w:r/>
+      <w:r>
+        <w:rPr>
+          <w:lang w:val="pt_PT" w:bidi="pt_PT"/>
+        </w:rPr>
+      </w:r>
+      <w:r>
+        <w:rPr>
+          <w:lang w:val="pt_PT" w:bidi="pt_PT"/>
+        </w:rPr>
+      </w:r>
+    </w:p>
+    <w:p>
+      <w:pPr/>
+      <w:r>
+        <w:rPr>
+          <w:lang w:val="pt_PT" w:bidi="pt_PT"/>
+        </w:rPr>
+      </w:r>
     </w:p>
     <w:p>
       <w:pPr>
         <w:pStyle w:val="Heading2"/>
       </w:pPr>
       <w:r>
+        <w:rPr>
+          <w:lang w:val="pt_PT" w:bidi="pt_PT"/>
+        </w:rPr>
         <w:t>Joel 2.21–22</w:t>
       </w:r>
-      <w:r/>
-    </w:p>
-    <w:p>
-      <w:r/>
-      <w:r>
+      <w:r>
+        <w:rPr>
+          <w:lang w:val="pt_PT" w:bidi="pt_PT"/>
+        </w:rPr>
+      </w:r>
+    </w:p>
+    <w:p>
+      <w:pPr/>
+      <w:r>
+        <w:rPr>
+          <w:lang w:val="pt_PT" w:bidi="pt_PT"/>
+        </w:rPr>
+      </w:r>
+      <w:r>
+        <w:rPr>
+          <w:lang w:val="pt_PT" w:bidi="pt_PT"/>
+        </w:rPr>
         <w:t>Não tema: a grande libertação de Deus será plena e completa.</w:t>
       </w:r>
-      <w:r/>
-      <w:r/>
-    </w:p>
-    <w:p>
-      <w:r/>
+      <w:r>
+        <w:rPr>
+          <w:lang w:val="pt_PT" w:bidi="pt_PT"/>
+        </w:rPr>
+      </w:r>
+      <w:r>
+        <w:rPr>
+          <w:lang w:val="pt_PT" w:bidi="pt_PT"/>
+        </w:rPr>
+      </w:r>
+    </w:p>
+    <w:p>
+      <w:pPr/>
+      <w:r>
+        <w:rPr>
+          <w:lang w:val="pt_PT" w:bidi="pt_PT"/>
+        </w:rPr>
+      </w:r>
     </w:p>
     <w:p>
       <w:pPr>
         <w:pStyle w:val="Heading2"/>
       </w:pPr>
       <w:r>
+        <w:rPr>
+          <w:lang w:val="pt_PT" w:bidi="pt_PT"/>
+        </w:rPr>
         <w:t>Joel 2.23</w:t>
       </w:r>
-      <w:r/>
-    </w:p>
-    <w:p>
-      <w:r/>
-      <w:r>
+      <w:r>
+        <w:rPr>
+          <w:lang w:val="pt_PT" w:bidi="pt_PT"/>
+        </w:rPr>
+      </w:r>
+    </w:p>
+    <w:p>
+      <w:pPr/>
+      <w:r>
+        <w:rPr>
+          <w:lang w:val="pt_PT" w:bidi="pt_PT"/>
+        </w:rPr>
+      </w:r>
+      <w:r>
+        <w:rPr>
+          <w:lang w:val="pt_PT" w:bidi="pt_PT"/>
+        </w:rPr>
         <w:t>chuvas de outono... chuvas de primavera: Deus restauraria mais uma vez o padrão regular de chuvas, e a seca (</w:t>
       </w:r>
       <w:hyperlink r:id="rId55">
         <w:r>
+          <w:rPr>
+            <w:lang w:val="pt_PT" w:bidi="pt_PT"/>
+          </w:rPr>
           <w:rPr>
             <w:color w:val="0000EE"/>
             <w:u w:val="single"/>
@@ -1584,10 +3097,16 @@
         </w:r>
       </w:hyperlink>
       <w:r>
+        <w:rPr>
+          <w:lang w:val="pt_PT" w:bidi="pt_PT"/>
+        </w:rPr>
         <w:t xml:space="preserve">, </w:t>
       </w:r>
       <w:hyperlink r:id="rId56">
         <w:r>
+          <w:rPr>
+            <w:lang w:val="pt_PT" w:bidi="pt_PT"/>
+          </w:rPr>
           <w:rPr>
             <w:color w:val="0000EE"/>
             <w:u w:val="single"/>
@@ -1596,30 +3115,64 @@
         </w:r>
       </w:hyperlink>
       <w:r>
+        <w:rPr>
+          <w:lang w:val="pt_PT" w:bidi="pt_PT"/>
+        </w:rPr>
         <w:t>) seria revertida.</w:t>
       </w:r>
-      <w:r/>
-      <w:r/>
-    </w:p>
-    <w:p>
-      <w:r/>
+      <w:r>
+        <w:rPr>
+          <w:lang w:val="pt_PT" w:bidi="pt_PT"/>
+        </w:rPr>
+      </w:r>
+      <w:r>
+        <w:rPr>
+          <w:lang w:val="pt_PT" w:bidi="pt_PT"/>
+        </w:rPr>
+      </w:r>
+    </w:p>
+    <w:p>
+      <w:pPr/>
+      <w:r>
+        <w:rPr>
+          <w:lang w:val="pt_PT" w:bidi="pt_PT"/>
+        </w:rPr>
+      </w:r>
     </w:p>
     <w:p>
       <w:pPr>
         <w:pStyle w:val="Heading2"/>
       </w:pPr>
       <w:r>
+        <w:rPr>
+          <w:lang w:val="pt_PT" w:bidi="pt_PT"/>
+        </w:rPr>
         <w:t>Joel 2.25</w:t>
       </w:r>
-      <w:r/>
-    </w:p>
-    <w:p>
-      <w:r/>
-      <w:r>
+      <w:r>
+        <w:rPr>
+          <w:lang w:val="pt_PT" w:bidi="pt_PT"/>
+        </w:rPr>
+      </w:r>
+    </w:p>
+    <w:p>
+      <w:pPr/>
+      <w:r>
+        <w:rPr>
+          <w:lang w:val="pt_PT" w:bidi="pt_PT"/>
+        </w:rPr>
+      </w:r>
+      <w:r>
+        <w:rPr>
+          <w:lang w:val="pt_PT" w:bidi="pt_PT"/>
+        </w:rPr>
         <w:t xml:space="preserve">A restituição do Senhor é prometida pelo terrível dano causado pelos gafanhotos (veja </w:t>
       </w:r>
       <w:hyperlink r:id="rId57">
         <w:r>
+          <w:rPr>
+            <w:lang w:val="pt_PT" w:bidi="pt_PT"/>
+          </w:rPr>
           <w:rPr>
             <w:color w:val="0000EE"/>
             <w:u w:val="single"/>
@@ -1628,10 +3181,16 @@
         </w:r>
       </w:hyperlink>
       <w:r>
+        <w:rPr>
+          <w:lang w:val="pt_PT" w:bidi="pt_PT"/>
+        </w:rPr>
         <w:t>,</w:t>
       </w:r>
       <w:hyperlink r:id="rId53">
         <w:r>
+          <w:rPr>
+            <w:lang w:val="pt_PT" w:bidi="pt_PT"/>
+          </w:rPr>
           <w:rPr>
             <w:color w:val="0000EE"/>
             <w:u w:val="single"/>
@@ -1640,56 +3199,124 @@
         </w:r>
       </w:hyperlink>
       <w:r>
+        <w:rPr>
+          <w:lang w:val="pt_PT" w:bidi="pt_PT"/>
+        </w:rPr>
         <w:t xml:space="preserve">, e </w:t>
       </w:r>
       <w:r>
+        <w:rPr>
+          <w:lang w:val="pt_PT" w:bidi="pt_PT"/>
+        </w:rPr>
         <w:t>notas de estudo correspondentes</w:t>
       </w:r>
       <w:r>
+        <w:rPr>
+          <w:lang w:val="pt_PT" w:bidi="pt_PT"/>
+        </w:rPr>
         <w:t>).</w:t>
       </w:r>
-      <w:r/>
-      <w:r/>
-    </w:p>
-    <w:p>
-      <w:r/>
+      <w:r>
+        <w:rPr>
+          <w:lang w:val="pt_PT" w:bidi="pt_PT"/>
+        </w:rPr>
+      </w:r>
+      <w:r>
+        <w:rPr>
+          <w:lang w:val="pt_PT" w:bidi="pt_PT"/>
+        </w:rPr>
+      </w:r>
+    </w:p>
+    <w:p>
+      <w:pPr/>
+      <w:r>
+        <w:rPr>
+          <w:lang w:val="pt_PT" w:bidi="pt_PT"/>
+        </w:rPr>
+      </w:r>
     </w:p>
     <w:p>
       <w:pPr>
         <w:pStyle w:val="Heading2"/>
       </w:pPr>
       <w:r>
+        <w:rPr>
+          <w:lang w:val="pt_PT" w:bidi="pt_PT"/>
+        </w:rPr>
         <w:t>Joel 2.26–27</w:t>
       </w:r>
-      <w:r/>
-    </w:p>
-    <w:p>
-      <w:r/>
-      <w:r>
+      <w:r>
+        <w:rPr>
+          <w:lang w:val="pt_PT" w:bidi="pt_PT"/>
+        </w:rPr>
+      </w:r>
+    </w:p>
+    <w:p>
+      <w:pPr/>
+      <w:r>
+        <w:rPr>
+          <w:lang w:val="pt_PT" w:bidi="pt_PT"/>
+        </w:rPr>
+      </w:r>
+      <w:r>
+        <w:rPr>
+          <w:lang w:val="pt_PT" w:bidi="pt_PT"/>
+        </w:rPr>
         <w:t>e você louvará o Senhor seu Deus: a restauração prometida por Deus das suas colheitas e do suprimento de alimentos deve levar o povo de Judá e Jerusalém ao louvor e à adoração, reconhecendo que o Senhor está no meio deles e que somente ele é Deus.</w:t>
       </w:r>
-      <w:r/>
-      <w:r/>
-    </w:p>
-    <w:p>
-      <w:r/>
+      <w:r>
+        <w:rPr>
+          <w:lang w:val="pt_PT" w:bidi="pt_PT"/>
+        </w:rPr>
+      </w:r>
+      <w:r>
+        <w:rPr>
+          <w:lang w:val="pt_PT" w:bidi="pt_PT"/>
+        </w:rPr>
+      </w:r>
+    </w:p>
+    <w:p>
+      <w:pPr/>
+      <w:r>
+        <w:rPr>
+          <w:lang w:val="pt_PT" w:bidi="pt_PT"/>
+        </w:rPr>
+      </w:r>
     </w:p>
     <w:p>
       <w:pPr>
         <w:pStyle w:val="Heading2"/>
       </w:pPr>
       <w:r>
+        <w:rPr>
+          <w:lang w:val="pt_PT" w:bidi="pt_PT"/>
+        </w:rPr>
         <w:t>Joel 2.28–29</w:t>
       </w:r>
-      <w:r/>
-    </w:p>
-    <w:p>
-      <w:r/>
-      <w:r>
+      <w:r>
+        <w:rPr>
+          <w:lang w:val="pt_PT" w:bidi="pt_PT"/>
+        </w:rPr>
+      </w:r>
+    </w:p>
+    <w:p>
+      <w:pPr/>
+      <w:r>
+        <w:rPr>
+          <w:lang w:val="pt_PT" w:bidi="pt_PT"/>
+        </w:rPr>
+      </w:r>
+      <w:r>
+        <w:rPr>
+          <w:lang w:val="pt_PT" w:bidi="pt_PT"/>
+        </w:rPr>
         <w:t>Derramarei meu Espírito sobre todas as pessoas: Em Israel, o dom capacitador do Espírito de Deus havia sido dado anteriormente apenas a indivíduos selecionados, como juízes (</w:t>
       </w:r>
       <w:hyperlink r:id="rId58">
         <w:r>
+          <w:rPr>
+            <w:lang w:val="pt_PT" w:bidi="pt_PT"/>
+          </w:rPr>
           <w:rPr>
             <w:color w:val="0000EE"/>
             <w:u w:val="single"/>
@@ -1698,10 +3325,16 @@
         </w:r>
       </w:hyperlink>
       <w:r>
+        <w:rPr>
+          <w:lang w:val="pt_PT" w:bidi="pt_PT"/>
+        </w:rPr>
         <w:t xml:space="preserve">; </w:t>
       </w:r>
       <w:hyperlink r:id="rId59">
         <w:r>
+          <w:rPr>
+            <w:lang w:val="pt_PT" w:bidi="pt_PT"/>
+          </w:rPr>
           <w:rPr>
             <w:color w:val="0000EE"/>
             <w:u w:val="single"/>
@@ -1710,10 +3343,16 @@
         </w:r>
       </w:hyperlink>
       <w:r>
+        <w:rPr>
+          <w:lang w:val="pt_PT" w:bidi="pt_PT"/>
+        </w:rPr>
         <w:t>), sacerdotes (</w:t>
       </w:r>
       <w:hyperlink r:id="rId60">
         <w:r>
+          <w:rPr>
+            <w:lang w:val="pt_PT" w:bidi="pt_PT"/>
+          </w:rPr>
           <w:rPr>
             <w:color w:val="0000EE"/>
             <w:u w:val="single"/>
@@ -1722,10 +3361,16 @@
         </w:r>
       </w:hyperlink>
       <w:r>
+        <w:rPr>
+          <w:lang w:val="pt_PT" w:bidi="pt_PT"/>
+        </w:rPr>
         <w:t>), reis (</w:t>
       </w:r>
       <w:hyperlink r:id="rId61">
         <w:r>
+          <w:rPr>
+            <w:lang w:val="pt_PT" w:bidi="pt_PT"/>
+          </w:rPr>
           <w:rPr>
             <w:color w:val="0000EE"/>
             <w:u w:val="single"/>
@@ -1734,10 +3379,16 @@
         </w:r>
       </w:hyperlink>
       <w:r>
+        <w:rPr>
+          <w:lang w:val="pt_PT" w:bidi="pt_PT"/>
+        </w:rPr>
         <w:t>) e profetas (</w:t>
       </w:r>
       <w:hyperlink r:id="rId62">
         <w:r>
+          <w:rPr>
+            <w:lang w:val="pt_PT" w:bidi="pt_PT"/>
+          </w:rPr>
           <w:rPr>
             <w:color w:val="0000EE"/>
             <w:u w:val="single"/>
@@ -1746,10 +3397,16 @@
         </w:r>
       </w:hyperlink>
       <w:r>
+        <w:rPr>
+          <w:lang w:val="pt_PT" w:bidi="pt_PT"/>
+        </w:rPr>
         <w:t>). Um tempo estava chegando quando o Espírito seria dado a cada um do povo de Deus, independentemente de gênero, idade ou posição social. Em cumprimento ao desejo de Moisés de que todo israelita pudesse ser um profeta (</w:t>
       </w:r>
       <w:hyperlink r:id="rId63">
         <w:r>
+          <w:rPr>
+            <w:lang w:val="pt_PT" w:bidi="pt_PT"/>
+          </w:rPr>
           <w:rPr>
             <w:color w:val="0000EE"/>
             <w:u w:val="single"/>
@@ -1758,10 +3415,16 @@
         </w:r>
       </w:hyperlink>
       <w:r>
+        <w:rPr>
+          <w:lang w:val="pt_PT" w:bidi="pt_PT"/>
+        </w:rPr>
         <w:t xml:space="preserve">), todos profetizariam e teriam visões. Em </w:t>
       </w:r>
       <w:hyperlink r:id="rId64">
         <w:r>
+          <w:rPr>
+            <w:lang w:val="pt_PT" w:bidi="pt_PT"/>
+          </w:rPr>
           <w:rPr>
             <w:color w:val="0000EE"/>
             <w:u w:val="single"/>
@@ -1770,10 +3433,16 @@
         </w:r>
       </w:hyperlink>
       <w:r>
+        <w:rPr>
+          <w:lang w:val="pt_PT" w:bidi="pt_PT"/>
+        </w:rPr>
         <w:t>, Pedro expandiu essa promessa para incluir pessoas de todo o mundo conhecido que estavam reunidas em Jerusalém, independentemente de sua etnia (</w:t>
       </w:r>
       <w:hyperlink r:id="rId65">
         <w:r>
+          <w:rPr>
+            <w:lang w:val="pt_PT" w:bidi="pt_PT"/>
+          </w:rPr>
           <w:rPr>
             <w:color w:val="0000EE"/>
             <w:u w:val="single"/>
@@ -1782,10 +3451,16 @@
         </w:r>
       </w:hyperlink>
       <w:r>
+        <w:rPr>
+          <w:lang w:val="pt_PT" w:bidi="pt_PT"/>
+        </w:rPr>
         <w:t xml:space="preserve">; veja também </w:t>
       </w:r>
       <w:hyperlink r:id="rId66">
         <w:r>
+          <w:rPr>
+            <w:lang w:val="pt_PT" w:bidi="pt_PT"/>
+          </w:rPr>
           <w:rPr>
             <w:color w:val="0000EE"/>
             <w:u w:val="single"/>
@@ -1794,30 +3469,64 @@
         </w:r>
       </w:hyperlink>
       <w:r>
+        <w:rPr>
+          <w:lang w:val="pt_PT" w:bidi="pt_PT"/>
+        </w:rPr>
         <w:t>).</w:t>
       </w:r>
-      <w:r/>
-      <w:r/>
-    </w:p>
-    <w:p>
-      <w:r/>
+      <w:r>
+        <w:rPr>
+          <w:lang w:val="pt_PT" w:bidi="pt_PT"/>
+        </w:rPr>
+      </w:r>
+      <w:r>
+        <w:rPr>
+          <w:lang w:val="pt_PT" w:bidi="pt_PT"/>
+        </w:rPr>
+      </w:r>
+    </w:p>
+    <w:p>
+      <w:pPr/>
+      <w:r>
+        <w:rPr>
+          <w:lang w:val="pt_PT" w:bidi="pt_PT"/>
+        </w:rPr>
+      </w:r>
     </w:p>
     <w:p>
       <w:pPr>
         <w:pStyle w:val="Heading2"/>
       </w:pPr>
       <w:r>
+        <w:rPr>
+          <w:lang w:val="pt_PT" w:bidi="pt_PT"/>
+        </w:rPr>
         <w:t>Joel 2.28–32</w:t>
       </w:r>
-      <w:r/>
-    </w:p>
-    <w:p>
-      <w:r/>
-      <w:r>
+      <w:r>
+        <w:rPr>
+          <w:lang w:val="pt_PT" w:bidi="pt_PT"/>
+        </w:rPr>
+      </w:r>
+    </w:p>
+    <w:p>
+      <w:pPr/>
+      <w:r>
+        <w:rPr>
+          <w:lang w:val="pt_PT" w:bidi="pt_PT"/>
+        </w:rPr>
+      </w:r>
+      <w:r>
+        <w:rPr>
+          <w:lang w:val="pt_PT" w:bidi="pt_PT"/>
+        </w:rPr>
         <w:t>O profeta olhou além de seu tempo para o futuro dia do Senhor, quando Deus derramaria seu Espírito de maneiras nunca antes vistas e realizaria sinais e maravilhas para que toda a humanidade visse. O apóstolo Pedro citou esta passagem como sendo cumprida no dia de Pentecostes (</w:t>
       </w:r>
       <w:hyperlink r:id="rId67">
         <w:r>
+          <w:rPr>
+            <w:lang w:val="pt_PT" w:bidi="pt_PT"/>
+          </w:rPr>
           <w:rPr>
             <w:color w:val="0000EE"/>
             <w:u w:val="single"/>
@@ -1826,68 +3535,138 @@
         </w:r>
       </w:hyperlink>
       <w:r>
+        <w:rPr>
+          <w:lang w:val="pt_PT" w:bidi="pt_PT"/>
+        </w:rPr>
         <w:t>).</w:t>
       </w:r>
-      <w:r/>
-      <w:r/>
-    </w:p>
-    <w:p>
-      <w:r/>
+      <w:r>
+        <w:rPr>
+          <w:lang w:val="pt_PT" w:bidi="pt_PT"/>
+        </w:rPr>
+      </w:r>
+      <w:r>
+        <w:rPr>
+          <w:lang w:val="pt_PT" w:bidi="pt_PT"/>
+        </w:rPr>
+      </w:r>
+    </w:p>
+    <w:p>
+      <w:pPr/>
+      <w:r>
+        <w:rPr>
+          <w:lang w:val="pt_PT" w:bidi="pt_PT"/>
+        </w:rPr>
+      </w:r>
     </w:p>
     <w:p>
       <w:pPr>
         <w:pStyle w:val="Heading2"/>
       </w:pPr>
       <w:r>
+        <w:rPr>
+          <w:lang w:val="pt_PT" w:bidi="pt_PT"/>
+        </w:rPr>
         <w:t>Joel 2.28–3.21</w:t>
       </w:r>
-      <w:r/>
-    </w:p>
-    <w:p>
-      <w:r/>
-      <w:r>
+      <w:r>
+        <w:rPr>
+          <w:lang w:val="pt_PT" w:bidi="pt_PT"/>
+        </w:rPr>
+      </w:r>
+    </w:p>
+    <w:p>
+      <w:pPr/>
+      <w:r>
+        <w:rPr>
+          <w:lang w:val="pt_PT" w:bidi="pt_PT"/>
+        </w:rPr>
+      </w:r>
+      <w:r>
+        <w:rPr>
+          <w:lang w:val="pt_PT" w:bidi="pt_PT"/>
+        </w:rPr>
         <w:t>No futuro mais distante, Deus restaurará a vida espiritual de seu povo, derramará seu Espírito sobre todas as pessoas que respondem a Ele com fé e julgará os povos e nações que se recusam a reconhecer Seu senhorio.</w:t>
       </w:r>
-      <w:r/>
-      <w:r/>
-    </w:p>
-    <w:p>
-      <w:r/>
+      <w:r>
+        <w:rPr>
+          <w:lang w:val="pt_PT" w:bidi="pt_PT"/>
+        </w:rPr>
+      </w:r>
+      <w:r>
+        <w:rPr>
+          <w:lang w:val="pt_PT" w:bidi="pt_PT"/>
+        </w:rPr>
+      </w:r>
+    </w:p>
+    <w:p>
+      <w:pPr/>
+      <w:r>
+        <w:rPr>
+          <w:lang w:val="pt_PT" w:bidi="pt_PT"/>
+        </w:rPr>
+      </w:r>
     </w:p>
     <w:p>
       <w:pPr>
         <w:pStyle w:val="Heading2"/>
       </w:pPr>
       <w:r>
+        <w:rPr>
+          <w:lang w:val="pt_PT" w:bidi="pt_PT"/>
+        </w:rPr>
         <w:t>Joel 2.30–31</w:t>
       </w:r>
-      <w:r/>
-    </w:p>
-    <w:p>
-      <w:r/>
-      <w:r>
+      <w:r>
+        <w:rPr>
+          <w:lang w:val="pt_PT" w:bidi="pt_PT"/>
+        </w:rPr>
+      </w:r>
+    </w:p>
+    <w:p>
+      <w:pPr/>
+      <w:r>
+        <w:rPr>
+          <w:lang w:val="pt_PT" w:bidi="pt_PT"/>
+        </w:rPr>
+      </w:r>
+      <w:r>
+        <w:rPr>
+          <w:lang w:val="pt_PT" w:bidi="pt_PT"/>
+        </w:rPr>
         <w:t>O futuro derramamento do Espírito de Deus seria acompanhado por sinais e maravilhas. Sangue, fogo e... fumaça</w:t>
       </w:r>
       <w:r>
         <w:rPr>
           <w:i/>
+          <w:lang w:val="pt_PT" w:bidi="pt_PT"/>
         </w:rPr>
         <w:t>,</w:t>
       </w:r>
       <w:r>
+        <w:rPr>
+          <w:lang w:val="pt_PT" w:bidi="pt_PT"/>
+        </w:rPr>
         <w:t xml:space="preserve"> juntamente com o escurecimento do sol e da lua</w:t>
       </w:r>
       <w:r>
         <w:rPr>
           <w:i/>
+          <w:lang w:val="pt_PT" w:bidi="pt_PT"/>
         </w:rPr>
         <w:t>,</w:t>
       </w:r>
       <w:r>
+        <w:rPr>
+          <w:lang w:val="pt_PT" w:bidi="pt_PT"/>
+        </w:rPr>
         <w:t xml:space="preserve"> são indicações da vinda de Deus em julgamento (veja </w:t>
       </w:r>
       <w:hyperlink r:id="rId68">
         <w:r>
+          <w:rPr>
+            <w:lang w:val="pt_PT" w:bidi="pt_PT"/>
+          </w:rPr>
           <w:rPr>
             <w:color w:val="0000EE"/>
             <w:u w:val="single"/>
@@ -1896,10 +3675,16 @@
         </w:r>
       </w:hyperlink>
       <w:r>
+        <w:rPr>
+          <w:lang w:val="pt_PT" w:bidi="pt_PT"/>
+        </w:rPr>
         <w:t xml:space="preserve">; </w:t>
       </w:r>
       <w:hyperlink r:id="rId69">
         <w:r>
+          <w:rPr>
+            <w:lang w:val="pt_PT" w:bidi="pt_PT"/>
+          </w:rPr>
           <w:rPr>
             <w:color w:val="0000EE"/>
             <w:u w:val="single"/>
@@ -1908,10 +3693,16 @@
         </w:r>
       </w:hyperlink>
       <w:r>
+        <w:rPr>
+          <w:lang w:val="pt_PT" w:bidi="pt_PT"/>
+        </w:rPr>
         <w:t xml:space="preserve">; </w:t>
       </w:r>
       <w:hyperlink r:id="rId70">
         <w:r>
+          <w:rPr>
+            <w:lang w:val="pt_PT" w:bidi="pt_PT"/>
+          </w:rPr>
           <w:rPr>
             <w:color w:val="0000EE"/>
             <w:u w:val="single"/>
@@ -1920,30 +3711,64 @@
         </w:r>
       </w:hyperlink>
       <w:r>
+        <w:rPr>
+          <w:lang w:val="pt_PT" w:bidi="pt_PT"/>
+        </w:rPr>
         <w:t>).</w:t>
       </w:r>
-      <w:r/>
-      <w:r/>
-    </w:p>
-    <w:p>
-      <w:r/>
+      <w:r>
+        <w:rPr>
+          <w:lang w:val="pt_PT" w:bidi="pt_PT"/>
+        </w:rPr>
+      </w:r>
+      <w:r>
+        <w:rPr>
+          <w:lang w:val="pt_PT" w:bidi="pt_PT"/>
+        </w:rPr>
+      </w:r>
+    </w:p>
+    <w:p>
+      <w:pPr/>
+      <w:r>
+        <w:rPr>
+          <w:lang w:val="pt_PT" w:bidi="pt_PT"/>
+        </w:rPr>
+      </w:r>
     </w:p>
     <w:p>
       <w:pPr>
         <w:pStyle w:val="Heading2"/>
       </w:pPr>
       <w:r>
+        <w:rPr>
+          <w:lang w:val="pt_PT" w:bidi="pt_PT"/>
+        </w:rPr>
         <w:t>Joel 2.32</w:t>
       </w:r>
-      <w:r/>
-    </w:p>
-    <w:p>
-      <w:r/>
-      <w:r>
+      <w:r>
+        <w:rPr>
+          <w:lang w:val="pt_PT" w:bidi="pt_PT"/>
+        </w:rPr>
+      </w:r>
+    </w:p>
+    <w:p>
+      <w:pPr/>
+      <w:r>
+        <w:rPr>
+          <w:lang w:val="pt_PT" w:bidi="pt_PT"/>
+        </w:rPr>
+      </w:r>
+      <w:r>
+        <w:rPr>
+          <w:lang w:val="pt_PT" w:bidi="pt_PT"/>
+        </w:rPr>
         <w:t xml:space="preserve">Todos os que invocam o nome do Senhor serão salvos: Invocar o nome de Deus não deve ser um ato final de desespero; deve acompanhar um compromisso vitalício de adoração, serviço e comunhão com o Senhor (veja </w:t>
       </w:r>
       <w:hyperlink r:id="rId71">
         <w:r>
+          <w:rPr>
+            <w:lang w:val="pt_PT" w:bidi="pt_PT"/>
+          </w:rPr>
           <w:rPr>
             <w:color w:val="0000EE"/>
             <w:u w:val="single"/>
@@ -1952,10 +3777,16 @@
         </w:r>
       </w:hyperlink>
       <w:r>
+        <w:rPr>
+          <w:lang w:val="pt_PT" w:bidi="pt_PT"/>
+        </w:rPr>
         <w:t xml:space="preserve">; </w:t>
       </w:r>
       <w:hyperlink r:id="rId72">
         <w:r>
+          <w:rPr>
+            <w:lang w:val="pt_PT" w:bidi="pt_PT"/>
+          </w:rPr>
           <w:rPr>
             <w:color w:val="0000EE"/>
             <w:u w:val="single"/>
@@ -1964,10 +3795,16 @@
         </w:r>
       </w:hyperlink>
       <w:r>
+        <w:rPr>
+          <w:lang w:val="pt_PT" w:bidi="pt_PT"/>
+        </w:rPr>
         <w:t xml:space="preserve">; </w:t>
       </w:r>
       <w:hyperlink r:id="rId73">
         <w:r>
+          <w:rPr>
+            <w:lang w:val="pt_PT" w:bidi="pt_PT"/>
+          </w:rPr>
           <w:rPr>
             <w:color w:val="0000EE"/>
             <w:u w:val="single"/>
@@ -1976,10 +3813,16 @@
         </w:r>
       </w:hyperlink>
       <w:r>
+        <w:rPr>
+          <w:lang w:val="pt_PT" w:bidi="pt_PT"/>
+        </w:rPr>
         <w:t xml:space="preserve">; </w:t>
       </w:r>
       <w:hyperlink r:id="rId74">
         <w:r>
+          <w:rPr>
+            <w:lang w:val="pt_PT" w:bidi="pt_PT"/>
+          </w:rPr>
           <w:rPr>
             <w:color w:val="0000EE"/>
             <w:u w:val="single"/>
@@ -1988,10 +3831,16 @@
         </w:r>
       </w:hyperlink>
       <w:r>
+        <w:rPr>
+          <w:lang w:val="pt_PT" w:bidi="pt_PT"/>
+        </w:rPr>
         <w:t xml:space="preserve">; </w:t>
       </w:r>
       <w:hyperlink r:id="rId75">
         <w:r>
+          <w:rPr>
+            <w:lang w:val="pt_PT" w:bidi="pt_PT"/>
+          </w:rPr>
           <w:rPr>
             <w:color w:val="0000EE"/>
             <w:u w:val="single"/>
@@ -2000,10 +3849,16 @@
         </w:r>
       </w:hyperlink>
       <w:r>
+        <w:rPr>
+          <w:lang w:val="pt_PT" w:bidi="pt_PT"/>
+        </w:rPr>
         <w:t xml:space="preserve">). • Aqueles a quem o Senhor chamou são seu remanescente escolhido, os sobreviventes do julgamento que o adoram (veja </w:t>
       </w:r>
       <w:hyperlink r:id="rId76">
         <w:r>
+          <w:rPr>
+            <w:lang w:val="pt_PT" w:bidi="pt_PT"/>
+          </w:rPr>
           <w:rPr>
             <w:color w:val="0000EE"/>
             <w:u w:val="single"/>
@@ -2012,10 +3867,16 @@
         </w:r>
       </w:hyperlink>
       <w:r>
+        <w:rPr>
+          <w:lang w:val="pt_PT" w:bidi="pt_PT"/>
+        </w:rPr>
         <w:t xml:space="preserve">; </w:t>
       </w:r>
       <w:hyperlink r:id="rId77">
         <w:r>
+          <w:rPr>
+            <w:lang w:val="pt_PT" w:bidi="pt_PT"/>
+          </w:rPr>
           <w:rPr>
             <w:color w:val="0000EE"/>
             <w:u w:val="single"/>
@@ -2024,10 +3885,16 @@
         </w:r>
       </w:hyperlink>
       <w:r>
+        <w:rPr>
+          <w:lang w:val="pt_PT" w:bidi="pt_PT"/>
+        </w:rPr>
         <w:t xml:space="preserve">; </w:t>
       </w:r>
       <w:hyperlink r:id="rId78">
         <w:r>
+          <w:rPr>
+            <w:lang w:val="pt_PT" w:bidi="pt_PT"/>
+          </w:rPr>
           <w:rPr>
             <w:color w:val="0000EE"/>
             <w:u w:val="single"/>
@@ -2036,59 +3903,125 @@
         </w:r>
       </w:hyperlink>
       <w:r>
+        <w:rPr>
+          <w:lang w:val="pt_PT" w:bidi="pt_PT"/>
+        </w:rPr>
         <w:t>).</w:t>
       </w:r>
-      <w:r/>
-      <w:r/>
-    </w:p>
-    <w:p>
-      <w:r/>
+      <w:r>
+        <w:rPr>
+          <w:lang w:val="pt_PT" w:bidi="pt_PT"/>
+        </w:rPr>
+      </w:r>
+      <w:r>
+        <w:rPr>
+          <w:lang w:val="pt_PT" w:bidi="pt_PT"/>
+        </w:rPr>
+      </w:r>
+    </w:p>
+    <w:p>
+      <w:pPr/>
+      <w:r>
+        <w:rPr>
+          <w:lang w:val="pt_PT" w:bidi="pt_PT"/>
+        </w:rPr>
+      </w:r>
     </w:p>
     <w:p>
       <w:pPr>
         <w:pStyle w:val="Heading2"/>
       </w:pPr>
       <w:r>
+        <w:rPr>
+          <w:lang w:val="pt_PT" w:bidi="pt_PT"/>
+        </w:rPr>
         <w:t>Joel 3.1–16</w:t>
       </w:r>
-      <w:r/>
-    </w:p>
-    <w:p>
-      <w:r/>
-      <w:r>
+      <w:r>
+        <w:rPr>
+          <w:lang w:val="pt_PT" w:bidi="pt_PT"/>
+        </w:rPr>
+      </w:r>
+    </w:p>
+    <w:p>
+      <w:pPr/>
+      <w:r>
+        <w:rPr>
+          <w:lang w:val="pt_PT" w:bidi="pt_PT"/>
+        </w:rPr>
+      </w:r>
+      <w:r>
+        <w:rPr>
+          <w:lang w:val="pt_PT" w:bidi="pt_PT"/>
+        </w:rPr>
         <w:t>Joel previu aqui o julgamento divino sobre as nações, especialmente aquelas que oprimiram o povo de Deus.</w:t>
       </w:r>
-      <w:r/>
-      <w:r/>
-    </w:p>
-    <w:p>
-      <w:r/>
+      <w:r>
+        <w:rPr>
+          <w:lang w:val="pt_PT" w:bidi="pt_PT"/>
+        </w:rPr>
+      </w:r>
+      <w:r>
+        <w:rPr>
+          <w:lang w:val="pt_PT" w:bidi="pt_PT"/>
+        </w:rPr>
+      </w:r>
+    </w:p>
+    <w:p>
+      <w:pPr/>
+      <w:r>
+        <w:rPr>
+          <w:lang w:val="pt_PT" w:bidi="pt_PT"/>
+        </w:rPr>
+      </w:r>
     </w:p>
     <w:p>
       <w:pPr>
         <w:pStyle w:val="Heading2"/>
       </w:pPr>
       <w:r>
+        <w:rPr>
+          <w:lang w:val="pt_PT" w:bidi="pt_PT"/>
+        </w:rPr>
         <w:t>Joel 3.2–3</w:t>
       </w:r>
-      <w:r/>
-    </w:p>
-    <w:p>
-      <w:r/>
-      <w:r>
+      <w:r>
+        <w:rPr>
+          <w:lang w:val="pt_PT" w:bidi="pt_PT"/>
+        </w:rPr>
+      </w:r>
+    </w:p>
+    <w:p>
+      <w:pPr/>
+      <w:r>
+        <w:rPr>
+          <w:lang w:val="pt_PT" w:bidi="pt_PT"/>
+        </w:rPr>
+      </w:r>
+      <w:r>
+        <w:rPr>
+          <w:lang w:val="pt_PT" w:bidi="pt_PT"/>
+        </w:rPr>
         <w:t xml:space="preserve">O Senhor reuniria os exércitos do mundo (literalmente </w:t>
       </w:r>
       <w:r>
         <w:rPr>
           <w:i/>
+          <w:lang w:val="pt_PT" w:bidi="pt_PT"/>
         </w:rPr>
         <w:t>todas as nações</w:t>
       </w:r>
       <w:r>
+        <w:rPr>
+          <w:lang w:val="pt_PT" w:bidi="pt_PT"/>
+        </w:rPr>
         <w:t>) no Vale de Josafá. Este vale não estava relacionado com o Rei Josafá de Judá (</w:t>
       </w:r>
       <w:hyperlink r:id="rId79">
         <w:r>
+          <w:rPr>
+            <w:lang w:val="pt_PT" w:bidi="pt_PT"/>
+          </w:rPr>
           <w:rPr>
             <w:color w:val="0000EE"/>
             <w:u w:val="single"/>
@@ -2097,10 +4030,16 @@
         </w:r>
       </w:hyperlink>
       <w:r>
+        <w:rPr>
+          <w:lang w:val="pt_PT" w:bidi="pt_PT"/>
+        </w:rPr>
         <w:t xml:space="preserve">); ao contrário, esta descrição, que significa "o vale onde o Senhor julga", identifica o local como o lugar onde Deus tomaria sua decisão (veja </w:t>
       </w:r>
       <w:hyperlink r:id="rId80">
         <w:r>
+          <w:rPr>
+            <w:lang w:val="pt_PT" w:bidi="pt_PT"/>
+          </w:rPr>
           <w:rPr>
             <w:color w:val="0000EE"/>
             <w:u w:val="single"/>
@@ -2109,10 +4048,16 @@
         </w:r>
       </w:hyperlink>
       <w:r>
+        <w:rPr>
+          <w:lang w:val="pt_PT" w:bidi="pt_PT"/>
+        </w:rPr>
         <w:t xml:space="preserve">) sobre o destino das nações. • Os pecados das nações incluem exilar o povo da aliança de Deus e vitimizar meninos e meninas indefesos em um comércio de escravos desumano (cp. </w:t>
       </w:r>
       <w:hyperlink r:id="rId81">
         <w:r>
+          <w:rPr>
+            <w:lang w:val="pt_PT" w:bidi="pt_PT"/>
+          </w:rPr>
           <w:rPr>
             <w:color w:val="0000EE"/>
             <w:u w:val="single"/>
@@ -2121,10 +4066,16 @@
         </w:r>
       </w:hyperlink>
       <w:r>
+        <w:rPr>
+          <w:lang w:val="pt_PT" w:bidi="pt_PT"/>
+        </w:rPr>
         <w:t xml:space="preserve">; </w:t>
       </w:r>
       <w:hyperlink r:id="rId82">
         <w:r>
+          <w:rPr>
+            <w:lang w:val="pt_PT" w:bidi="pt_PT"/>
+          </w:rPr>
           <w:rPr>
             <w:color w:val="0000EE"/>
             <w:u w:val="single"/>
@@ -2133,30 +4084,64 @@
         </w:r>
       </w:hyperlink>
       <w:r>
+        <w:rPr>
+          <w:lang w:val="pt_PT" w:bidi="pt_PT"/>
+        </w:rPr>
         <w:t>).</w:t>
       </w:r>
-      <w:r/>
-      <w:r/>
-    </w:p>
-    <w:p>
-      <w:r/>
+      <w:r>
+        <w:rPr>
+          <w:lang w:val="pt_PT" w:bidi="pt_PT"/>
+        </w:rPr>
+      </w:r>
+      <w:r>
+        <w:rPr>
+          <w:lang w:val="pt_PT" w:bidi="pt_PT"/>
+        </w:rPr>
+      </w:r>
+    </w:p>
+    <w:p>
+      <w:pPr/>
+      <w:r>
+        <w:rPr>
+          <w:lang w:val="pt_PT" w:bidi="pt_PT"/>
+        </w:rPr>
+      </w:r>
     </w:p>
     <w:p>
       <w:pPr>
         <w:pStyle w:val="Heading2"/>
       </w:pPr>
       <w:r>
+        <w:rPr>
+          <w:lang w:val="pt_PT" w:bidi="pt_PT"/>
+        </w:rPr>
         <w:t>Joel 3.4–6</w:t>
       </w:r>
-      <w:r/>
-    </w:p>
-    <w:p>
-      <w:r/>
-      <w:r>
+      <w:r>
+        <w:rPr>
+          <w:lang w:val="pt_PT" w:bidi="pt_PT"/>
+        </w:rPr>
+      </w:r>
+    </w:p>
+    <w:p>
+      <w:pPr/>
+      <w:r>
+        <w:rPr>
+          <w:lang w:val="pt_PT" w:bidi="pt_PT"/>
+        </w:rPr>
+      </w:r>
+      <w:r>
+        <w:rPr>
+          <w:lang w:val="pt_PT" w:bidi="pt_PT"/>
+        </w:rPr>
         <w:t xml:space="preserve">As cidades fenícias de Tiro e Sidom e as cidades da Filístia foram culpadas de saquear os preciosos tesouros de Jerusalém e vender seu povo como escravos para os gregos (veja </w:t>
       </w:r>
       <w:hyperlink r:id="rId83">
         <w:r>
+          <w:rPr>
+            <w:lang w:val="pt_PT" w:bidi="pt_PT"/>
+          </w:rPr>
           <w:rPr>
             <w:color w:val="0000EE"/>
             <w:u w:val="single"/>
@@ -2165,10 +4150,16 @@
         </w:r>
       </w:hyperlink>
       <w:r>
+        <w:rPr>
+          <w:lang w:val="pt_PT" w:bidi="pt_PT"/>
+        </w:rPr>
         <w:t>,</w:t>
       </w:r>
       <w:hyperlink r:id="rId84">
         <w:r>
+          <w:rPr>
+            <w:lang w:val="pt_PT" w:bidi="pt_PT"/>
+          </w:rPr>
           <w:rPr>
             <w:color w:val="0000EE"/>
             <w:u w:val="single"/>
@@ -2177,70 +4168,160 @@
         </w:r>
       </w:hyperlink>
       <w:r>
+        <w:rPr>
+          <w:lang w:val="pt_PT" w:bidi="pt_PT"/>
+        </w:rPr>
         <w:t>).</w:t>
       </w:r>
-      <w:r/>
-      <w:r/>
-    </w:p>
-    <w:p>
-      <w:r/>
+      <w:r>
+        <w:rPr>
+          <w:lang w:val="pt_PT" w:bidi="pt_PT"/>
+        </w:rPr>
+      </w:r>
+      <w:r>
+        <w:rPr>
+          <w:lang w:val="pt_PT" w:bidi="pt_PT"/>
+        </w:rPr>
+      </w:r>
+    </w:p>
+    <w:p>
+      <w:pPr/>
+      <w:r>
+        <w:rPr>
+          <w:lang w:val="pt_PT" w:bidi="pt_PT"/>
+        </w:rPr>
+      </w:r>
     </w:p>
     <w:p>
       <w:pPr>
         <w:pStyle w:val="Heading2"/>
       </w:pPr>
       <w:r>
+        <w:rPr>
+          <w:lang w:val="pt_PT" w:bidi="pt_PT"/>
+        </w:rPr>
         <w:t>Joel 3.7–8</w:t>
       </w:r>
-      <w:r/>
-    </w:p>
-    <w:p>
-      <w:r/>
-      <w:r>
+      <w:r>
+        <w:rPr>
+          <w:lang w:val="pt_PT" w:bidi="pt_PT"/>
+        </w:rPr>
+      </w:r>
+    </w:p>
+    <w:p>
+      <w:pPr/>
+      <w:r>
+        <w:rPr>
+          <w:lang w:val="pt_PT" w:bidi="pt_PT"/>
+        </w:rPr>
+      </w:r>
+      <w:r>
+        <w:rPr>
+          <w:lang w:val="pt_PT" w:bidi="pt_PT"/>
+        </w:rPr>
         <w:t>O povo de Tiro, Sidom e Filístia havia escravizado os israelitas, então o Senhor os puniria vendendo seus filhos e filhas como escravos.</w:t>
       </w:r>
-      <w:r/>
-      <w:r/>
-    </w:p>
-    <w:p>
-      <w:r/>
+      <w:r>
+        <w:rPr>
+          <w:lang w:val="pt_PT" w:bidi="pt_PT"/>
+        </w:rPr>
+      </w:r>
+      <w:r>
+        <w:rPr>
+          <w:lang w:val="pt_PT" w:bidi="pt_PT"/>
+        </w:rPr>
+      </w:r>
+    </w:p>
+    <w:p>
+      <w:pPr/>
+      <w:r>
+        <w:rPr>
+          <w:lang w:val="pt_PT" w:bidi="pt_PT"/>
+        </w:rPr>
+      </w:r>
     </w:p>
     <w:p>
       <w:pPr>
         <w:pStyle w:val="Heading2"/>
       </w:pPr>
       <w:r>
+        <w:rPr>
+          <w:lang w:val="pt_PT" w:bidi="pt_PT"/>
+        </w:rPr>
         <w:t>Joel 3.9</w:t>
       </w:r>
-      <w:r/>
-    </w:p>
-    <w:p>
-      <w:r/>
-      <w:r>
+      <w:r>
+        <w:rPr>
+          <w:lang w:val="pt_PT" w:bidi="pt_PT"/>
+        </w:rPr>
+      </w:r>
+    </w:p>
+    <w:p>
+      <w:pPr/>
+      <w:r>
+        <w:rPr>
+          <w:lang w:val="pt_PT" w:bidi="pt_PT"/>
+        </w:rPr>
+      </w:r>
+      <w:r>
+        <w:rPr>
+          <w:lang w:val="pt_PT" w:bidi="pt_PT"/>
+        </w:rPr>
         <w:t>As nações são convocadas de forma zombeteira para uma guerra inútil contra o Senhor, que terminará em sua destruição e julgamento.</w:t>
       </w:r>
-      <w:r/>
-      <w:r/>
-    </w:p>
-    <w:p>
-      <w:r/>
+      <w:r>
+        <w:rPr>
+          <w:lang w:val="pt_PT" w:bidi="pt_PT"/>
+        </w:rPr>
+      </w:r>
+      <w:r>
+        <w:rPr>
+          <w:lang w:val="pt_PT" w:bidi="pt_PT"/>
+        </w:rPr>
+      </w:r>
+    </w:p>
+    <w:p>
+      <w:pPr/>
+      <w:r>
+        <w:rPr>
+          <w:lang w:val="pt_PT" w:bidi="pt_PT"/>
+        </w:rPr>
+      </w:r>
     </w:p>
     <w:p>
       <w:pPr>
         <w:pStyle w:val="Heading2"/>
       </w:pPr>
       <w:r>
+        <w:rPr>
+          <w:lang w:val="pt_PT" w:bidi="pt_PT"/>
+        </w:rPr>
         <w:t>Joel 3.10</w:t>
       </w:r>
-      <w:r/>
-    </w:p>
-    <w:p>
-      <w:r/>
-      <w:r>
+      <w:r>
+        <w:rPr>
+          <w:lang w:val="pt_PT" w:bidi="pt_PT"/>
+        </w:rPr>
+      </w:r>
+    </w:p>
+    <w:p>
+      <w:pPr/>
+      <w:r>
+        <w:rPr>
+          <w:lang w:val="pt_PT" w:bidi="pt_PT"/>
+        </w:rPr>
+      </w:r>
+      <w:r>
+        <w:rPr>
+          <w:lang w:val="pt_PT" w:bidi="pt_PT"/>
+        </w:rPr>
         <w:t xml:space="preserve">Transformem suas relhas de arado em espadas: Revertendo deliberadamente uma imagem de </w:t>
       </w:r>
       <w:hyperlink r:id="rId85">
         <w:r>
+          <w:rPr>
+            <w:lang w:val="pt_PT" w:bidi="pt_PT"/>
+          </w:rPr>
           <w:rPr>
             <w:color w:val="0000EE"/>
             <w:u w:val="single"/>
@@ -2249,10 +4330,16 @@
         </w:r>
       </w:hyperlink>
       <w:r>
+        <w:rPr>
+          <w:lang w:val="pt_PT" w:bidi="pt_PT"/>
+        </w:rPr>
         <w:t xml:space="preserve"> e </w:t>
       </w:r>
       <w:hyperlink r:id="rId86">
         <w:r>
+          <w:rPr>
+            <w:lang w:val="pt_PT" w:bidi="pt_PT"/>
+          </w:rPr>
           <w:rPr>
             <w:color w:val="0000EE"/>
             <w:u w:val="single"/>
@@ -2261,65 +4348,137 @@
         </w:r>
       </w:hyperlink>
       <w:r>
+        <w:rPr>
+          <w:lang w:val="pt_PT" w:bidi="pt_PT"/>
+        </w:rPr>
         <w:t>, Joel ordenou que as nações mobilizassem todos os recursos para a batalha iminente. Mesmo aqueles inaptos para a guerra, os fracos</w:t>
       </w:r>
       <w:r>
         <w:rPr>
           <w:i/>
+          <w:lang w:val="pt_PT" w:bidi="pt_PT"/>
         </w:rPr>
         <w:t>,</w:t>
       </w:r>
       <w:r>
+        <w:rPr>
+          <w:lang w:val="pt_PT" w:bidi="pt_PT"/>
+        </w:rPr>
         <w:t xml:space="preserve"> devem se tornar soldados.</w:t>
       </w:r>
-      <w:r/>
-      <w:r/>
-    </w:p>
-    <w:p>
-      <w:r/>
+      <w:r>
+        <w:rPr>
+          <w:lang w:val="pt_PT" w:bidi="pt_PT"/>
+        </w:rPr>
+      </w:r>
+      <w:r>
+        <w:rPr>
+          <w:lang w:val="pt_PT" w:bidi="pt_PT"/>
+        </w:rPr>
+      </w:r>
+    </w:p>
+    <w:p>
+      <w:pPr/>
+      <w:r>
+        <w:rPr>
+          <w:lang w:val="pt_PT" w:bidi="pt_PT"/>
+        </w:rPr>
+      </w:r>
     </w:p>
     <w:p>
       <w:pPr>
         <w:pStyle w:val="Heading2"/>
       </w:pPr>
       <w:r>
+        <w:rPr>
+          <w:lang w:val="pt_PT" w:bidi="pt_PT"/>
+        </w:rPr>
         <w:t>Joel 3.12</w:t>
       </w:r>
-      <w:r/>
-    </w:p>
-    <w:p>
-      <w:r/>
-      <w:r>
+      <w:r>
+        <w:rPr>
+          <w:lang w:val="pt_PT" w:bidi="pt_PT"/>
+        </w:rPr>
+      </w:r>
+    </w:p>
+    <w:p>
+      <w:pPr/>
+      <w:r>
+        <w:rPr>
+          <w:lang w:val="pt_PT" w:bidi="pt_PT"/>
+        </w:rPr>
+      </w:r>
+      <w:r>
+        <w:rPr>
+          <w:lang w:val="pt_PT" w:bidi="pt_PT"/>
+        </w:rPr>
         <w:t xml:space="preserve">A batalha ocorreria no Vale de Josafá (veja </w:t>
       </w:r>
       <w:r>
+        <w:rPr>
+          <w:lang w:val="pt_PT" w:bidi="pt_PT"/>
+        </w:rPr>
         <w:t>nota de estudo em 3.2–3</w:t>
       </w:r>
       <w:r>
+        <w:rPr>
+          <w:lang w:val="pt_PT" w:bidi="pt_PT"/>
+        </w:rPr>
         <w:t>), onde o Senhor pronunciaria julgamento sobre todos eles.</w:t>
       </w:r>
-      <w:r/>
-      <w:r/>
-    </w:p>
-    <w:p>
-      <w:r/>
+      <w:r>
+        <w:rPr>
+          <w:lang w:val="pt_PT" w:bidi="pt_PT"/>
+        </w:rPr>
+      </w:r>
+      <w:r>
+        <w:rPr>
+          <w:lang w:val="pt_PT" w:bidi="pt_PT"/>
+        </w:rPr>
+      </w:r>
+    </w:p>
+    <w:p>
+      <w:pPr/>
+      <w:r>
+        <w:rPr>
+          <w:lang w:val="pt_PT" w:bidi="pt_PT"/>
+        </w:rPr>
+      </w:r>
     </w:p>
     <w:p>
       <w:pPr>
         <w:pStyle w:val="Heading2"/>
       </w:pPr>
       <w:r>
+        <w:rPr>
+          <w:lang w:val="pt_PT" w:bidi="pt_PT"/>
+        </w:rPr>
         <w:t>Joel 3.13</w:t>
       </w:r>
-      <w:r/>
-    </w:p>
-    <w:p>
-      <w:r/>
-      <w:r>
+      <w:r>
+        <w:rPr>
+          <w:lang w:val="pt_PT" w:bidi="pt_PT"/>
+        </w:rPr>
+      </w:r>
+    </w:p>
+    <w:p>
+      <w:pPr/>
+      <w:r>
+        <w:rPr>
+          <w:lang w:val="pt_PT" w:bidi="pt_PT"/>
+        </w:rPr>
+      </w:r>
+      <w:r>
+        <w:rPr>
+          <w:lang w:val="pt_PT" w:bidi="pt_PT"/>
+        </w:rPr>
         <w:t xml:space="preserve">Deus derrotaria as nações como uma foice que corta hastes de grãos e como trabalhadores que pisam uvas no lagar (veja </w:t>
       </w:r>
       <w:hyperlink r:id="rId87">
         <w:r>
+          <w:rPr>
+            <w:lang w:val="pt_PT" w:bidi="pt_PT"/>
+          </w:rPr>
           <w:rPr>
             <w:color w:val="0000EE"/>
             <w:u w:val="single"/>
@@ -2328,10 +4487,16 @@
         </w:r>
       </w:hyperlink>
       <w:r>
+        <w:rPr>
+          <w:lang w:val="pt_PT" w:bidi="pt_PT"/>
+        </w:rPr>
         <w:t xml:space="preserve">; </w:t>
       </w:r>
       <w:hyperlink r:id="rId88">
         <w:r>
+          <w:rPr>
+            <w:lang w:val="pt_PT" w:bidi="pt_PT"/>
+          </w:rPr>
           <w:rPr>
             <w:color w:val="0000EE"/>
             <w:u w:val="single"/>
@@ -2340,48 +4505,90 @@
         </w:r>
       </w:hyperlink>
       <w:r>
+        <w:rPr>
+          <w:lang w:val="pt_PT" w:bidi="pt_PT"/>
+        </w:rPr>
         <w:t>).</w:t>
       </w:r>
-      <w:r/>
-      <w:r/>
-    </w:p>
-    <w:p>
-      <w:r/>
+      <w:r>
+        <w:rPr>
+          <w:lang w:val="pt_PT" w:bidi="pt_PT"/>
+        </w:rPr>
+      </w:r>
+      <w:r>
+        <w:rPr>
+          <w:lang w:val="pt_PT" w:bidi="pt_PT"/>
+        </w:rPr>
+      </w:r>
+    </w:p>
+    <w:p>
+      <w:pPr/>
+      <w:r>
+        <w:rPr>
+          <w:lang w:val="pt_PT" w:bidi="pt_PT"/>
+        </w:rPr>
+      </w:r>
     </w:p>
     <w:p>
       <w:pPr>
         <w:pStyle w:val="Heading2"/>
       </w:pPr>
       <w:r>
+        <w:rPr>
+          <w:lang w:val="pt_PT" w:bidi="pt_PT"/>
+        </w:rPr>
         <w:t>Joel 3.14</w:t>
       </w:r>
-      <w:r/>
-    </w:p>
-    <w:p>
-      <w:r/>
-      <w:r>
+      <w:r>
+        <w:rPr>
+          <w:lang w:val="pt_PT" w:bidi="pt_PT"/>
+        </w:rPr>
+      </w:r>
+    </w:p>
+    <w:p>
+      <w:pPr/>
+      <w:r>
+        <w:rPr>
+          <w:lang w:val="pt_PT" w:bidi="pt_PT"/>
+        </w:rPr>
+      </w:r>
+      <w:r>
+        <w:rPr>
+          <w:lang w:val="pt_PT" w:bidi="pt_PT"/>
+        </w:rPr>
         <w:t xml:space="preserve">Milhares e milhares (literalmente </w:t>
       </w:r>
       <w:r>
         <w:rPr>
           <w:i/>
+          <w:lang w:val="pt_PT" w:bidi="pt_PT"/>
         </w:rPr>
         <w:t>rugindo, rugindo;</w:t>
       </w:r>
       <w:r>
+        <w:rPr>
+          <w:lang w:val="pt_PT" w:bidi="pt_PT"/>
+        </w:rPr>
         <w:t xml:space="preserve"> ou </w:t>
       </w:r>
       <w:r>
         <w:rPr>
           <w:i/>
+          <w:lang w:val="pt_PT" w:bidi="pt_PT"/>
         </w:rPr>
         <w:t>multidões, multidões</w:t>
       </w:r>
       <w:r>
+        <w:rPr>
+          <w:lang w:val="pt_PT" w:bidi="pt_PT"/>
+        </w:rPr>
         <w:t xml:space="preserve">): A repetição da palavra hebraica captura o ruído caótico feito por uma imensa multidão. • vale da decisão: O nome do vale é alterado (cp. </w:t>
       </w:r>
       <w:hyperlink r:id="rId89">
         <w:r>
+          <w:rPr>
+            <w:lang w:val="pt_PT" w:bidi="pt_PT"/>
+          </w:rPr>
           <w:rPr>
             <w:color w:val="0000EE"/>
             <w:u w:val="single"/>
@@ -2390,10 +4597,16 @@
         </w:r>
       </w:hyperlink>
       <w:r>
+        <w:rPr>
+          <w:lang w:val="pt_PT" w:bidi="pt_PT"/>
+        </w:rPr>
         <w:t>,</w:t>
       </w:r>
       <w:hyperlink r:id="rId90">
         <w:r>
+          <w:rPr>
+            <w:lang w:val="pt_PT" w:bidi="pt_PT"/>
+          </w:rPr>
           <w:rPr>
             <w:color w:val="0000EE"/>
             <w:u w:val="single"/>
@@ -2402,48 +4615,90 @@
         </w:r>
       </w:hyperlink>
       <w:r>
+        <w:rPr>
+          <w:lang w:val="pt_PT" w:bidi="pt_PT"/>
+        </w:rPr>
         <w:t>) porque agora o julgamento do Senhor foi decidido.</w:t>
       </w:r>
-      <w:r/>
-      <w:r/>
-    </w:p>
-    <w:p>
-      <w:r/>
+      <w:r>
+        <w:rPr>
+          <w:lang w:val="pt_PT" w:bidi="pt_PT"/>
+        </w:rPr>
+      </w:r>
+      <w:r>
+        <w:rPr>
+          <w:lang w:val="pt_PT" w:bidi="pt_PT"/>
+        </w:rPr>
+      </w:r>
+    </w:p>
+    <w:p>
+      <w:pPr/>
+      <w:r>
+        <w:rPr>
+          <w:lang w:val="pt_PT" w:bidi="pt_PT"/>
+        </w:rPr>
+      </w:r>
     </w:p>
     <w:p>
       <w:pPr>
         <w:pStyle w:val="Heading2"/>
       </w:pPr>
       <w:r>
+        <w:rPr>
+          <w:lang w:val="pt_PT" w:bidi="pt_PT"/>
+        </w:rPr>
         <w:t>Joel 3.16</w:t>
       </w:r>
-      <w:r/>
-    </w:p>
-    <w:p>
-      <w:r/>
-      <w:r>
+      <w:r>
+        <w:rPr>
+          <w:lang w:val="pt_PT" w:bidi="pt_PT"/>
+        </w:rPr>
+      </w:r>
+    </w:p>
+    <w:p>
+      <w:pPr/>
+      <w:r>
+        <w:rPr>
+          <w:lang w:val="pt_PT" w:bidi="pt_PT"/>
+        </w:rPr>
+      </w:r>
+      <w:r>
+        <w:rPr>
+          <w:lang w:val="pt_PT" w:bidi="pt_PT"/>
+        </w:rPr>
         <w:t>A voz do Senhor</w:t>
       </w:r>
       <w:r>
         <w:rPr>
           <w:i/>
+          <w:lang w:val="pt_PT" w:bidi="pt_PT"/>
         </w:rPr>
         <w:t>,</w:t>
       </w:r>
       <w:r>
+        <w:rPr>
+          <w:lang w:val="pt_PT" w:bidi="pt_PT"/>
+        </w:rPr>
         <w:t xml:space="preserve"> como a de um leão, rugiria de Sião</w:t>
       </w:r>
       <w:r>
         <w:rPr>
           <w:i/>
+          <w:lang w:val="pt_PT" w:bidi="pt_PT"/>
         </w:rPr>
         <w:t>,</w:t>
       </w:r>
       <w:r>
+        <w:rPr>
+          <w:lang w:val="pt_PT" w:bidi="pt_PT"/>
+        </w:rPr>
         <w:t xml:space="preserve"> abalando o céu e a terra e aterrorizando os pecadores (veja </w:t>
       </w:r>
       <w:hyperlink r:id="rId91">
         <w:r>
+          <w:rPr>
+            <w:lang w:val="pt_PT" w:bidi="pt_PT"/>
+          </w:rPr>
           <w:rPr>
             <w:color w:val="0000EE"/>
             <w:u w:val="single"/>
@@ -2452,39 +4707,77 @@
         </w:r>
       </w:hyperlink>
       <w:r>
+        <w:rPr>
+          <w:lang w:val="pt_PT" w:bidi="pt_PT"/>
+        </w:rPr>
         <w:t>). No entanto, esse mesmo leão feroz também é um refúgio para o seu povo.</w:t>
       </w:r>
-      <w:r/>
-      <w:r/>
-    </w:p>
-    <w:p>
-      <w:r/>
+      <w:r>
+        <w:rPr>
+          <w:lang w:val="pt_PT" w:bidi="pt_PT"/>
+        </w:rPr>
+      </w:r>
+      <w:r>
+        <w:rPr>
+          <w:lang w:val="pt_PT" w:bidi="pt_PT"/>
+        </w:rPr>
+      </w:r>
+    </w:p>
+    <w:p>
+      <w:pPr/>
+      <w:r>
+        <w:rPr>
+          <w:lang w:val="pt_PT" w:bidi="pt_PT"/>
+        </w:rPr>
+      </w:r>
     </w:p>
     <w:p>
       <w:pPr>
         <w:pStyle w:val="Heading2"/>
       </w:pPr>
       <w:r>
+        <w:rPr>
+          <w:lang w:val="pt_PT" w:bidi="pt_PT"/>
+        </w:rPr>
         <w:t>Joel 3.17</w:t>
       </w:r>
-      <w:r/>
-    </w:p>
-    <w:p>
-      <w:r/>
-      <w:r>
+      <w:r>
+        <w:rPr>
+          <w:lang w:val="pt_PT" w:bidi="pt_PT"/>
+        </w:rPr>
+      </w:r>
+    </w:p>
+    <w:p>
+      <w:pPr/>
+      <w:r>
+        <w:rPr>
+          <w:lang w:val="pt_PT" w:bidi="pt_PT"/>
+        </w:rPr>
+      </w:r>
+      <w:r>
+        <w:rPr>
+          <w:lang w:val="pt_PT" w:bidi="pt_PT"/>
+        </w:rPr>
         <w:t>Então você saberá: o propósito final de Deus é que seu povo o conheça e compartilhe de seu caráter santo. Eles devem aprender que ele é o único Deus e que reina sobre toda a criação desde Sião</w:t>
       </w:r>
       <w:r>
         <w:rPr>
           <w:i/>
+          <w:lang w:val="pt_PT" w:bidi="pt_PT"/>
         </w:rPr>
         <w:t>,</w:t>
       </w:r>
       <w:r>
+        <w:rPr>
+          <w:lang w:val="pt_PT" w:bidi="pt_PT"/>
+        </w:rPr>
         <w:t xml:space="preserve"> sua montanha sagrada (veja também </w:t>
       </w:r>
       <w:hyperlink r:id="rId92">
         <w:r>
+          <w:rPr>
+            <w:lang w:val="pt_PT" w:bidi="pt_PT"/>
+          </w:rPr>
           <w:rPr>
             <w:color w:val="0000EE"/>
             <w:u w:val="single"/>
@@ -2493,30 +4786,64 @@
         </w:r>
       </w:hyperlink>
       <w:r>
+        <w:rPr>
+          <w:lang w:val="pt_PT" w:bidi="pt_PT"/>
+        </w:rPr>
         <w:t>). A única segurança verdadeira no presente, e a única esperança para o futuro, vem da presença de Deus.</w:t>
       </w:r>
-      <w:r/>
-      <w:r/>
-    </w:p>
-    <w:p>
-      <w:r/>
+      <w:r>
+        <w:rPr>
+          <w:lang w:val="pt_PT" w:bidi="pt_PT"/>
+        </w:rPr>
+      </w:r>
+      <w:r>
+        <w:rPr>
+          <w:lang w:val="pt_PT" w:bidi="pt_PT"/>
+        </w:rPr>
+      </w:r>
+    </w:p>
+    <w:p>
+      <w:pPr/>
+      <w:r>
+        <w:rPr>
+          <w:lang w:val="pt_PT" w:bidi="pt_PT"/>
+        </w:rPr>
+      </w:r>
     </w:p>
     <w:p>
       <w:pPr>
         <w:pStyle w:val="Heading2"/>
       </w:pPr>
       <w:r>
+        <w:rPr>
+          <w:lang w:val="pt_PT" w:bidi="pt_PT"/>
+        </w:rPr>
         <w:t>Joel 3.18</w:t>
       </w:r>
-      <w:r/>
-    </w:p>
-    <w:p>
-      <w:r/>
-      <w:r>
+      <w:r>
+        <w:rPr>
+          <w:lang w:val="pt_PT" w:bidi="pt_PT"/>
+        </w:rPr>
+      </w:r>
+    </w:p>
+    <w:p>
+      <w:pPr/>
+      <w:r>
+        <w:rPr>
+          <w:lang w:val="pt_PT" w:bidi="pt_PT"/>
+        </w:rPr>
+      </w:r>
+      <w:r>
+        <w:rPr>
+          <w:lang w:val="pt_PT" w:bidi="pt_PT"/>
+        </w:rPr>
         <w:t xml:space="preserve">Bênçãos fluiriam da presença soberana do Senhor em Sião (veja também </w:t>
       </w:r>
       <w:hyperlink r:id="rId93">
         <w:r>
+          <w:rPr>
+            <w:lang w:val="pt_PT" w:bidi="pt_PT"/>
+          </w:rPr>
           <w:rPr>
             <w:color w:val="0000EE"/>
             <w:u w:val="single"/>
@@ -2525,10 +4852,16 @@
         </w:r>
       </w:hyperlink>
       <w:r>
+        <w:rPr>
+          <w:lang w:val="pt_PT" w:bidi="pt_PT"/>
+        </w:rPr>
         <w:t xml:space="preserve">; </w:t>
       </w:r>
       <w:hyperlink r:id="rId94">
         <w:r>
+          <w:rPr>
+            <w:lang w:val="pt_PT" w:bidi="pt_PT"/>
+          </w:rPr>
           <w:rPr>
             <w:color w:val="0000EE"/>
             <w:u w:val="single"/>
@@ -2537,10 +4870,16 @@
         </w:r>
       </w:hyperlink>
       <w:r>
+        <w:rPr>
+          <w:lang w:val="pt_PT" w:bidi="pt_PT"/>
+        </w:rPr>
         <w:t xml:space="preserve">). Haveria uma superabundância de vinho doce e leite. O Templo, a própria morada de Deus na terra, seria a fonte de uma nascente que para sempre regaria a paisagem árida (veja </w:t>
       </w:r>
       <w:hyperlink r:id="rId95">
         <w:r>
+          <w:rPr>
+            <w:lang w:val="pt_PT" w:bidi="pt_PT"/>
+          </w:rPr>
           <w:rPr>
             <w:color w:val="0000EE"/>
             <w:u w:val="single"/>
@@ -2549,10 +4888,16 @@
         </w:r>
       </w:hyperlink>
       <w:r>
+        <w:rPr>
+          <w:lang w:val="pt_PT" w:bidi="pt_PT"/>
+        </w:rPr>
         <w:t xml:space="preserve">; </w:t>
       </w:r>
       <w:hyperlink r:id="rId96">
         <w:r>
+          <w:rPr>
+            <w:lang w:val="pt_PT" w:bidi="pt_PT"/>
+          </w:rPr>
           <w:rPr>
             <w:color w:val="0000EE"/>
             <w:u w:val="single"/>
@@ -2561,50 +4906,112 @@
         </w:r>
       </w:hyperlink>
       <w:r>
+        <w:rPr>
+          <w:lang w:val="pt_PT" w:bidi="pt_PT"/>
+        </w:rPr>
         <w:t>).</w:t>
       </w:r>
-      <w:r/>
-      <w:r/>
-    </w:p>
-    <w:p>
-      <w:r/>
+      <w:r>
+        <w:rPr>
+          <w:lang w:val="pt_PT" w:bidi="pt_PT"/>
+        </w:rPr>
+      </w:r>
+      <w:r>
+        <w:rPr>
+          <w:lang w:val="pt_PT" w:bidi="pt_PT"/>
+        </w:rPr>
+      </w:r>
+    </w:p>
+    <w:p>
+      <w:pPr/>
+      <w:r>
+        <w:rPr>
+          <w:lang w:val="pt_PT" w:bidi="pt_PT"/>
+        </w:rPr>
+      </w:r>
     </w:p>
     <w:p>
       <w:pPr>
         <w:pStyle w:val="Heading2"/>
       </w:pPr>
       <w:r>
+        <w:rPr>
+          <w:lang w:val="pt_PT" w:bidi="pt_PT"/>
+        </w:rPr>
         <w:t>Joel 3.19</w:t>
       </w:r>
-      <w:r/>
-    </w:p>
-    <w:p>
-      <w:r/>
-      <w:r>
+      <w:r>
+        <w:rPr>
+          <w:lang w:val="pt_PT" w:bidi="pt_PT"/>
+        </w:rPr>
+      </w:r>
+    </w:p>
+    <w:p>
+      <w:pPr/>
+      <w:r>
+        <w:rPr>
+          <w:lang w:val="pt_PT" w:bidi="pt_PT"/>
+        </w:rPr>
+      </w:r>
+      <w:r>
+        <w:rPr>
+          <w:lang w:val="pt_PT" w:bidi="pt_PT"/>
+        </w:rPr>
         <w:t>Mesmo com a restauração de Judá, seus antigos inimigos, Egito e Edom, experimentariam o julgamento de Deus por seus crimes contra o seu povo.</w:t>
       </w:r>
-      <w:r/>
-      <w:r/>
-    </w:p>
-    <w:p>
-      <w:r/>
+      <w:r>
+        <w:rPr>
+          <w:lang w:val="pt_PT" w:bidi="pt_PT"/>
+        </w:rPr>
+      </w:r>
+      <w:r>
+        <w:rPr>
+          <w:lang w:val="pt_PT" w:bidi="pt_PT"/>
+        </w:rPr>
+      </w:r>
+    </w:p>
+    <w:p>
+      <w:pPr/>
+      <w:r>
+        <w:rPr>
+          <w:lang w:val="pt_PT" w:bidi="pt_PT"/>
+        </w:rPr>
+      </w:r>
     </w:p>
     <w:p>
       <w:pPr>
         <w:pStyle w:val="Heading2"/>
       </w:pPr>
       <w:r>
+        <w:rPr>
+          <w:lang w:val="pt_PT" w:bidi="pt_PT"/>
+        </w:rPr>
         <w:t>Joel 3.20–21</w:t>
       </w:r>
-      <w:r/>
-    </w:p>
-    <w:p>
-      <w:r/>
-      <w:r>
+      <w:r>
+        <w:rPr>
+          <w:lang w:val="pt_PT" w:bidi="pt_PT"/>
+        </w:rPr>
+      </w:r>
+    </w:p>
+    <w:p>
+      <w:pPr/>
+      <w:r>
+        <w:rPr>
+          <w:lang w:val="pt_PT" w:bidi="pt_PT"/>
+        </w:rPr>
+      </w:r>
+      <w:r>
+        <w:rPr>
+          <w:lang w:val="pt_PT" w:bidi="pt_PT"/>
+        </w:rPr>
         <w:t xml:space="preserve">A conclusão da profecia de Joel é o oposto de seu início. Em </w:t>
       </w:r>
       <w:hyperlink r:id="rId28">
         <w:r>
+          <w:rPr>
+            <w:lang w:val="pt_PT" w:bidi="pt_PT"/>
+          </w:rPr>
           <w:rPr>
             <w:color w:val="0000EE"/>
             <w:u w:val="single"/>
@@ -2613,10 +5020,16 @@
         </w:r>
       </w:hyperlink>
       <w:r>
+        <w:rPr>
+          <w:lang w:val="pt_PT" w:bidi="pt_PT"/>
+        </w:rPr>
         <w:t xml:space="preserve">, o futuro de Judá parecia estar em grave dúvida. Praga e seca, sinais do julgamento divino, ameaçavam a existência de Judá. Agora Joel termina com a garantia divina de que Judá... e Jerusalém perdurarão por todas as gerações. O povo de Deus em cada geração descansa seguro na esperança de que seu reino reinará sobre o céu e a terra (veja também </w:t>
       </w:r>
       <w:hyperlink r:id="rId97">
         <w:r>
+          <w:rPr>
+            <w:lang w:val="pt_PT" w:bidi="pt_PT"/>
+          </w:rPr>
           <w:rPr>
             <w:color w:val="0000EE"/>
             <w:u w:val="single"/>
@@ -2625,10 +5038,16 @@
         </w:r>
       </w:hyperlink>
       <w:r>
+        <w:rPr>
+          <w:lang w:val="pt_PT" w:bidi="pt_PT"/>
+        </w:rPr>
         <w:t xml:space="preserve">; </w:t>
       </w:r>
       <w:hyperlink r:id="rId98">
         <w:r>
+          <w:rPr>
+            <w:lang w:val="pt_PT" w:bidi="pt_PT"/>
+          </w:rPr>
           <w:rPr>
             <w:color w:val="0000EE"/>
             <w:u w:val="single"/>
@@ -2637,10 +5056,16 @@
         </w:r>
       </w:hyperlink>
       <w:r>
+        <w:rPr>
+          <w:lang w:val="pt_PT" w:bidi="pt_PT"/>
+        </w:rPr>
         <w:t xml:space="preserve">; </w:t>
       </w:r>
       <w:hyperlink r:id="rId99">
         <w:r>
+          <w:rPr>
+            <w:lang w:val="pt_PT" w:bidi="pt_PT"/>
+          </w:rPr>
           <w:rPr>
             <w:color w:val="0000EE"/>
             <w:u w:val="single"/>
@@ -2649,10 +5074,21 @@
         </w:r>
       </w:hyperlink>
       <w:r>
+        <w:rPr>
+          <w:lang w:val="pt_PT" w:bidi="pt_PT"/>
+        </w:rPr>
         <w:t>).</w:t>
       </w:r>
-      <w:r/>
-      <w:r/>
+      <w:r>
+        <w:rPr>
+          <w:lang w:val="pt_PT" w:bidi="pt_PT"/>
+        </w:rPr>
+      </w:r>
+      <w:r>
+        <w:rPr>
+          <w:lang w:val="pt_PT" w:bidi="pt_PT"/>
+        </w:rPr>
+      </w:r>
     </w:p>
     <w:sectPr>
       <w:footnotePr>
@@ -4554,7 +6990,7 @@
     <w:rPrDefault>
       <w:rPr>
         <w:rFonts w:ascii="Times New Roman" w:eastAsia="Times New Roman" w:hAnsi="Times New Roman" w:cs="Times New Roman"/>
-        <w:lang w:val="en-US" w:eastAsia="en-US" w:bidi="ar-SA"/>
+        <w:lang w:val="pt_PT" w:eastAsia="en-US" w:bidi="ar-SA"/>
       </w:rPr>
     </w:rPrDefault>
     <w:pPrDefault/>

--- a/por/docx/29.content.docx
+++ b/por/docx/29.content.docx
@@ -28,22 +28,6 @@
       </w:r>
     </w:p>
     <w:p>
-      <w:pPr>
-        <w:pStyle w:val="Heading2"/>
-      </w:pPr>
-      <w:r>
-        <w:rPr>
-          <w:lang w:val="pt_PT" w:bidi="pt_PT"/>
-        </w:rPr>
-        <w:t>License Information</w:t>
-      </w:r>
-      <w:r>
-        <w:rPr>
-          <w:lang w:val="pt_PT" w:bidi="pt_PT"/>
-        </w:rPr>
-      </w:r>
-    </w:p>
-    <w:p>
       <w:pPr/>
       <w:r>
         <w:rPr>
@@ -55,19 +39,21 @@
           <w:b/>
           <w:lang w:val="pt_PT" w:bidi="pt_PT"/>
         </w:rPr>
-        <w:t>Notas de Estudo (Tyndale)</w:t>
-      </w:r>
-      <w:r>
-        <w:rPr>
-          <w:lang w:val="pt_PT" w:bidi="pt_PT"/>
-        </w:rPr>
-        <w:t xml:space="preserve"> (Portuguese) is based on</w:t>
-      </w:r>
-      <w:r>
-        <w:rPr>
-          <w:lang w:val="pt_PT" w:bidi="pt_PT"/>
-        </w:rPr>
-        <w:t xml:space="preserve">: </w:t>
+        <w:t>Aquifer Open Study Notes</w:t>
+      </w:r>
+    </w:p>
+    <w:p>
+      <w:pPr/>
+      <w:r>
+        <w:rPr>
+          <w:lang w:val="pt_PT" w:bidi="pt_PT"/>
+        </w:rPr>
+      </w:r>
+      <w:r>
+        <w:rPr>
+          <w:lang w:val="pt_PT" w:bidi="pt_PT"/>
+        </w:rPr>
+        <w:t xml:space="preserve">This work is an adaptation of </w:t>
       </w:r>
       <w:r>
         <w:rPr>
@@ -79,62 +65,33 @@
         <w:rPr>
           <w:lang w:val="pt_PT" w:bidi="pt_PT"/>
         </w:rPr>
-        <w:t xml:space="preserve">, </w:t>
-      </w:r>
-      <w:hyperlink r:id="rId13">
-        <w:r>
-          <w:rPr>
-            <w:lang w:val="pt_PT" w:bidi="pt_PT"/>
-          </w:rPr>
-          <w:rPr>
-            <w:color w:val="0000EE"/>
-            <w:u w:val="single"/>
-          </w:rPr>
-          <w:t>Tyndale House Publishers</w:t>
-        </w:r>
-      </w:hyperlink>
-      <w:r>
-        <w:rPr>
-          <w:lang w:val="pt_PT" w:bidi="pt_PT"/>
-        </w:rPr>
-        <w:t xml:space="preserve">, 2019, which is licensed under a </w:t>
-      </w:r>
-      <w:hyperlink r:id="rId14">
-        <w:r>
-          <w:rPr>
-            <w:lang w:val="pt_PT" w:bidi="pt_PT"/>
-          </w:rPr>
-          <w:rPr>
-            <w:color w:val="0000EE"/>
-            <w:u w:val="single"/>
-          </w:rPr>
-          <w:t>CC BY-SA 4.0 license</w:t>
-        </w:r>
-      </w:hyperlink>
-      <w:r>
-        <w:rPr>
-          <w:lang w:val="pt_PT" w:bidi="pt_PT"/>
-        </w:rPr>
-        <w:t>.</w:t>
-      </w:r>
-      <w:r>
-        <w:rPr>
-          <w:lang w:val="pt_PT" w:bidi="pt_PT"/>
-        </w:rPr>
-      </w:r>
-    </w:p>
-    <w:p>
-      <w:pPr/>
-      <w:r>
-        <w:rPr>
-          <w:lang w:val="pt_PT" w:bidi="pt_PT"/>
-        </w:rPr>
-      </w:r>
-      <w:r>
-        <w:rPr>
-          <w:lang w:val="pt_PT" w:bidi="pt_PT"/>
-        </w:rPr>
-        <w:t>This PDF version is provided under the same license.</w:t>
+        <w:t xml:space="preserve"> © 2023 Tyndale House Publishers, licensed under the CC BY-SA 4.0 license. The adaptation, </w:t>
+      </w:r>
+      <w:r>
+        <w:rPr>
+          <w:lang w:val="pt_PT" w:bidi="pt_PT"/>
+        </w:rPr>
+        <w:t>Aquifer Open Study Notes</w:t>
+      </w:r>
+      <w:r>
+        <w:rPr>
+          <w:lang w:val="pt_PT" w:bidi="pt_PT"/>
+        </w:rPr>
+        <w:t>, was created by Mission Mutual and is also licensed under CC BY-SA 4.0.</w:t>
+      </w:r>
+    </w:p>
+    <w:p>
+      <w:pPr/>
+      <w:r>
+        <w:rPr>
+          <w:lang w:val="pt_PT" w:bidi="pt_PT"/>
+        </w:rPr>
+      </w:r>
+      <w:r>
+        <w:rPr>
+          <w:lang w:val="pt_PT" w:bidi="pt_PT"/>
+        </w:rPr>
+        <w:t>This resource has been adapted into multiple languages, including English, Tok Pisin, Arabic (عربي), French (Français), Hindi (हिंदी), Indonesian (Bahasa Indonesia), Portuguese (Português), Russian (Русский), Spanish (Español), Swahili (Kiswahili), and Simplified Chinese (简体中文).</w:t>
       </w:r>
       <w:r>
         <w:rPr>
@@ -492,7 +449,7 @@
         </w:rPr>
         <w:t xml:space="preserve">O povo de Deus contaria às gerações futuras sobre o que estava acontecendo para que seus descendentes se beneficiassem das lições que haviam aprendido (cp. </w:t>
       </w:r>
-      <w:hyperlink r:id="rId15">
+      <w:hyperlink r:id="rId13">
         <w:r>
           <w:rPr>
             <w:lang w:val="pt_PT" w:bidi="pt_PT"/>
@@ -510,7 +467,7 @@
         </w:rPr>
         <w:t xml:space="preserve">; </w:t>
       </w:r>
-      <w:hyperlink r:id="rId16">
+      <w:hyperlink r:id="rId14">
         <w:r>
           <w:rPr>
             <w:lang w:val="pt_PT" w:bidi="pt_PT"/>
@@ -794,7 +751,7 @@
         </w:rPr>
         <w:t xml:space="preserve">A praga de gafanhotos ameaçou o povo de Judá com fome e interrompeu os sacrifícios diários regulares de animais, além das ofertas de grãos e vinho no Templo em Jerusalém (cp. </w:t>
       </w:r>
-      <w:hyperlink r:id="rId17">
+      <w:hyperlink r:id="rId15">
         <w:r>
           <w:rPr>
             <w:lang w:val="pt_PT" w:bidi="pt_PT"/>
@@ -812,7 +769,7 @@
         </w:rPr>
         <w:t xml:space="preserve">; </w:t>
       </w:r>
-      <w:hyperlink r:id="rId18">
+      <w:hyperlink r:id="rId16">
         <w:r>
           <w:rPr>
             <w:lang w:val="pt_PT" w:bidi="pt_PT"/>
@@ -926,7 +883,7 @@
         </w:rPr>
         <w:t xml:space="preserve">A seca havia intensificado a devastação da praga de gafanhotos; tudo tinha murchado e secado (veja também </w:t>
       </w:r>
-      <w:hyperlink r:id="rId19">
+      <w:hyperlink r:id="rId17">
         <w:r>
           <w:rPr>
             <w:lang w:val="pt_PT" w:bidi="pt_PT"/>
@@ -992,7 +949,7 @@
         </w:rPr>
         <w:t xml:space="preserve">Os sacerdotes deviam liderar todo o povo em ritos públicos de luto no Templo. Suas ações externas deveriam ser acompanhadas por uma mudança interior autêntica (veja </w:t>
       </w:r>
-      <w:hyperlink r:id="rId20">
+      <w:hyperlink r:id="rId18">
         <w:r>
           <w:rPr>
             <w:lang w:val="pt_PT" w:bidi="pt_PT"/>
@@ -1058,7 +1015,7 @@
         </w:rPr>
         <w:t>A praga de gafanhotos não foi simplesmente um evento natural, mas um sinal de que o dia do Senhor estava próximo. Começando com Amós nos anos 700 a.C. (</w:t>
       </w:r>
-      <w:hyperlink r:id="rId21">
+      <w:hyperlink r:id="rId19">
         <w:r>
           <w:rPr>
             <w:lang w:val="pt_PT" w:bidi="pt_PT"/>
@@ -1333,7 +1290,7 @@
         </w:rPr>
         <w:t>Toda a criação sofre por causa do pecado humano (</w:t>
       </w:r>
-      <w:hyperlink r:id="rId22">
+      <w:hyperlink r:id="rId20">
         <w:r>
           <w:rPr>
             <w:lang w:val="pt_PT" w:bidi="pt_PT"/>
@@ -1351,7 +1308,7 @@
         </w:rPr>
         <w:t xml:space="preserve">; </w:t>
       </w:r>
-      <w:hyperlink r:id="rId23">
+      <w:hyperlink r:id="rId21">
         <w:r>
           <w:rPr>
             <w:lang w:val="pt_PT" w:bidi="pt_PT"/>
@@ -1369,7 +1326,7 @@
         </w:rPr>
         <w:t xml:space="preserve">; </w:t>
       </w:r>
-      <w:hyperlink r:id="rId24">
+      <w:hyperlink r:id="rId22">
         <w:r>
           <w:rPr>
             <w:lang w:val="pt_PT" w:bidi="pt_PT"/>
@@ -1387,7 +1344,7 @@
         </w:rPr>
         <w:t xml:space="preserve">) — até mesmo os animais selvagens clamam a Deus. A palavra hebraica traduzida como “clamar” é a mesma usada em </w:t>
       </w:r>
-      <w:hyperlink r:id="rId25">
+      <w:hyperlink r:id="rId23">
         <w:r>
           <w:rPr>
             <w:lang w:val="pt_PT" w:bidi="pt_PT"/>
@@ -1405,7 +1362,7 @@
         </w:rPr>
         <w:t xml:space="preserve"> do cervo que “anseia” por correntes de água. As feras, necessitando urgentemente de seu alimento e bebida, dão um exemplo de como o povo de Judá e Jerusalém deve buscar seu Senhor (cp. </w:t>
       </w:r>
-      <w:hyperlink r:id="rId26">
+      <w:hyperlink r:id="rId24">
         <w:r>
           <w:rPr>
             <w:lang w:val="pt_PT" w:bidi="pt_PT"/>
@@ -1471,7 +1428,7 @@
         </w:rPr>
         <w:t xml:space="preserve">Quando uma cidade antiga era atacada, os vigias na muralha da cidade soavam o alarme tocando a trombeta, um instrumento de chifre de carneiro chamado shofar (veja também </w:t>
       </w:r>
-      <w:hyperlink r:id="rId27">
+      <w:hyperlink r:id="rId25">
         <w:r>
           <w:rPr>
             <w:lang w:val="pt_PT" w:bidi="pt_PT"/>
@@ -1537,7 +1494,7 @@
         </w:rPr>
         <w:t xml:space="preserve">Alguns consideram esta seção como um segundo relato da praga de gafanhotos descrita no capítulo </w:t>
       </w:r>
-      <w:hyperlink r:id="rId28">
+      <w:hyperlink r:id="rId26">
         <w:r>
           <w:rPr>
             <w:lang w:val="pt_PT" w:bidi="pt_PT"/>
@@ -1555,7 +1512,7 @@
         </w:rPr>
         <w:t xml:space="preserve">, mas no capítulo </w:t>
       </w:r>
-      <w:hyperlink r:id="rId28">
+      <w:hyperlink r:id="rId26">
         <w:r>
           <w:rPr>
             <w:lang w:val="pt_PT" w:bidi="pt_PT"/>
@@ -1634,7 +1591,7 @@
         </w:rPr>
         <w:t>Alguns líderes religiosos ensinaram ao povo de Jerusalém e Judá que o dia do Senhor seria um tempo de bênção para o povo de Deus. Ecoando o profeta Sofonias (</w:t>
       </w:r>
-      <w:hyperlink r:id="rId29">
+      <w:hyperlink r:id="rId27">
         <w:r>
           <w:rPr>
             <w:lang w:val="pt_PT" w:bidi="pt_PT"/>
@@ -1652,7 +1609,7 @@
         </w:rPr>
         <w:t xml:space="preserve">), Joel proclamou que, em vez disso, seria um dia de trevas e escuridão (veja também </w:t>
       </w:r>
-      <w:hyperlink r:id="rId30">
+      <w:hyperlink r:id="rId28">
         <w:r>
           <w:rPr>
             <w:lang w:val="pt_PT" w:bidi="pt_PT"/>
@@ -1731,7 +1688,7 @@
         </w:rPr>
         <w:t xml:space="preserve"> mas depois, não seria nada além de desolação (uma reversão de </w:t>
       </w:r>
-      <w:hyperlink r:id="rId31">
+      <w:hyperlink r:id="rId29">
         <w:r>
           <w:rPr>
             <w:lang w:val="pt_PT" w:bidi="pt_PT"/>
@@ -1749,7 +1706,7 @@
         </w:rPr>
         <w:t xml:space="preserve"> e </w:t>
       </w:r>
-      <w:hyperlink r:id="rId32">
+      <w:hyperlink r:id="rId30">
         <w:r>
           <w:rPr>
             <w:lang w:val="pt_PT" w:bidi="pt_PT"/>
@@ -1815,7 +1772,7 @@
         </w:rPr>
         <w:t xml:space="preserve">Eles se parecem com cavalos: A semelhança entre os gafanhotos e os cavalos (veja também </w:t>
       </w:r>
-      <w:hyperlink r:id="rId33">
+      <w:hyperlink r:id="rId31">
         <w:r>
           <w:rPr>
             <w:lang w:val="pt_PT" w:bidi="pt_PT"/>
@@ -1881,7 +1838,7 @@
         </w:rPr>
         <w:t xml:space="preserve">O medo toma conta de todas as pessoas: Antecipar a invasão preparou o povo para o chamado ao arrependimento em </w:t>
       </w:r>
-      <w:hyperlink r:id="rId34">
+      <w:hyperlink r:id="rId32">
         <w:r>
           <w:rPr>
             <w:lang w:val="pt_PT" w:bidi="pt_PT"/>
@@ -2008,7 +1965,7 @@
         </w:rPr>
         <w:t xml:space="preserve"> uma aparição de Deus (veja </w:t>
       </w:r>
-      <w:hyperlink r:id="rId35">
+      <w:hyperlink r:id="rId33">
         <w:r>
           <w:rPr>
             <w:lang w:val="pt_PT" w:bidi="pt_PT"/>
@@ -2026,7 +1983,7 @@
         </w:rPr>
         <w:t xml:space="preserve">; </w:t>
       </w:r>
-      <w:hyperlink r:id="rId36">
+      <w:hyperlink r:id="rId34">
         <w:r>
           <w:rPr>
             <w:lang w:val="pt_PT" w:bidi="pt_PT"/>
@@ -2044,7 +2001,7 @@
         </w:rPr>
         <w:t xml:space="preserve">; </w:t>
       </w:r>
-      <w:hyperlink r:id="rId37">
+      <w:hyperlink r:id="rId35">
         <w:r>
           <w:rPr>
             <w:lang w:val="pt_PT" w:bidi="pt_PT"/>
@@ -2062,7 +2019,7 @@
         </w:rPr>
         <w:t>). O escurecimento do sol e da lua simboliza o julgamento divino (</w:t>
       </w:r>
-      <w:hyperlink r:id="rId38">
+      <w:hyperlink r:id="rId36">
         <w:r>
           <w:rPr>
             <w:lang w:val="pt_PT" w:bidi="pt_PT"/>
@@ -2202,7 +2159,7 @@
         </w:rPr>
         <w:t xml:space="preserve">No texto original este versículo começa com as palavras "o Senhor diz", uma frase que frequentemente acompanha discursos divinos nos profetas. Esta é a única vez que ocorre em Joel (“diz o Senhor” em </w:t>
       </w:r>
-      <w:hyperlink r:id="rId39">
+      <w:hyperlink r:id="rId37">
         <w:r>
           <w:rPr>
             <w:lang w:val="pt_PT" w:bidi="pt_PT"/>
@@ -2316,7 +2273,7 @@
         </w:rPr>
         <w:t>Uma forma de demonstrar luto no mundo antigo era rasgar as próprias roupas (</w:t>
       </w:r>
-      <w:hyperlink r:id="rId40">
+      <w:hyperlink r:id="rId38">
         <w:r>
           <w:rPr>
             <w:lang w:val="pt_PT" w:bidi="pt_PT"/>
@@ -2334,7 +2291,7 @@
         </w:rPr>
         <w:t xml:space="preserve">; </w:t>
       </w:r>
-      <w:hyperlink r:id="rId41">
+      <w:hyperlink r:id="rId39">
         <w:r>
           <w:rPr>
             <w:lang w:val="pt_PT" w:bidi="pt_PT"/>
@@ -2352,7 +2309,7 @@
         </w:rPr>
         <w:t xml:space="preserve">; </w:t>
       </w:r>
-      <w:hyperlink r:id="rId42">
+      <w:hyperlink r:id="rId40">
         <w:r>
           <w:rPr>
             <w:lang w:val="pt_PT" w:bidi="pt_PT"/>
@@ -2370,7 +2327,7 @@
         </w:rPr>
         <w:t xml:space="preserve">). • rasguem seus corações: Em hebraico, o coração é o centro do pensamento, fé e vontade. O povo de Deus deveria ir além das demonstrações externas de arrependimento para se arrepender internamente — mudar sua orientação, prioridades e atitudes. Isso só poderia acontecer se eles retornassem ao Senhor. • pois ele é misericordioso e compassivo... e cheio de amor infalível: A única esperança do povo estava no caráter misericordioso do Senhor (veja também </w:t>
       </w:r>
-      <w:hyperlink r:id="rId43">
+      <w:hyperlink r:id="rId41">
         <w:r>
           <w:rPr>
             <w:lang w:val="pt_PT" w:bidi="pt_PT"/>
@@ -2388,7 +2345,7 @@
         </w:rPr>
         <w:t xml:space="preserve">; </w:t>
       </w:r>
-      <w:hyperlink r:id="rId44">
+      <w:hyperlink r:id="rId42">
         <w:r>
           <w:rPr>
             <w:lang w:val="pt_PT" w:bidi="pt_PT"/>
@@ -2406,7 +2363,7 @@
         </w:rPr>
         <w:t xml:space="preserve">; </w:t>
       </w:r>
-      <w:hyperlink r:id="rId45">
+      <w:hyperlink r:id="rId43">
         <w:r>
           <w:rPr>
             <w:lang w:val="pt_PT" w:bidi="pt_PT"/>
@@ -2424,7 +2381,7 @@
         </w:rPr>
         <w:t xml:space="preserve">; </w:t>
       </w:r>
-      <w:hyperlink r:id="rId46">
+      <w:hyperlink r:id="rId44">
         <w:r>
           <w:rPr>
             <w:lang w:val="pt_PT" w:bidi="pt_PT"/>
@@ -2442,7 +2399,7 @@
         </w:rPr>
         <w:t xml:space="preserve">; </w:t>
       </w:r>
-      <w:hyperlink r:id="rId47">
+      <w:hyperlink r:id="rId45">
         <w:r>
           <w:rPr>
             <w:lang w:val="pt_PT" w:bidi="pt_PT"/>
@@ -2460,7 +2417,7 @@
         </w:rPr>
         <w:t xml:space="preserve">; </w:t>
       </w:r>
-      <w:hyperlink r:id="rId48">
+      <w:hyperlink r:id="rId46">
         <w:r>
           <w:rPr>
             <w:lang w:val="pt_PT" w:bidi="pt_PT"/>
@@ -2478,7 +2435,7 @@
         </w:rPr>
         <w:t xml:space="preserve">; </w:t>
       </w:r>
-      <w:hyperlink r:id="rId49">
+      <w:hyperlink r:id="rId47">
         <w:r>
           <w:rPr>
             <w:lang w:val="pt_PT" w:bidi="pt_PT"/>
@@ -2544,7 +2501,7 @@
         </w:rPr>
         <w:t xml:space="preserve">Quem sabe? A simples pergunta de Joel reconhece a soberania absoluta de Deus (veja também </w:t>
       </w:r>
-      <w:hyperlink r:id="rId50">
+      <w:hyperlink r:id="rId48">
         <w:r>
           <w:rPr>
             <w:lang w:val="pt_PT" w:bidi="pt_PT"/>
@@ -2562,7 +2519,7 @@
         </w:rPr>
         <w:t>). Deus não é obrigado a nos restaurar apenas porque realizamos certos rituais. O perdão vem somente através da graça divina, mas Joel sabia que Deus estava inclinado a perdoar (</w:t>
       </w:r>
-      <w:hyperlink r:id="rId20">
+      <w:hyperlink r:id="rId18">
         <w:r>
           <w:rPr>
             <w:lang w:val="pt_PT" w:bidi="pt_PT"/>
@@ -2676,7 +2633,7 @@
         </w:rPr>
         <w:t>noivo... e a noiva: Os recém-casados eram isentos da maioria das obrigações cívicas no antigo Israel (</w:t>
       </w:r>
-      <w:hyperlink r:id="rId51">
+      <w:hyperlink r:id="rId49">
         <w:r>
           <w:rPr>
             <w:lang w:val="pt_PT" w:bidi="pt_PT"/>
@@ -2694,7 +2651,7 @@
         </w:rPr>
         <w:t xml:space="preserve">; </w:t>
       </w:r>
-      <w:hyperlink r:id="rId52">
+      <w:hyperlink r:id="rId50">
         <w:r>
           <w:rPr>
             <w:lang w:val="pt_PT" w:bidi="pt_PT"/>
@@ -2952,7 +2909,7 @@
         </w:rPr>
         <w:t xml:space="preserve">Grãos, vinho novo e azeite: Deus restauraria os frutos da terra. Isso novamente disponibilizaria os elementos necessários para sacrifício e adoração (veja </w:t>
       </w:r>
-      <w:hyperlink r:id="rId53">
+      <w:hyperlink r:id="rId51">
         <w:r>
           <w:rPr>
             <w:lang w:val="pt_PT" w:bidi="pt_PT"/>
@@ -2970,7 +2927,7 @@
         </w:rPr>
         <w:t xml:space="preserve">, </w:t>
       </w:r>
-      <w:hyperlink r:id="rId54">
+      <w:hyperlink r:id="rId52">
         <w:r>
           <w:rPr>
             <w:lang w:val="pt_PT" w:bidi="pt_PT"/>
@@ -3084,7 +3041,7 @@
         </w:rPr>
         <w:t>chuvas de outono... chuvas de primavera: Deus restauraria mais uma vez o padrão regular de chuvas, e a seca (</w:t>
       </w:r>
-      <w:hyperlink r:id="rId55">
+      <w:hyperlink r:id="rId53">
         <w:r>
           <w:rPr>
             <w:lang w:val="pt_PT" w:bidi="pt_PT"/>
@@ -3102,7 +3059,7 @@
         </w:rPr>
         <w:t xml:space="preserve">, </w:t>
       </w:r>
-      <w:hyperlink r:id="rId56">
+      <w:hyperlink r:id="rId54">
         <w:r>
           <w:rPr>
             <w:lang w:val="pt_PT" w:bidi="pt_PT"/>
@@ -3168,7 +3125,7 @@
         </w:rPr>
         <w:t xml:space="preserve">A restituição do Senhor é prometida pelo terrível dano causado pelos gafanhotos (veja </w:t>
       </w:r>
-      <w:hyperlink r:id="rId57">
+      <w:hyperlink r:id="rId55">
         <w:r>
           <w:rPr>
             <w:lang w:val="pt_PT" w:bidi="pt_PT"/>
@@ -3186,7 +3143,7 @@
         </w:rPr>
         <w:t>,</w:t>
       </w:r>
-      <w:hyperlink r:id="rId53">
+      <w:hyperlink r:id="rId51">
         <w:r>
           <w:rPr>
             <w:lang w:val="pt_PT" w:bidi="pt_PT"/>
@@ -3312,7 +3269,7 @@
         </w:rPr>
         <w:t>Derramarei meu Espírito sobre todas as pessoas: Em Israel, o dom capacitador do Espírito de Deus havia sido dado anteriormente apenas a indivíduos selecionados, como juízes (</w:t>
       </w:r>
-      <w:hyperlink r:id="rId58">
+      <w:hyperlink r:id="rId56">
         <w:r>
           <w:rPr>
             <w:lang w:val="pt_PT" w:bidi="pt_PT"/>
@@ -3330,7 +3287,7 @@
         </w:rPr>
         <w:t xml:space="preserve">; </w:t>
       </w:r>
-      <w:hyperlink r:id="rId59">
+      <w:hyperlink r:id="rId57">
         <w:r>
           <w:rPr>
             <w:lang w:val="pt_PT" w:bidi="pt_PT"/>
@@ -3348,7 +3305,7 @@
         </w:rPr>
         <w:t>), sacerdotes (</w:t>
       </w:r>
-      <w:hyperlink r:id="rId60">
+      <w:hyperlink r:id="rId58">
         <w:r>
           <w:rPr>
             <w:lang w:val="pt_PT" w:bidi="pt_PT"/>
@@ -3366,7 +3323,7 @@
         </w:rPr>
         <w:t>), reis (</w:t>
       </w:r>
-      <w:hyperlink r:id="rId61">
+      <w:hyperlink r:id="rId59">
         <w:r>
           <w:rPr>
             <w:lang w:val="pt_PT" w:bidi="pt_PT"/>
@@ -3384,7 +3341,7 @@
         </w:rPr>
         <w:t>) e profetas (</w:t>
       </w:r>
-      <w:hyperlink r:id="rId62">
+      <w:hyperlink r:id="rId60">
         <w:r>
           <w:rPr>
             <w:lang w:val="pt_PT" w:bidi="pt_PT"/>
@@ -3402,7 +3359,7 @@
         </w:rPr>
         <w:t>). Um tempo estava chegando quando o Espírito seria dado a cada um do povo de Deus, independentemente de gênero, idade ou posição social. Em cumprimento ao desejo de Moisés de que todo israelita pudesse ser um profeta (</w:t>
       </w:r>
-      <w:hyperlink r:id="rId63">
+      <w:hyperlink r:id="rId61">
         <w:r>
           <w:rPr>
             <w:lang w:val="pt_PT" w:bidi="pt_PT"/>
@@ -3420,7 +3377,7 @@
         </w:rPr>
         <w:t xml:space="preserve">), todos profetizariam e teriam visões. Em </w:t>
       </w:r>
-      <w:hyperlink r:id="rId64">
+      <w:hyperlink r:id="rId62">
         <w:r>
           <w:rPr>
             <w:lang w:val="pt_PT" w:bidi="pt_PT"/>
@@ -3438,7 +3395,7 @@
         </w:rPr>
         <w:t>, Pedro expandiu essa promessa para incluir pessoas de todo o mundo conhecido que estavam reunidas em Jerusalém, independentemente de sua etnia (</w:t>
       </w:r>
-      <w:hyperlink r:id="rId65">
+      <w:hyperlink r:id="rId63">
         <w:r>
           <w:rPr>
             <w:lang w:val="pt_PT" w:bidi="pt_PT"/>
@@ -3456,7 +3413,7 @@
         </w:rPr>
         <w:t xml:space="preserve">; veja também </w:t>
       </w:r>
-      <w:hyperlink r:id="rId66">
+      <w:hyperlink r:id="rId64">
         <w:r>
           <w:rPr>
             <w:lang w:val="pt_PT" w:bidi="pt_PT"/>
@@ -3522,7 +3479,7 @@
         </w:rPr>
         <w:t>O profeta olhou além de seu tempo para o futuro dia do Senhor, quando Deus derramaria seu Espírito de maneiras nunca antes vistas e realizaria sinais e maravilhas para que toda a humanidade visse. O apóstolo Pedro citou esta passagem como sendo cumprida no dia de Pentecostes (</w:t>
       </w:r>
-      <w:hyperlink r:id="rId67">
+      <w:hyperlink r:id="rId65">
         <w:r>
           <w:rPr>
             <w:lang w:val="pt_PT" w:bidi="pt_PT"/>
@@ -3662,7 +3619,7 @@
         </w:rPr>
         <w:t xml:space="preserve"> são indicações da vinda de Deus em julgamento (veja </w:t>
       </w:r>
-      <w:hyperlink r:id="rId68">
+      <w:hyperlink r:id="rId66">
         <w:r>
           <w:rPr>
             <w:lang w:val="pt_PT" w:bidi="pt_PT"/>
@@ -3680,7 +3637,7 @@
         </w:rPr>
         <w:t xml:space="preserve">; </w:t>
       </w:r>
-      <w:hyperlink r:id="rId69">
+      <w:hyperlink r:id="rId67">
         <w:r>
           <w:rPr>
             <w:lang w:val="pt_PT" w:bidi="pt_PT"/>
@@ -3698,7 +3655,7 @@
         </w:rPr>
         <w:t xml:space="preserve">; </w:t>
       </w:r>
-      <w:hyperlink r:id="rId70">
+      <w:hyperlink r:id="rId68">
         <w:r>
           <w:rPr>
             <w:lang w:val="pt_PT" w:bidi="pt_PT"/>
@@ -3764,7 +3721,7 @@
         </w:rPr>
         <w:t xml:space="preserve">Todos os que invocam o nome do Senhor serão salvos: Invocar o nome de Deus não deve ser um ato final de desespero; deve acompanhar um compromisso vitalício de adoração, serviço e comunhão com o Senhor (veja </w:t>
       </w:r>
-      <w:hyperlink r:id="rId71">
+      <w:hyperlink r:id="rId69">
         <w:r>
           <w:rPr>
             <w:lang w:val="pt_PT" w:bidi="pt_PT"/>
@@ -3782,7 +3739,7 @@
         </w:rPr>
         <w:t xml:space="preserve">; </w:t>
       </w:r>
-      <w:hyperlink r:id="rId72">
+      <w:hyperlink r:id="rId70">
         <w:r>
           <w:rPr>
             <w:lang w:val="pt_PT" w:bidi="pt_PT"/>
@@ -3800,7 +3757,7 @@
         </w:rPr>
         <w:t xml:space="preserve">; </w:t>
       </w:r>
-      <w:hyperlink r:id="rId73">
+      <w:hyperlink r:id="rId71">
         <w:r>
           <w:rPr>
             <w:lang w:val="pt_PT" w:bidi="pt_PT"/>
@@ -3818,7 +3775,7 @@
         </w:rPr>
         <w:t xml:space="preserve">; </w:t>
       </w:r>
-      <w:hyperlink r:id="rId74">
+      <w:hyperlink r:id="rId72">
         <w:r>
           <w:rPr>
             <w:lang w:val="pt_PT" w:bidi="pt_PT"/>
@@ -3836,7 +3793,7 @@
         </w:rPr>
         <w:t xml:space="preserve">; </w:t>
       </w:r>
-      <w:hyperlink r:id="rId75">
+      <w:hyperlink r:id="rId73">
         <w:r>
           <w:rPr>
             <w:lang w:val="pt_PT" w:bidi="pt_PT"/>
@@ -3854,7 +3811,7 @@
         </w:rPr>
         <w:t xml:space="preserve">). • Aqueles a quem o Senhor chamou são seu remanescente escolhido, os sobreviventes do julgamento que o adoram (veja </w:t>
       </w:r>
-      <w:hyperlink r:id="rId76">
+      <w:hyperlink r:id="rId74">
         <w:r>
           <w:rPr>
             <w:lang w:val="pt_PT" w:bidi="pt_PT"/>
@@ -3872,7 +3829,7 @@
         </w:rPr>
         <w:t xml:space="preserve">; </w:t>
       </w:r>
-      <w:hyperlink r:id="rId77">
+      <w:hyperlink r:id="rId75">
         <w:r>
           <w:rPr>
             <w:lang w:val="pt_PT" w:bidi="pt_PT"/>
@@ -3890,7 +3847,7 @@
         </w:rPr>
         <w:t xml:space="preserve">; </w:t>
       </w:r>
-      <w:hyperlink r:id="rId78">
+      <w:hyperlink r:id="rId76">
         <w:r>
           <w:rPr>
             <w:lang w:val="pt_PT" w:bidi="pt_PT"/>
@@ -4017,7 +3974,7 @@
         </w:rPr>
         <w:t>) no Vale de Josafá. Este vale não estava relacionado com o Rei Josafá de Judá (</w:t>
       </w:r>
-      <w:hyperlink r:id="rId79">
+      <w:hyperlink r:id="rId77">
         <w:r>
           <w:rPr>
             <w:lang w:val="pt_PT" w:bidi="pt_PT"/>
@@ -4035,7 +3992,7 @@
         </w:rPr>
         <w:t xml:space="preserve">); ao contrário, esta descrição, que significa "o vale onde o Senhor julga", identifica o local como o lugar onde Deus tomaria sua decisão (veja </w:t>
       </w:r>
-      <w:hyperlink r:id="rId80">
+      <w:hyperlink r:id="rId78">
         <w:r>
           <w:rPr>
             <w:lang w:val="pt_PT" w:bidi="pt_PT"/>
@@ -4053,7 +4010,7 @@
         </w:rPr>
         <w:t xml:space="preserve">) sobre o destino das nações. • Os pecados das nações incluem exilar o povo da aliança de Deus e vitimizar meninos e meninas indefesos em um comércio de escravos desumano (cp. </w:t>
       </w:r>
-      <w:hyperlink r:id="rId81">
+      <w:hyperlink r:id="rId79">
         <w:r>
           <w:rPr>
             <w:lang w:val="pt_PT" w:bidi="pt_PT"/>
@@ -4071,7 +4028,7 @@
         </w:rPr>
         <w:t xml:space="preserve">; </w:t>
       </w:r>
-      <w:hyperlink r:id="rId82">
+      <w:hyperlink r:id="rId80">
         <w:r>
           <w:rPr>
             <w:lang w:val="pt_PT" w:bidi="pt_PT"/>
@@ -4137,7 +4094,7 @@
         </w:rPr>
         <w:t xml:space="preserve">As cidades fenícias de Tiro e Sidom e as cidades da Filístia foram culpadas de saquear os preciosos tesouros de Jerusalém e vender seu povo como escravos para os gregos (veja </w:t>
       </w:r>
-      <w:hyperlink r:id="rId83">
+      <w:hyperlink r:id="rId81">
         <w:r>
           <w:rPr>
             <w:lang w:val="pt_PT" w:bidi="pt_PT"/>
@@ -4155,7 +4112,7 @@
         </w:rPr>
         <w:t>,</w:t>
       </w:r>
-      <w:hyperlink r:id="rId84">
+      <w:hyperlink r:id="rId82">
         <w:r>
           <w:rPr>
             <w:lang w:val="pt_PT" w:bidi="pt_PT"/>
@@ -4317,7 +4274,7 @@
         </w:rPr>
         <w:t xml:space="preserve">Transformem suas relhas de arado em espadas: Revertendo deliberadamente uma imagem de </w:t>
       </w:r>
-      <w:hyperlink r:id="rId85">
+      <w:hyperlink r:id="rId83">
         <w:r>
           <w:rPr>
             <w:lang w:val="pt_PT" w:bidi="pt_PT"/>
@@ -4335,7 +4292,7 @@
         </w:rPr>
         <w:t xml:space="preserve"> e </w:t>
       </w:r>
-      <w:hyperlink r:id="rId86">
+      <w:hyperlink r:id="rId84">
         <w:r>
           <w:rPr>
             <w:lang w:val="pt_PT" w:bidi="pt_PT"/>
@@ -4474,7 +4431,7 @@
         </w:rPr>
         <w:t xml:space="preserve">Deus derrotaria as nações como uma foice que corta hastes de grãos e como trabalhadores que pisam uvas no lagar (veja </w:t>
       </w:r>
-      <w:hyperlink r:id="rId87">
+      <w:hyperlink r:id="rId85">
         <w:r>
           <w:rPr>
             <w:lang w:val="pt_PT" w:bidi="pt_PT"/>
@@ -4492,7 +4449,7 @@
         </w:rPr>
         <w:t xml:space="preserve">; </w:t>
       </w:r>
-      <w:hyperlink r:id="rId88">
+      <w:hyperlink r:id="rId86">
         <w:r>
           <w:rPr>
             <w:lang w:val="pt_PT" w:bidi="pt_PT"/>
@@ -4584,7 +4541,7 @@
         </w:rPr>
         <w:t xml:space="preserve">): A repetição da palavra hebraica captura o ruído caótico feito por uma imensa multidão. • vale da decisão: O nome do vale é alterado (cp. </w:t>
       </w:r>
-      <w:hyperlink r:id="rId89">
+      <w:hyperlink r:id="rId87">
         <w:r>
           <w:rPr>
             <w:lang w:val="pt_PT" w:bidi="pt_PT"/>
@@ -4602,7 +4559,7 @@
         </w:rPr>
         <w:t>,</w:t>
       </w:r>
-      <w:hyperlink r:id="rId90">
+      <w:hyperlink r:id="rId88">
         <w:r>
           <w:rPr>
             <w:lang w:val="pt_PT" w:bidi="pt_PT"/>
@@ -4694,7 +4651,7 @@
         </w:rPr>
         <w:t xml:space="preserve"> abalando o céu e a terra e aterrorizando os pecadores (veja </w:t>
       </w:r>
-      <w:hyperlink r:id="rId91">
+      <w:hyperlink r:id="rId89">
         <w:r>
           <w:rPr>
             <w:lang w:val="pt_PT" w:bidi="pt_PT"/>
@@ -4773,7 +4730,7 @@
         </w:rPr>
         <w:t xml:space="preserve"> sua montanha sagrada (veja também </w:t>
       </w:r>
-      <w:hyperlink r:id="rId92">
+      <w:hyperlink r:id="rId90">
         <w:r>
           <w:rPr>
             <w:lang w:val="pt_PT" w:bidi="pt_PT"/>
@@ -4839,7 +4796,7 @@
         </w:rPr>
         <w:t xml:space="preserve">Bênçãos fluiriam da presença soberana do Senhor em Sião (veja também </w:t>
       </w:r>
-      <w:hyperlink r:id="rId93">
+      <w:hyperlink r:id="rId91">
         <w:r>
           <w:rPr>
             <w:lang w:val="pt_PT" w:bidi="pt_PT"/>
@@ -4857,7 +4814,7 @@
         </w:rPr>
         <w:t xml:space="preserve">; </w:t>
       </w:r>
-      <w:hyperlink r:id="rId94">
+      <w:hyperlink r:id="rId92">
         <w:r>
           <w:rPr>
             <w:lang w:val="pt_PT" w:bidi="pt_PT"/>
@@ -4875,7 +4832,7 @@
         </w:rPr>
         <w:t xml:space="preserve">). Haveria uma superabundância de vinho doce e leite. O Templo, a própria morada de Deus na terra, seria a fonte de uma nascente que para sempre regaria a paisagem árida (veja </w:t>
       </w:r>
-      <w:hyperlink r:id="rId95">
+      <w:hyperlink r:id="rId93">
         <w:r>
           <w:rPr>
             <w:lang w:val="pt_PT" w:bidi="pt_PT"/>
@@ -4893,7 +4850,7 @@
         </w:rPr>
         <w:t xml:space="preserve">; </w:t>
       </w:r>
-      <w:hyperlink r:id="rId96">
+      <w:hyperlink r:id="rId94">
         <w:r>
           <w:rPr>
             <w:lang w:val="pt_PT" w:bidi="pt_PT"/>
@@ -5007,7 +4964,7 @@
         </w:rPr>
         <w:t xml:space="preserve">A conclusão da profecia de Joel é o oposto de seu início. Em </w:t>
       </w:r>
-      <w:hyperlink r:id="rId28">
+      <w:hyperlink r:id="rId26">
         <w:r>
           <w:rPr>
             <w:lang w:val="pt_PT" w:bidi="pt_PT"/>
@@ -5025,7 +4982,7 @@
         </w:rPr>
         <w:t xml:space="preserve">, o futuro de Judá parecia estar em grave dúvida. Praga e seca, sinais do julgamento divino, ameaçavam a existência de Judá. Agora Joel termina com a garantia divina de que Judá... e Jerusalém perdurarão por todas as gerações. O povo de Deus em cada geração descansa seguro na esperança de que seu reino reinará sobre o céu e a terra (veja também </w:t>
       </w:r>
-      <w:hyperlink r:id="rId97">
+      <w:hyperlink r:id="rId95">
         <w:r>
           <w:rPr>
             <w:lang w:val="pt_PT" w:bidi="pt_PT"/>
@@ -5043,7 +5000,7 @@
         </w:rPr>
         <w:t xml:space="preserve">; </w:t>
       </w:r>
-      <w:hyperlink r:id="rId98">
+      <w:hyperlink r:id="rId96">
         <w:r>
           <w:rPr>
             <w:lang w:val="pt_PT" w:bidi="pt_PT"/>
@@ -5061,7 +5018,7 @@
         </w:rPr>
         <w:t xml:space="preserve">; </w:t>
       </w:r>
-      <w:hyperlink r:id="rId99">
+      <w:hyperlink r:id="rId97">
         <w:r>
           <w:rPr>
             <w:lang w:val="pt_PT" w:bidi="pt_PT"/>

--- a/por/docx/29.content.docx
+++ b/por/docx/29.content.docx
@@ -163,13 +163,6 @@
         <w:rPr>
           <w:lang w:val="pt_PT" w:bidi="pt_PT"/>
         </w:rPr>
-      </w:r>
-      <w:r>
-        <w:rPr>
-          <w:i/>
-          <w:lang w:val="pt_PT" w:bidi="pt_PT"/>
-        </w:rPr>
-        <w:t>Joel 1.1, Joel 1.1–2.17, Joel 1.2, Joel 1.3, Joel 1.4, Joel 1.5, Joel 1.7, Joel 1.8, Joel 1.9, Joel 1.10, Joel 1.12, Joel 1.13–14, Joel 1.15, Joel 1.17, Joel 1.18, Joel 1.19, Joel 1.20, Joel 2.1, Joel 2.1–11, Joel 2.2, Joel 2.3, Joel 2.4–5, Joel 2.6, Joel 2.7–9, Joel 2.10, Joel 2.11, Joel 2.12, Joel 2.12–17, Joel 2.13, Joel 2.14, Joel 2.15, Joel 2.16, Joel 2.17, Joel 2.18, Joel 2.18–27, Joel 2.18–3.21, Joel 2.19–20, Joel 2.21–22, Joel 2.23, Joel 2.25, Joel 2.26–27, Joel 2.28–29, Joel 2.28–32, Joel 2.28–3.21, Joel 2.30–31, Joel 2.32, Joel 3.1–16, Joel 3.2–3, Joel 3.4–6, Joel 3.7–8, Joel 3.9, Joel 3.10, Joel 3.12, Joel 3.13, Joel 3.14, Joel 3.16, Joel 3.17, Joel 3.18, Joel 3.19, Joel 3.20–21</w:t>
       </w:r>
       <w:r>
         <w:rPr>

--- a/por/docx/29.content.docx
+++ b/por/docx/29.content.docx
@@ -150,19 +150,6 @@
           <w:lang w:val="pt_PT" w:bidi="pt_PT"/>
         </w:rPr>
         <w:t>JOL</w:t>
-      </w:r>
-      <w:r>
-        <w:rPr>
-          <w:lang w:val="pt_PT" w:bidi="pt_PT"/>
-        </w:rPr>
-      </w:r>
-    </w:p>
-    <w:p>
-      <w:pPr/>
-      <w:r>
-        <w:rPr>
-          <w:lang w:val="pt_PT" w:bidi="pt_PT"/>
-        </w:rPr>
       </w:r>
       <w:r>
         <w:rPr>

--- a/por/docx/29.content.docx
+++ b/por/docx/29.content.docx
@@ -19,7 +19,7 @@
         <w:rPr>
           <w:lang w:val="pt_PT" w:bidi="pt_PT"/>
         </w:rPr>
-        <w:t>Resource: Notas de Estudo (Tyndale)</w:t>
+        <w:t>Resource: Tyndale Open Study Notes</w:t>
       </w:r>
       <w:r>
         <w:rPr>
@@ -112,7 +112,7 @@
         <w:rPr>
           <w:lang w:val="pt_PT" w:bidi="pt_PT"/>
         </w:rPr>
-        <w:t>Notas de Estudo (Tyndale)</w:t>
+        <w:t>Tyndale Open Study Notes</w:t>
       </w:r>
     </w:p>
     <w:p>

--- a/por/docx/29.content.docx
+++ b/por/docx/29.content.docx
@@ -19,7 +19,7 @@
         <w:rPr>
           <w:lang w:val="pt_PT" w:bidi="pt_PT"/>
         </w:rPr>
-        <w:t>Resource: Tyndale Open Study Notes</w:t>
+        <w:t>Resource: Aquifer Open Study Notes</w:t>
       </w:r>
       <w:r>
         <w:rPr>
@@ -112,7 +112,7 @@
         <w:rPr>
           <w:lang w:val="pt_PT" w:bidi="pt_PT"/>
         </w:rPr>
-        <w:t>Tyndale Open Study Notes</w:t>
+        <w:t>Aquifer Open Study Notes</w:t>
       </w:r>
     </w:p>
     <w:p>

--- a/por/docx/29.content.docx
+++ b/por/docx/29.content.docx
@@ -429,36 +429,24 @@
         </w:rPr>
         <w:t xml:space="preserve">O povo de Deus contaria às gerações futuras sobre o que estava acontecendo para que seus descendentes se beneficiassem das lições que haviam aprendido (cp. </w:t>
       </w:r>
-      <w:hyperlink r:id="rId13">
-        <w:r>
-          <w:rPr>
-            <w:lang w:val="pt_PT" w:bidi="pt_PT"/>
-          </w:rPr>
-          <w:rPr>
-            <w:color w:val="0000EE"/>
-            <w:u w:val="single"/>
-          </w:rPr>
-          <w:t>Dt 4.9</w:t>
-        </w:r>
-      </w:hyperlink>
+      <w:r>
+        <w:rPr>
+          <w:lang w:val="pt_PT" w:bidi="pt_PT"/>
+        </w:rPr>
+        <w:t>Dt 4.9</w:t>
+      </w:r>
       <w:r>
         <w:rPr>
           <w:lang w:val="pt_PT" w:bidi="pt_PT"/>
         </w:rPr>
         <w:t xml:space="preserve">; </w:t>
       </w:r>
-      <w:hyperlink r:id="rId14">
-        <w:r>
-          <w:rPr>
-            <w:lang w:val="pt_PT" w:bidi="pt_PT"/>
-          </w:rPr>
-          <w:rPr>
-            <w:color w:val="0000EE"/>
-            <w:u w:val="single"/>
-          </w:rPr>
-          <w:t>6.20–25</w:t>
-        </w:r>
-      </w:hyperlink>
+      <w:r>
+        <w:rPr>
+          <w:lang w:val="pt_PT" w:bidi="pt_PT"/>
+        </w:rPr>
+        <w:t>6.20–25</w:t>
+      </w:r>
       <w:r>
         <w:rPr>
           <w:lang w:val="pt_PT" w:bidi="pt_PT"/>
@@ -731,36 +719,24 @@
         </w:rPr>
         <w:t xml:space="preserve">A praga de gafanhotos ameaçou o povo de Judá com fome e interrompeu os sacrifícios diários regulares de animais, além das ofertas de grãos e vinho no Templo em Jerusalém (cp. </w:t>
       </w:r>
-      <w:hyperlink r:id="rId15">
-        <w:r>
-          <w:rPr>
-            <w:lang w:val="pt_PT" w:bidi="pt_PT"/>
-          </w:rPr>
-          <w:rPr>
-            <w:color w:val="0000EE"/>
-            <w:u w:val="single"/>
-          </w:rPr>
-          <w:t>Êx 29.38–41</w:t>
-        </w:r>
-      </w:hyperlink>
+      <w:r>
+        <w:rPr>
+          <w:lang w:val="pt_PT" w:bidi="pt_PT"/>
+        </w:rPr>
+        <w:t>Êx 29.38–41</w:t>
+      </w:r>
       <w:r>
         <w:rPr>
           <w:lang w:val="pt_PT" w:bidi="pt_PT"/>
         </w:rPr>
         <w:t xml:space="preserve">; </w:t>
       </w:r>
-      <w:hyperlink r:id="rId16">
-        <w:r>
-          <w:rPr>
-            <w:lang w:val="pt_PT" w:bidi="pt_PT"/>
-          </w:rPr>
-          <w:rPr>
-            <w:color w:val="0000EE"/>
-            <w:u w:val="single"/>
-          </w:rPr>
-          <w:t>Nm 28.2–8</w:t>
-        </w:r>
-      </w:hyperlink>
+      <w:r>
+        <w:rPr>
+          <w:lang w:val="pt_PT" w:bidi="pt_PT"/>
+        </w:rPr>
+        <w:t>Nm 28.2–8</w:t>
+      </w:r>
       <w:r>
         <w:rPr>
           <w:lang w:val="pt_PT" w:bidi="pt_PT"/>
@@ -863,18 +839,12 @@
         </w:rPr>
         <w:t xml:space="preserve">A seca havia intensificado a devastação da praga de gafanhotos; tudo tinha murchado e secado (veja também </w:t>
       </w:r>
-      <w:hyperlink r:id="rId17">
-        <w:r>
-          <w:rPr>
-            <w:lang w:val="pt_PT" w:bidi="pt_PT"/>
-          </w:rPr>
-          <w:rPr>
-            <w:color w:val="0000EE"/>
-            <w:u w:val="single"/>
-          </w:rPr>
-          <w:t>1.19–20</w:t>
-        </w:r>
-      </w:hyperlink>
+      <w:r>
+        <w:rPr>
+          <w:lang w:val="pt_PT" w:bidi="pt_PT"/>
+        </w:rPr>
+        <w:t>1.19–20</w:t>
+      </w:r>
       <w:r>
         <w:rPr>
           <w:lang w:val="pt_PT" w:bidi="pt_PT"/>
@@ -929,18 +899,12 @@
         </w:rPr>
         <w:t xml:space="preserve">Os sacerdotes deviam liderar todo o povo em ritos públicos de luto no Templo. Suas ações externas deveriam ser acompanhadas por uma mudança interior autêntica (veja </w:t>
       </w:r>
-      <w:hyperlink r:id="rId18">
-        <w:r>
-          <w:rPr>
-            <w:lang w:val="pt_PT" w:bidi="pt_PT"/>
-          </w:rPr>
-          <w:rPr>
-            <w:color w:val="0000EE"/>
-            <w:u w:val="single"/>
-          </w:rPr>
-          <w:t>2.13</w:t>
-        </w:r>
-      </w:hyperlink>
+      <w:r>
+        <w:rPr>
+          <w:lang w:val="pt_PT" w:bidi="pt_PT"/>
+        </w:rPr>
+        <w:t>2.13</w:t>
+      </w:r>
       <w:r>
         <w:rPr>
           <w:lang w:val="pt_PT" w:bidi="pt_PT"/>
@@ -995,18 +959,12 @@
         </w:rPr>
         <w:t>A praga de gafanhotos não foi simplesmente um evento natural, mas um sinal de que o dia do Senhor estava próximo. Começando com Amós nos anos 700 a.C. (</w:t>
       </w:r>
-      <w:hyperlink r:id="rId19">
-        <w:r>
-          <w:rPr>
-            <w:lang w:val="pt_PT" w:bidi="pt_PT"/>
-          </w:rPr>
-          <w:rPr>
-            <w:color w:val="0000EE"/>
-            <w:u w:val="single"/>
-          </w:rPr>
-          <w:t>Am 5.18</w:t>
-        </w:r>
-      </w:hyperlink>
+      <w:r>
+        <w:rPr>
+          <w:lang w:val="pt_PT" w:bidi="pt_PT"/>
+        </w:rPr>
+        <w:t>Am 5.18</w:t>
+      </w:r>
       <w:r>
         <w:rPr>
           <w:lang w:val="pt_PT" w:bidi="pt_PT"/>
@@ -1270,90 +1228,60 @@
         </w:rPr>
         <w:t>Toda a criação sofre por causa do pecado humano (</w:t>
       </w:r>
-      <w:hyperlink r:id="rId20">
-        <w:r>
-          <w:rPr>
-            <w:lang w:val="pt_PT" w:bidi="pt_PT"/>
-          </w:rPr>
-          <w:rPr>
-            <w:color w:val="0000EE"/>
-            <w:u w:val="single"/>
-          </w:rPr>
-          <w:t>Gn 3.17–18</w:t>
-        </w:r>
-      </w:hyperlink>
+      <w:r>
+        <w:rPr>
+          <w:lang w:val="pt_PT" w:bidi="pt_PT"/>
+        </w:rPr>
+        <w:t>Gn 3.17–18</w:t>
+      </w:r>
       <w:r>
         <w:rPr>
           <w:lang w:val="pt_PT" w:bidi="pt_PT"/>
         </w:rPr>
         <w:t xml:space="preserve">; </w:t>
       </w:r>
-      <w:hyperlink r:id="rId21">
-        <w:r>
-          <w:rPr>
-            <w:lang w:val="pt_PT" w:bidi="pt_PT"/>
-          </w:rPr>
-          <w:rPr>
-            <w:color w:val="0000EE"/>
-            <w:u w:val="single"/>
-          </w:rPr>
-          <w:t>9.2</w:t>
-        </w:r>
-      </w:hyperlink>
+      <w:r>
+        <w:rPr>
+          <w:lang w:val="pt_PT" w:bidi="pt_PT"/>
+        </w:rPr>
+        <w:t>9.2</w:t>
+      </w:r>
       <w:r>
         <w:rPr>
           <w:lang w:val="pt_PT" w:bidi="pt_PT"/>
         </w:rPr>
         <w:t xml:space="preserve">; </w:t>
       </w:r>
-      <w:hyperlink r:id="rId22">
-        <w:r>
-          <w:rPr>
-            <w:lang w:val="pt_PT" w:bidi="pt_PT"/>
-          </w:rPr>
-          <w:rPr>
-            <w:color w:val="0000EE"/>
-            <w:u w:val="single"/>
-          </w:rPr>
-          <w:t>Rm 8.20–21</w:t>
-        </w:r>
-      </w:hyperlink>
+      <w:r>
+        <w:rPr>
+          <w:lang w:val="pt_PT" w:bidi="pt_PT"/>
+        </w:rPr>
+        <w:t>Rm 8.20–21</w:t>
+      </w:r>
       <w:r>
         <w:rPr>
           <w:lang w:val="pt_PT" w:bidi="pt_PT"/>
         </w:rPr>
         <w:t xml:space="preserve">) — até mesmo os animais selvagens clamam a Deus. A palavra hebraica traduzida como “clamar” é a mesma usada em </w:t>
       </w:r>
-      <w:hyperlink r:id="rId23">
-        <w:r>
-          <w:rPr>
-            <w:lang w:val="pt_PT" w:bidi="pt_PT"/>
-          </w:rPr>
-          <w:rPr>
-            <w:color w:val="0000EE"/>
-            <w:u w:val="single"/>
-          </w:rPr>
-          <w:t>Sl 42.1</w:t>
-        </w:r>
-      </w:hyperlink>
+      <w:r>
+        <w:rPr>
+          <w:lang w:val="pt_PT" w:bidi="pt_PT"/>
+        </w:rPr>
+        <w:t>Sl 42.1</w:t>
+      </w:r>
       <w:r>
         <w:rPr>
           <w:lang w:val="pt_PT" w:bidi="pt_PT"/>
         </w:rPr>
         <w:t xml:space="preserve"> do cervo que “anseia” por correntes de água. As feras, necessitando urgentemente de seu alimento e bebida, dão um exemplo de como o povo de Judá e Jerusalém deve buscar seu Senhor (cp. </w:t>
       </w:r>
-      <w:hyperlink r:id="rId24">
-        <w:r>
-          <w:rPr>
-            <w:lang w:val="pt_PT" w:bidi="pt_PT"/>
-          </w:rPr>
-          <w:rPr>
-            <w:color w:val="0000EE"/>
-            <w:u w:val="single"/>
-          </w:rPr>
-          <w:t>Is 1.3</w:t>
-        </w:r>
-      </w:hyperlink>
+      <w:r>
+        <w:rPr>
+          <w:lang w:val="pt_PT" w:bidi="pt_PT"/>
+        </w:rPr>
+        <w:t>Is 1.3</w:t>
+      </w:r>
       <w:r>
         <w:rPr>
           <w:lang w:val="pt_PT" w:bidi="pt_PT"/>
@@ -1408,18 +1336,12 @@
         </w:rPr>
         <w:t xml:space="preserve">Quando uma cidade antiga era atacada, os vigias na muralha da cidade soavam o alarme tocando a trombeta, um instrumento de chifre de carneiro chamado shofar (veja também </w:t>
       </w:r>
-      <w:hyperlink r:id="rId25">
-        <w:r>
-          <w:rPr>
-            <w:lang w:val="pt_PT" w:bidi="pt_PT"/>
-          </w:rPr>
-          <w:rPr>
-            <w:color w:val="0000EE"/>
-            <w:u w:val="single"/>
-          </w:rPr>
-          <w:t>2.15</w:t>
-        </w:r>
-      </w:hyperlink>
+      <w:r>
+        <w:rPr>
+          <w:lang w:val="pt_PT" w:bidi="pt_PT"/>
+        </w:rPr>
+        <w:t>2.15</w:t>
+      </w:r>
       <w:r>
         <w:rPr>
           <w:lang w:val="pt_PT" w:bidi="pt_PT"/>
@@ -1474,36 +1396,24 @@
         </w:rPr>
         <w:t xml:space="preserve">Alguns consideram esta seção como um segundo relato da praga de gafanhotos descrita no capítulo </w:t>
       </w:r>
-      <w:hyperlink r:id="rId26">
-        <w:r>
-          <w:rPr>
-            <w:lang w:val="pt_PT" w:bidi="pt_PT"/>
-          </w:rPr>
-          <w:rPr>
-            <w:color w:val="0000EE"/>
-            <w:u w:val="single"/>
-          </w:rPr>
-          <w:t>1</w:t>
-        </w:r>
-      </w:hyperlink>
+      <w:r>
+        <w:rPr>
+          <w:lang w:val="pt_PT" w:bidi="pt_PT"/>
+        </w:rPr>
+        <w:t>1</w:t>
+      </w:r>
       <w:r>
         <w:rPr>
           <w:lang w:val="pt_PT" w:bidi="pt_PT"/>
         </w:rPr>
         <w:t xml:space="preserve">, mas no capítulo </w:t>
       </w:r>
-      <w:hyperlink r:id="rId26">
-        <w:r>
-          <w:rPr>
-            <w:lang w:val="pt_PT" w:bidi="pt_PT"/>
-          </w:rPr>
-          <w:rPr>
-            <w:color w:val="0000EE"/>
-            <w:u w:val="single"/>
-          </w:rPr>
-          <w:t>1</w:t>
-        </w:r>
-      </w:hyperlink>
+      <w:r>
+        <w:rPr>
+          <w:lang w:val="pt_PT" w:bidi="pt_PT"/>
+        </w:rPr>
+        <w:t>1</w:t>
+      </w:r>
       <w:r>
         <w:rPr>
           <w:lang w:val="pt_PT" w:bidi="pt_PT"/>
@@ -1571,36 +1481,24 @@
         </w:rPr>
         <w:t>Alguns líderes religiosos ensinaram ao povo de Jerusalém e Judá que o dia do Senhor seria um tempo de bênção para o povo de Deus. Ecoando o profeta Sofonias (</w:t>
       </w:r>
-      <w:hyperlink r:id="rId27">
-        <w:r>
-          <w:rPr>
-            <w:lang w:val="pt_PT" w:bidi="pt_PT"/>
-          </w:rPr>
-          <w:rPr>
-            <w:color w:val="0000EE"/>
-            <w:u w:val="single"/>
-          </w:rPr>
-          <w:t>Sf 1.15</w:t>
-        </w:r>
-      </w:hyperlink>
+      <w:r>
+        <w:rPr>
+          <w:lang w:val="pt_PT" w:bidi="pt_PT"/>
+        </w:rPr>
+        <w:t>Sf 1.15</w:t>
+      </w:r>
       <w:r>
         <w:rPr>
           <w:lang w:val="pt_PT" w:bidi="pt_PT"/>
         </w:rPr>
         <w:t xml:space="preserve">), Joel proclamou que, em vez disso, seria um dia de trevas e escuridão (veja também </w:t>
       </w:r>
-      <w:hyperlink r:id="rId28">
-        <w:r>
-          <w:rPr>
-            <w:lang w:val="pt_PT" w:bidi="pt_PT"/>
-          </w:rPr>
-          <w:rPr>
-            <w:color w:val="0000EE"/>
-            <w:u w:val="single"/>
-          </w:rPr>
-          <w:t>Am 5.18–20</w:t>
-        </w:r>
-      </w:hyperlink>
+      <w:r>
+        <w:rPr>
+          <w:lang w:val="pt_PT" w:bidi="pt_PT"/>
+        </w:rPr>
+        <w:t>Am 5.18–20</w:t>
+      </w:r>
       <w:r>
         <w:rPr>
           <w:lang w:val="pt_PT" w:bidi="pt_PT"/>
@@ -1668,36 +1566,24 @@
         </w:rPr>
         <w:t xml:space="preserve"> mas depois, não seria nada além de desolação (uma reversão de </w:t>
       </w:r>
-      <w:hyperlink r:id="rId29">
-        <w:r>
-          <w:rPr>
-            <w:lang w:val="pt_PT" w:bidi="pt_PT"/>
-          </w:rPr>
-          <w:rPr>
-            <w:color w:val="0000EE"/>
-            <w:u w:val="single"/>
-          </w:rPr>
-          <w:t>Is 51.3</w:t>
-        </w:r>
-      </w:hyperlink>
+      <w:r>
+        <w:rPr>
+          <w:lang w:val="pt_PT" w:bidi="pt_PT"/>
+        </w:rPr>
+        <w:t>Is 51.3</w:t>
+      </w:r>
       <w:r>
         <w:rPr>
           <w:lang w:val="pt_PT" w:bidi="pt_PT"/>
         </w:rPr>
         <w:t xml:space="preserve"> e </w:t>
       </w:r>
-      <w:hyperlink r:id="rId30">
-        <w:r>
-          <w:rPr>
-            <w:lang w:val="pt_PT" w:bidi="pt_PT"/>
-          </w:rPr>
-          <w:rPr>
-            <w:color w:val="0000EE"/>
-            <w:u w:val="single"/>
-          </w:rPr>
-          <w:t>Ez 36.35</w:t>
-        </w:r>
-      </w:hyperlink>
+      <w:r>
+        <w:rPr>
+          <w:lang w:val="pt_PT" w:bidi="pt_PT"/>
+        </w:rPr>
+        <w:t>Ez 36.35</w:t>
+      </w:r>
       <w:r>
         <w:rPr>
           <w:lang w:val="pt_PT" w:bidi="pt_PT"/>
@@ -1752,18 +1638,12 @@
         </w:rPr>
         <w:t xml:space="preserve">Eles se parecem com cavalos: A semelhança entre os gafanhotos e os cavalos (veja também </w:t>
       </w:r>
-      <w:hyperlink r:id="rId31">
-        <w:r>
-          <w:rPr>
-            <w:lang w:val="pt_PT" w:bidi="pt_PT"/>
-          </w:rPr>
-          <w:rPr>
-            <w:color w:val="0000EE"/>
-            <w:u w:val="single"/>
-          </w:rPr>
-          <w:t>Ap 9.7</w:t>
-        </w:r>
-      </w:hyperlink>
+      <w:r>
+        <w:rPr>
+          <w:lang w:val="pt_PT" w:bidi="pt_PT"/>
+        </w:rPr>
+        <w:t>Ap 9.7</w:t>
+      </w:r>
       <w:r>
         <w:rPr>
           <w:lang w:val="pt_PT" w:bidi="pt_PT"/>
@@ -1818,18 +1698,12 @@
         </w:rPr>
         <w:t xml:space="preserve">O medo toma conta de todas as pessoas: Antecipar a invasão preparou o povo para o chamado ao arrependimento em </w:t>
       </w:r>
-      <w:hyperlink r:id="rId32">
-        <w:r>
-          <w:rPr>
-            <w:lang w:val="pt_PT" w:bidi="pt_PT"/>
-          </w:rPr>
-          <w:rPr>
-            <w:color w:val="0000EE"/>
-            <w:u w:val="single"/>
-          </w:rPr>
-          <w:t>2.12–14</w:t>
-        </w:r>
-      </w:hyperlink>
+      <w:r>
+        <w:rPr>
+          <w:lang w:val="pt_PT" w:bidi="pt_PT"/>
+        </w:rPr>
+        <w:t>2.12–14</w:t>
+      </w:r>
       <w:r>
         <w:rPr>
           <w:lang w:val="pt_PT" w:bidi="pt_PT"/>
@@ -1945,72 +1819,48 @@
         </w:rPr>
         <w:t xml:space="preserve"> uma aparição de Deus (veja </w:t>
       </w:r>
-      <w:hyperlink r:id="rId33">
-        <w:r>
-          <w:rPr>
-            <w:lang w:val="pt_PT" w:bidi="pt_PT"/>
-          </w:rPr>
-          <w:rPr>
-            <w:color w:val="0000EE"/>
-            <w:u w:val="single"/>
-          </w:rPr>
-          <w:t>Êx 19.16–19</w:t>
-        </w:r>
-      </w:hyperlink>
+      <w:r>
+        <w:rPr>
+          <w:lang w:val="pt_PT" w:bidi="pt_PT"/>
+        </w:rPr>
+        <w:t>Êx 19.16–19</w:t>
+      </w:r>
       <w:r>
         <w:rPr>
           <w:lang w:val="pt_PT" w:bidi="pt_PT"/>
         </w:rPr>
         <w:t xml:space="preserve">; </w:t>
       </w:r>
-      <w:hyperlink r:id="rId34">
-        <w:r>
-          <w:rPr>
-            <w:lang w:val="pt_PT" w:bidi="pt_PT"/>
-          </w:rPr>
-          <w:rPr>
-            <w:color w:val="0000EE"/>
-            <w:u w:val="single"/>
-          </w:rPr>
-          <w:t>Is 13.13</w:t>
-        </w:r>
-      </w:hyperlink>
+      <w:r>
+        <w:rPr>
+          <w:lang w:val="pt_PT" w:bidi="pt_PT"/>
+        </w:rPr>
+        <w:t>Is 13.13</w:t>
+      </w:r>
       <w:r>
         <w:rPr>
           <w:lang w:val="pt_PT" w:bidi="pt_PT"/>
         </w:rPr>
         <w:t xml:space="preserve">; </w:t>
       </w:r>
-      <w:hyperlink r:id="rId35">
-        <w:r>
-          <w:rPr>
-            <w:lang w:val="pt_PT" w:bidi="pt_PT"/>
-          </w:rPr>
-          <w:rPr>
-            <w:color w:val="0000EE"/>
-            <w:u w:val="single"/>
-          </w:rPr>
-          <w:t>Na 1.5–6</w:t>
-        </w:r>
-      </w:hyperlink>
+      <w:r>
+        <w:rPr>
+          <w:lang w:val="pt_PT" w:bidi="pt_PT"/>
+        </w:rPr>
+        <w:t>Na 1.5–6</w:t>
+      </w:r>
       <w:r>
         <w:rPr>
           <w:lang w:val="pt_PT" w:bidi="pt_PT"/>
         </w:rPr>
         <w:t>). O escurecimento do sol e da lua simboliza o julgamento divino (</w:t>
       </w:r>
-      <w:hyperlink r:id="rId36">
-        <w:r>
-          <w:rPr>
-            <w:lang w:val="pt_PT" w:bidi="pt_PT"/>
-          </w:rPr>
-          <w:rPr>
-            <w:color w:val="0000EE"/>
-            <w:u w:val="single"/>
-          </w:rPr>
-          <w:t>Is 13.9–11</w:t>
-        </w:r>
-      </w:hyperlink>
+      <w:r>
+        <w:rPr>
+          <w:lang w:val="pt_PT" w:bidi="pt_PT"/>
+        </w:rPr>
+        <w:t>Is 13.9–11</w:t>
+      </w:r>
       <w:r>
         <w:rPr>
           <w:lang w:val="pt_PT" w:bidi="pt_PT"/>
@@ -2139,18 +1989,12 @@
         </w:rPr>
         <w:t xml:space="preserve">No texto original este versículo começa com as palavras "o Senhor diz", uma frase que frequentemente acompanha discursos divinos nos profetas. Esta é a única vez que ocorre em Joel (“diz o Senhor” em </w:t>
       </w:r>
-      <w:hyperlink r:id="rId37">
-        <w:r>
-          <w:rPr>
-            <w:lang w:val="pt_PT" w:bidi="pt_PT"/>
-          </w:rPr>
-          <w:rPr>
-            <w:color w:val="0000EE"/>
-            <w:u w:val="single"/>
-          </w:rPr>
-          <w:t>3.1</w:t>
-        </w:r>
-      </w:hyperlink>
+      <w:r>
+        <w:rPr>
+          <w:lang w:val="pt_PT" w:bidi="pt_PT"/>
+        </w:rPr>
+        <w:t>3.1</w:t>
+      </w:r>
       <w:r>
         <w:rPr>
           <w:lang w:val="pt_PT" w:bidi="pt_PT"/>
@@ -2253,180 +2097,120 @@
         </w:rPr>
         <w:t>Uma forma de demonstrar luto no mundo antigo era rasgar as próprias roupas (</w:t>
       </w:r>
-      <w:hyperlink r:id="rId38">
-        <w:r>
-          <w:rPr>
-            <w:lang w:val="pt_PT" w:bidi="pt_PT"/>
-          </w:rPr>
-          <w:rPr>
-            <w:color w:val="0000EE"/>
-            <w:u w:val="single"/>
-          </w:rPr>
-          <w:t>Gn 37.34</w:t>
-        </w:r>
-      </w:hyperlink>
+      <w:r>
+        <w:rPr>
+          <w:lang w:val="pt_PT" w:bidi="pt_PT"/>
+        </w:rPr>
+        <w:t>Gn 37.34</w:t>
+      </w:r>
       <w:r>
         <w:rPr>
           <w:lang w:val="pt_PT" w:bidi="pt_PT"/>
         </w:rPr>
         <w:t xml:space="preserve">; </w:t>
       </w:r>
-      <w:hyperlink r:id="rId39">
-        <w:r>
-          <w:rPr>
-            <w:lang w:val="pt_PT" w:bidi="pt_PT"/>
-          </w:rPr>
-          <w:rPr>
-            <w:color w:val="0000EE"/>
-            <w:u w:val="single"/>
-          </w:rPr>
-          <w:t>2Sm 3.31</w:t>
-        </w:r>
-      </w:hyperlink>
+      <w:r>
+        <w:rPr>
+          <w:lang w:val="pt_PT" w:bidi="pt_PT"/>
+        </w:rPr>
+        <w:t>2Sm 3.31</w:t>
+      </w:r>
       <w:r>
         <w:rPr>
           <w:lang w:val="pt_PT" w:bidi="pt_PT"/>
         </w:rPr>
         <w:t xml:space="preserve">; </w:t>
       </w:r>
-      <w:hyperlink r:id="rId40">
-        <w:r>
-          <w:rPr>
-            <w:lang w:val="pt_PT" w:bidi="pt_PT"/>
-          </w:rPr>
-          <w:rPr>
-            <w:color w:val="0000EE"/>
-            <w:u w:val="single"/>
-          </w:rPr>
-          <w:t>2Rs 19.1</w:t>
-        </w:r>
-      </w:hyperlink>
+      <w:r>
+        <w:rPr>
+          <w:lang w:val="pt_PT" w:bidi="pt_PT"/>
+        </w:rPr>
+        <w:t>2Rs 19.1</w:t>
+      </w:r>
       <w:r>
         <w:rPr>
           <w:lang w:val="pt_PT" w:bidi="pt_PT"/>
         </w:rPr>
         <w:t xml:space="preserve">). • rasguem seus corações: Em hebraico, o coração é o centro do pensamento, fé e vontade. O povo de Deus deveria ir além das demonstrações externas de arrependimento para se arrepender internamente — mudar sua orientação, prioridades e atitudes. Isso só poderia acontecer se eles retornassem ao Senhor. • pois ele é misericordioso e compassivo... e cheio de amor infalível: A única esperança do povo estava no caráter misericordioso do Senhor (veja também </w:t>
       </w:r>
-      <w:hyperlink r:id="rId41">
-        <w:r>
-          <w:rPr>
-            <w:lang w:val="pt_PT" w:bidi="pt_PT"/>
-          </w:rPr>
-          <w:rPr>
-            <w:color w:val="0000EE"/>
-            <w:u w:val="single"/>
-          </w:rPr>
-          <w:t>Êx 34.6–7</w:t>
-        </w:r>
-      </w:hyperlink>
+      <w:r>
+        <w:rPr>
+          <w:lang w:val="pt_PT" w:bidi="pt_PT"/>
+        </w:rPr>
+        <w:t>Êx 34.6–7</w:t>
+      </w:r>
       <w:r>
         <w:rPr>
           <w:lang w:val="pt_PT" w:bidi="pt_PT"/>
         </w:rPr>
         <w:t xml:space="preserve">; </w:t>
       </w:r>
-      <w:hyperlink r:id="rId42">
-        <w:r>
-          <w:rPr>
-            <w:lang w:val="pt_PT" w:bidi="pt_PT"/>
-          </w:rPr>
-          <w:rPr>
-            <w:color w:val="0000EE"/>
-            <w:u w:val="single"/>
-          </w:rPr>
-          <w:t>Nm 14.18</w:t>
-        </w:r>
-      </w:hyperlink>
+      <w:r>
+        <w:rPr>
+          <w:lang w:val="pt_PT" w:bidi="pt_PT"/>
+        </w:rPr>
+        <w:t>Nm 14.18</w:t>
+      </w:r>
       <w:r>
         <w:rPr>
           <w:lang w:val="pt_PT" w:bidi="pt_PT"/>
         </w:rPr>
         <w:t xml:space="preserve">; </w:t>
       </w:r>
-      <w:hyperlink r:id="rId43">
-        <w:r>
-          <w:rPr>
-            <w:lang w:val="pt_PT" w:bidi="pt_PT"/>
-          </w:rPr>
-          <w:rPr>
-            <w:color w:val="0000EE"/>
-            <w:u w:val="single"/>
-          </w:rPr>
-          <w:t>Ne 9.17</w:t>
-        </w:r>
-      </w:hyperlink>
+      <w:r>
+        <w:rPr>
+          <w:lang w:val="pt_PT" w:bidi="pt_PT"/>
+        </w:rPr>
+        <w:t>Ne 9.17</w:t>
+      </w:r>
       <w:r>
         <w:rPr>
           <w:lang w:val="pt_PT" w:bidi="pt_PT"/>
         </w:rPr>
         <w:t xml:space="preserve">; </w:t>
       </w:r>
-      <w:hyperlink r:id="rId44">
-        <w:r>
-          <w:rPr>
-            <w:lang w:val="pt_PT" w:bidi="pt_PT"/>
-          </w:rPr>
-          <w:rPr>
-            <w:color w:val="0000EE"/>
-            <w:u w:val="single"/>
-          </w:rPr>
-          <w:t>Sl 86.15</w:t>
-        </w:r>
-      </w:hyperlink>
+      <w:r>
+        <w:rPr>
+          <w:lang w:val="pt_PT" w:bidi="pt_PT"/>
+        </w:rPr>
+        <w:t>Sl 86.15</w:t>
+      </w:r>
       <w:r>
         <w:rPr>
           <w:lang w:val="pt_PT" w:bidi="pt_PT"/>
         </w:rPr>
         <w:t xml:space="preserve">; </w:t>
       </w:r>
-      <w:hyperlink r:id="rId45">
-        <w:r>
-          <w:rPr>
-            <w:lang w:val="pt_PT" w:bidi="pt_PT"/>
-          </w:rPr>
-          <w:rPr>
-            <w:color w:val="0000EE"/>
-            <w:u w:val="single"/>
-          </w:rPr>
-          <w:t>103.8</w:t>
-        </w:r>
-      </w:hyperlink>
+      <w:r>
+        <w:rPr>
+          <w:lang w:val="pt_PT" w:bidi="pt_PT"/>
+        </w:rPr>
+        <w:t>103.8</w:t>
+      </w:r>
       <w:r>
         <w:rPr>
           <w:lang w:val="pt_PT" w:bidi="pt_PT"/>
         </w:rPr>
         <w:t xml:space="preserve">; </w:t>
       </w:r>
-      <w:hyperlink r:id="rId46">
-        <w:r>
-          <w:rPr>
-            <w:lang w:val="pt_PT" w:bidi="pt_PT"/>
-          </w:rPr>
-          <w:rPr>
-            <w:color w:val="0000EE"/>
-            <w:u w:val="single"/>
-          </w:rPr>
-          <w:t>145.8</w:t>
-        </w:r>
-      </w:hyperlink>
+      <w:r>
+        <w:rPr>
+          <w:lang w:val="pt_PT" w:bidi="pt_PT"/>
+        </w:rPr>
+        <w:t>145.8</w:t>
+      </w:r>
       <w:r>
         <w:rPr>
           <w:lang w:val="pt_PT" w:bidi="pt_PT"/>
         </w:rPr>
         <w:t xml:space="preserve">; </w:t>
       </w:r>
-      <w:hyperlink r:id="rId47">
-        <w:r>
-          <w:rPr>
-            <w:lang w:val="pt_PT" w:bidi="pt_PT"/>
-          </w:rPr>
-          <w:rPr>
-            <w:color w:val="0000EE"/>
-            <w:u w:val="single"/>
-          </w:rPr>
-          <w:t>Jn 4.2</w:t>
-        </w:r>
-      </w:hyperlink>
+      <w:r>
+        <w:rPr>
+          <w:lang w:val="pt_PT" w:bidi="pt_PT"/>
+        </w:rPr>
+        <w:t>Jn 4.2</w:t>
+      </w:r>
       <w:r>
         <w:rPr>
           <w:lang w:val="pt_PT" w:bidi="pt_PT"/>
@@ -2481,36 +2265,24 @@
         </w:rPr>
         <w:t xml:space="preserve">Quem sabe? A simples pergunta de Joel reconhece a soberania absoluta de Deus (veja também </w:t>
       </w:r>
-      <w:hyperlink r:id="rId48">
-        <w:r>
-          <w:rPr>
-            <w:lang w:val="pt_PT" w:bidi="pt_PT"/>
-          </w:rPr>
-          <w:rPr>
-            <w:color w:val="0000EE"/>
-            <w:u w:val="single"/>
-          </w:rPr>
-          <w:t>Jn 3.9</w:t>
-        </w:r>
-      </w:hyperlink>
+      <w:r>
+        <w:rPr>
+          <w:lang w:val="pt_PT" w:bidi="pt_PT"/>
+        </w:rPr>
+        <w:t>Jn 3.9</w:t>
+      </w:r>
       <w:r>
         <w:rPr>
           <w:lang w:val="pt_PT" w:bidi="pt_PT"/>
         </w:rPr>
         <w:t>). Deus não é obrigado a nos restaurar apenas porque realizamos certos rituais. O perdão vem somente através da graça divina, mas Joel sabia que Deus estava inclinado a perdoar (</w:t>
       </w:r>
-      <w:hyperlink r:id="rId18">
-        <w:r>
-          <w:rPr>
-            <w:lang w:val="pt_PT" w:bidi="pt_PT"/>
-          </w:rPr>
-          <w:rPr>
-            <w:color w:val="0000EE"/>
-            <w:u w:val="single"/>
-          </w:rPr>
-          <w:t>Jl 2.13</w:t>
-        </w:r>
-      </w:hyperlink>
+      <w:r>
+        <w:rPr>
+          <w:lang w:val="pt_PT" w:bidi="pt_PT"/>
+        </w:rPr>
+        <w:t>Jl 2.13</w:t>
+      </w:r>
       <w:r>
         <w:rPr>
           <w:lang w:val="pt_PT" w:bidi="pt_PT"/>
@@ -2613,36 +2385,24 @@
         </w:rPr>
         <w:t>noivo... e a noiva: Os recém-casados eram isentos da maioria das obrigações cívicas no antigo Israel (</w:t>
       </w:r>
-      <w:hyperlink r:id="rId49">
-        <w:r>
-          <w:rPr>
-            <w:lang w:val="pt_PT" w:bidi="pt_PT"/>
-          </w:rPr>
-          <w:rPr>
-            <w:color w:val="0000EE"/>
-            <w:u w:val="single"/>
-          </w:rPr>
-          <w:t>Dt 24.5</w:t>
-        </w:r>
-      </w:hyperlink>
+      <w:r>
+        <w:rPr>
+          <w:lang w:val="pt_PT" w:bidi="pt_PT"/>
+        </w:rPr>
+        <w:t>Dt 24.5</w:t>
+      </w:r>
       <w:r>
         <w:rPr>
           <w:lang w:val="pt_PT" w:bidi="pt_PT"/>
         </w:rPr>
         <w:t xml:space="preserve">; </w:t>
       </w:r>
-      <w:hyperlink r:id="rId50">
-        <w:r>
-          <w:rPr>
-            <w:lang w:val="pt_PT" w:bidi="pt_PT"/>
-          </w:rPr>
-          <w:rPr>
-            <w:color w:val="0000EE"/>
-            <w:u w:val="single"/>
-          </w:rPr>
-          <w:t>Lc 14.20</w:t>
-        </w:r>
-      </w:hyperlink>
+      <w:r>
+        <w:rPr>
+          <w:lang w:val="pt_PT" w:bidi="pt_PT"/>
+        </w:rPr>
+        <w:t>Lc 14.20</w:t>
+      </w:r>
       <w:r>
         <w:rPr>
           <w:lang w:val="pt_PT" w:bidi="pt_PT"/>
@@ -2889,36 +2649,24 @@
         </w:rPr>
         <w:t xml:space="preserve">Grãos, vinho novo e azeite: Deus restauraria os frutos da terra. Isso novamente disponibilizaria os elementos necessários para sacrifício e adoração (veja </w:t>
       </w:r>
-      <w:hyperlink r:id="rId51">
-        <w:r>
-          <w:rPr>
-            <w:lang w:val="pt_PT" w:bidi="pt_PT"/>
-          </w:rPr>
-          <w:rPr>
-            <w:color w:val="0000EE"/>
-            <w:u w:val="single"/>
-          </w:rPr>
-          <w:t>1.10</w:t>
-        </w:r>
-      </w:hyperlink>
+      <w:r>
+        <w:rPr>
+          <w:lang w:val="pt_PT" w:bidi="pt_PT"/>
+        </w:rPr>
+        <w:t>1.10</w:t>
+      </w:r>
       <w:r>
         <w:rPr>
           <w:lang w:val="pt_PT" w:bidi="pt_PT"/>
         </w:rPr>
         <w:t xml:space="preserve">, </w:t>
       </w:r>
-      <w:hyperlink r:id="rId52">
-        <w:r>
-          <w:rPr>
-            <w:lang w:val="pt_PT" w:bidi="pt_PT"/>
-          </w:rPr>
-          <w:rPr>
-            <w:color w:val="0000EE"/>
-            <w:u w:val="single"/>
-          </w:rPr>
-          <w:t>13</w:t>
-        </w:r>
-      </w:hyperlink>
+      <w:r>
+        <w:rPr>
+          <w:lang w:val="pt_PT" w:bidi="pt_PT"/>
+        </w:rPr>
+        <w:t>13</w:t>
+      </w:r>
       <w:r>
         <w:rPr>
           <w:lang w:val="pt_PT" w:bidi="pt_PT"/>
@@ -3021,36 +2769,24 @@
         </w:rPr>
         <w:t>chuvas de outono... chuvas de primavera: Deus restauraria mais uma vez o padrão regular de chuvas, e a seca (</w:t>
       </w:r>
-      <w:hyperlink r:id="rId53">
-        <w:r>
-          <w:rPr>
-            <w:lang w:val="pt_PT" w:bidi="pt_PT"/>
-          </w:rPr>
-          <w:rPr>
-            <w:color w:val="0000EE"/>
-            <w:u w:val="single"/>
-          </w:rPr>
-          <w:t>1.12</w:t>
-        </w:r>
-      </w:hyperlink>
+      <w:r>
+        <w:rPr>
+          <w:lang w:val="pt_PT" w:bidi="pt_PT"/>
+        </w:rPr>
+        <w:t>1.12</w:t>
+      </w:r>
       <w:r>
         <w:rPr>
           <w:lang w:val="pt_PT" w:bidi="pt_PT"/>
         </w:rPr>
         <w:t xml:space="preserve">, </w:t>
       </w:r>
-      <w:hyperlink r:id="rId54">
-        <w:r>
-          <w:rPr>
-            <w:lang w:val="pt_PT" w:bidi="pt_PT"/>
-          </w:rPr>
-          <w:rPr>
-            <w:color w:val="0000EE"/>
-            <w:u w:val="single"/>
-          </w:rPr>
-          <w:t>20</w:t>
-        </w:r>
-      </w:hyperlink>
+      <w:r>
+        <w:rPr>
+          <w:lang w:val="pt_PT" w:bidi="pt_PT"/>
+        </w:rPr>
+        <w:t>20</w:t>
+      </w:r>
       <w:r>
         <w:rPr>
           <w:lang w:val="pt_PT" w:bidi="pt_PT"/>
@@ -3105,36 +2841,24 @@
         </w:rPr>
         <w:t xml:space="preserve">A restituição do Senhor é prometida pelo terrível dano causado pelos gafanhotos (veja </w:t>
       </w:r>
-      <w:hyperlink r:id="rId55">
-        <w:r>
-          <w:rPr>
-            <w:lang w:val="pt_PT" w:bidi="pt_PT"/>
-          </w:rPr>
-          <w:rPr>
-            <w:color w:val="0000EE"/>
-            <w:u w:val="single"/>
-          </w:rPr>
-          <w:t>1.4</w:t>
-        </w:r>
-      </w:hyperlink>
+      <w:r>
+        <w:rPr>
+          <w:lang w:val="pt_PT" w:bidi="pt_PT"/>
+        </w:rPr>
+        <w:t>1.4</w:t>
+      </w:r>
       <w:r>
         <w:rPr>
           <w:lang w:val="pt_PT" w:bidi="pt_PT"/>
         </w:rPr>
         <w:t>,</w:t>
       </w:r>
-      <w:hyperlink r:id="rId51">
-        <w:r>
-          <w:rPr>
-            <w:lang w:val="pt_PT" w:bidi="pt_PT"/>
-          </w:rPr>
-          <w:rPr>
-            <w:color w:val="0000EE"/>
-            <w:u w:val="single"/>
-          </w:rPr>
-          <w:t>10</w:t>
-        </w:r>
-      </w:hyperlink>
+      <w:r>
+        <w:rPr>
+          <w:lang w:val="pt_PT" w:bidi="pt_PT"/>
+        </w:rPr>
+        <w:t>10</w:t>
+      </w:r>
       <w:r>
         <w:rPr>
           <w:lang w:val="pt_PT" w:bidi="pt_PT"/>
@@ -3249,162 +2973,108 @@
         </w:rPr>
         <w:t>Derramarei meu Espírito sobre todas as pessoas: Em Israel, o dom capacitador do Espírito de Deus havia sido dado anteriormente apenas a indivíduos selecionados, como juízes (</w:t>
       </w:r>
-      <w:hyperlink r:id="rId56">
-        <w:r>
-          <w:rPr>
-            <w:lang w:val="pt_PT" w:bidi="pt_PT"/>
-          </w:rPr>
-          <w:rPr>
-            <w:color w:val="0000EE"/>
-            <w:u w:val="single"/>
-          </w:rPr>
-          <w:t>Jz 3.10</w:t>
-        </w:r>
-      </w:hyperlink>
+      <w:r>
+        <w:rPr>
+          <w:lang w:val="pt_PT" w:bidi="pt_PT"/>
+        </w:rPr>
+        <w:t>Jz 3.10</w:t>
+      </w:r>
       <w:r>
         <w:rPr>
           <w:lang w:val="pt_PT" w:bidi="pt_PT"/>
         </w:rPr>
         <w:t xml:space="preserve">; </w:t>
       </w:r>
-      <w:hyperlink r:id="rId57">
-        <w:r>
-          <w:rPr>
-            <w:lang w:val="pt_PT" w:bidi="pt_PT"/>
-          </w:rPr>
-          <w:rPr>
-            <w:color w:val="0000EE"/>
-            <w:u w:val="single"/>
-          </w:rPr>
-          <w:t>15.14</w:t>
-        </w:r>
-      </w:hyperlink>
+      <w:r>
+        <w:rPr>
+          <w:lang w:val="pt_PT" w:bidi="pt_PT"/>
+        </w:rPr>
+        <w:t>15.14</w:t>
+      </w:r>
       <w:r>
         <w:rPr>
           <w:lang w:val="pt_PT" w:bidi="pt_PT"/>
         </w:rPr>
         <w:t>), sacerdotes (</w:t>
       </w:r>
-      <w:hyperlink r:id="rId58">
-        <w:r>
-          <w:rPr>
-            <w:lang w:val="pt_PT" w:bidi="pt_PT"/>
-          </w:rPr>
-          <w:rPr>
-            <w:color w:val="0000EE"/>
-            <w:u w:val="single"/>
-          </w:rPr>
-          <w:t>2Cr 24.20</w:t>
-        </w:r>
-      </w:hyperlink>
+      <w:r>
+        <w:rPr>
+          <w:lang w:val="pt_PT" w:bidi="pt_PT"/>
+        </w:rPr>
+        <w:t>2Cr 24.20</w:t>
+      </w:r>
       <w:r>
         <w:rPr>
           <w:lang w:val="pt_PT" w:bidi="pt_PT"/>
         </w:rPr>
         <w:t>), reis (</w:t>
       </w:r>
-      <w:hyperlink r:id="rId59">
-        <w:r>
-          <w:rPr>
-            <w:lang w:val="pt_PT" w:bidi="pt_PT"/>
-          </w:rPr>
-          <w:rPr>
-            <w:color w:val="0000EE"/>
-            <w:u w:val="single"/>
-          </w:rPr>
-          <w:t>1Sm 10.10</w:t>
-        </w:r>
-      </w:hyperlink>
+      <w:r>
+        <w:rPr>
+          <w:lang w:val="pt_PT" w:bidi="pt_PT"/>
+        </w:rPr>
+        <w:t>1Sm 10.10</w:t>
+      </w:r>
       <w:r>
         <w:rPr>
           <w:lang w:val="pt_PT" w:bidi="pt_PT"/>
         </w:rPr>
         <w:t>) e profetas (</w:t>
       </w:r>
-      <w:hyperlink r:id="rId60">
-        <w:r>
-          <w:rPr>
-            <w:lang w:val="pt_PT" w:bidi="pt_PT"/>
-          </w:rPr>
-          <w:rPr>
-            <w:color w:val="0000EE"/>
-            <w:u w:val="single"/>
-          </w:rPr>
-          <w:t>Is 61.1</w:t>
-        </w:r>
-      </w:hyperlink>
+      <w:r>
+        <w:rPr>
+          <w:lang w:val="pt_PT" w:bidi="pt_PT"/>
+        </w:rPr>
+        <w:t>Is 61.1</w:t>
+      </w:r>
       <w:r>
         <w:rPr>
           <w:lang w:val="pt_PT" w:bidi="pt_PT"/>
         </w:rPr>
         <w:t>). Um tempo estava chegando quando o Espírito seria dado a cada um do povo de Deus, independentemente de gênero, idade ou posição social. Em cumprimento ao desejo de Moisés de que todo israelita pudesse ser um profeta (</w:t>
       </w:r>
-      <w:hyperlink r:id="rId61">
-        <w:r>
-          <w:rPr>
-            <w:lang w:val="pt_PT" w:bidi="pt_PT"/>
-          </w:rPr>
-          <w:rPr>
-            <w:color w:val="0000EE"/>
-            <w:u w:val="single"/>
-          </w:rPr>
-          <w:t>Nm 11.29</w:t>
-        </w:r>
-      </w:hyperlink>
+      <w:r>
+        <w:rPr>
+          <w:lang w:val="pt_PT" w:bidi="pt_PT"/>
+        </w:rPr>
+        <w:t>Nm 11.29</w:t>
+      </w:r>
       <w:r>
         <w:rPr>
           <w:lang w:val="pt_PT" w:bidi="pt_PT"/>
         </w:rPr>
         <w:t xml:space="preserve">), todos profetizariam e teriam visões. Em </w:t>
       </w:r>
-      <w:hyperlink r:id="rId62">
-        <w:r>
-          <w:rPr>
-            <w:lang w:val="pt_PT" w:bidi="pt_PT"/>
-          </w:rPr>
-          <w:rPr>
-            <w:color w:val="0000EE"/>
-            <w:u w:val="single"/>
-          </w:rPr>
-          <w:t>Atos 2.1–47</w:t>
-        </w:r>
-      </w:hyperlink>
+      <w:r>
+        <w:rPr>
+          <w:lang w:val="pt_PT" w:bidi="pt_PT"/>
+        </w:rPr>
+        <w:t>Atos 2.1–47</w:t>
+      </w:r>
       <w:r>
         <w:rPr>
           <w:lang w:val="pt_PT" w:bidi="pt_PT"/>
         </w:rPr>
         <w:t>, Pedro expandiu essa promessa para incluir pessoas de todo o mundo conhecido que estavam reunidas em Jerusalém, independentemente de sua etnia (</w:t>
       </w:r>
-      <w:hyperlink r:id="rId63">
-        <w:r>
-          <w:rPr>
-            <w:lang w:val="pt_PT" w:bidi="pt_PT"/>
-          </w:rPr>
-          <w:rPr>
-            <w:color w:val="0000EE"/>
-            <w:u w:val="single"/>
-          </w:rPr>
-          <w:t>At 2.39</w:t>
-        </w:r>
-      </w:hyperlink>
+      <w:r>
+        <w:rPr>
+          <w:lang w:val="pt_PT" w:bidi="pt_PT"/>
+        </w:rPr>
+        <w:t>At 2.39</w:t>
+      </w:r>
       <w:r>
         <w:rPr>
           <w:lang w:val="pt_PT" w:bidi="pt_PT"/>
         </w:rPr>
         <w:t xml:space="preserve">; veja também </w:t>
       </w:r>
-      <w:hyperlink r:id="rId64">
-        <w:r>
-          <w:rPr>
-            <w:lang w:val="pt_PT" w:bidi="pt_PT"/>
-          </w:rPr>
-          <w:rPr>
-            <w:color w:val="0000EE"/>
-            <w:u w:val="single"/>
-          </w:rPr>
-          <w:t>Gl 3.28</w:t>
-        </w:r>
-      </w:hyperlink>
+      <w:r>
+        <w:rPr>
+          <w:lang w:val="pt_PT" w:bidi="pt_PT"/>
+        </w:rPr>
+        <w:t>Gl 3.28</w:t>
+      </w:r>
       <w:r>
         <w:rPr>
           <w:lang w:val="pt_PT" w:bidi="pt_PT"/>
@@ -3459,18 +3129,12 @@
         </w:rPr>
         <w:t>O profeta olhou além de seu tempo para o futuro dia do Senhor, quando Deus derramaria seu Espírito de maneiras nunca antes vistas e realizaria sinais e maravilhas para que toda a humanidade visse. O apóstolo Pedro citou esta passagem como sendo cumprida no dia de Pentecostes (</w:t>
       </w:r>
-      <w:hyperlink r:id="rId65">
-        <w:r>
-          <w:rPr>
-            <w:lang w:val="pt_PT" w:bidi="pt_PT"/>
-          </w:rPr>
-          <w:rPr>
-            <w:color w:val="0000EE"/>
-            <w:u w:val="single"/>
-          </w:rPr>
-          <w:t>At 2.16–21</w:t>
-        </w:r>
-      </w:hyperlink>
+      <w:r>
+        <w:rPr>
+          <w:lang w:val="pt_PT" w:bidi="pt_PT"/>
+        </w:rPr>
+        <w:t>At 2.16–21</w:t>
+      </w:r>
       <w:r>
         <w:rPr>
           <w:lang w:val="pt_PT" w:bidi="pt_PT"/>
@@ -3599,54 +3263,36 @@
         </w:rPr>
         <w:t xml:space="preserve"> são indicações da vinda de Deus em julgamento (veja </w:t>
       </w:r>
-      <w:hyperlink r:id="rId66">
-        <w:r>
-          <w:rPr>
-            <w:lang w:val="pt_PT" w:bidi="pt_PT"/>
-          </w:rPr>
-          <w:rPr>
-            <w:color w:val="0000EE"/>
-            <w:u w:val="single"/>
-          </w:rPr>
-          <w:t>2.10</w:t>
-        </w:r>
-      </w:hyperlink>
+      <w:r>
+        <w:rPr>
+          <w:lang w:val="pt_PT" w:bidi="pt_PT"/>
+        </w:rPr>
+        <w:t>2.10</w:t>
+      </w:r>
       <w:r>
         <w:rPr>
           <w:lang w:val="pt_PT" w:bidi="pt_PT"/>
         </w:rPr>
         <w:t xml:space="preserve">; </w:t>
       </w:r>
-      <w:hyperlink r:id="rId67">
-        <w:r>
-          <w:rPr>
-            <w:lang w:val="pt_PT" w:bidi="pt_PT"/>
-          </w:rPr>
-          <w:rPr>
-            <w:color w:val="0000EE"/>
-            <w:u w:val="single"/>
-          </w:rPr>
-          <w:t>Mc 13.24</w:t>
-        </w:r>
-      </w:hyperlink>
+      <w:r>
+        <w:rPr>
+          <w:lang w:val="pt_PT" w:bidi="pt_PT"/>
+        </w:rPr>
+        <w:t>Mc 13.24</w:t>
+      </w:r>
       <w:r>
         <w:rPr>
           <w:lang w:val="pt_PT" w:bidi="pt_PT"/>
         </w:rPr>
         <w:t xml:space="preserve">; </w:t>
       </w:r>
-      <w:hyperlink r:id="rId68">
-        <w:r>
-          <w:rPr>
-            <w:lang w:val="pt_PT" w:bidi="pt_PT"/>
-          </w:rPr>
-          <w:rPr>
-            <w:color w:val="0000EE"/>
-            <w:u w:val="single"/>
-          </w:rPr>
-          <w:t>Ap 6.12</w:t>
-        </w:r>
-      </w:hyperlink>
+      <w:r>
+        <w:rPr>
+          <w:lang w:val="pt_PT" w:bidi="pt_PT"/>
+        </w:rPr>
+        <w:t>Ap 6.12</w:t>
+      </w:r>
       <w:r>
         <w:rPr>
           <w:lang w:val="pt_PT" w:bidi="pt_PT"/>
@@ -3701,144 +3347,96 @@
         </w:rPr>
         <w:t xml:space="preserve">Todos os que invocam o nome do Senhor serão salvos: Invocar o nome de Deus não deve ser um ato final de desespero; deve acompanhar um compromisso vitalício de adoração, serviço e comunhão com o Senhor (veja </w:t>
       </w:r>
-      <w:hyperlink r:id="rId69">
-        <w:r>
-          <w:rPr>
-            <w:lang w:val="pt_PT" w:bidi="pt_PT"/>
-          </w:rPr>
-          <w:rPr>
-            <w:color w:val="0000EE"/>
-            <w:u w:val="single"/>
-          </w:rPr>
-          <w:t>Gn 12.8</w:t>
-        </w:r>
-      </w:hyperlink>
+      <w:r>
+        <w:rPr>
+          <w:lang w:val="pt_PT" w:bidi="pt_PT"/>
+        </w:rPr>
+        <w:t>Gn 12.8</w:t>
+      </w:r>
       <w:r>
         <w:rPr>
           <w:lang w:val="pt_PT" w:bidi="pt_PT"/>
         </w:rPr>
         <w:t xml:space="preserve">; </w:t>
       </w:r>
-      <w:hyperlink r:id="rId70">
-        <w:r>
-          <w:rPr>
-            <w:lang w:val="pt_PT" w:bidi="pt_PT"/>
-          </w:rPr>
-          <w:rPr>
-            <w:color w:val="0000EE"/>
-            <w:u w:val="single"/>
-          </w:rPr>
-          <w:t>Sl 105.1</w:t>
-        </w:r>
-      </w:hyperlink>
+      <w:r>
+        <w:rPr>
+          <w:lang w:val="pt_PT" w:bidi="pt_PT"/>
+        </w:rPr>
+        <w:t>Sl 105.1</w:t>
+      </w:r>
       <w:r>
         <w:rPr>
           <w:lang w:val="pt_PT" w:bidi="pt_PT"/>
         </w:rPr>
         <w:t xml:space="preserve">; </w:t>
       </w:r>
-      <w:hyperlink r:id="rId71">
-        <w:r>
-          <w:rPr>
-            <w:lang w:val="pt_PT" w:bidi="pt_PT"/>
-          </w:rPr>
-          <w:rPr>
-            <w:color w:val="0000EE"/>
-            <w:u w:val="single"/>
-          </w:rPr>
-          <w:t>Is 12.4</w:t>
-        </w:r>
-      </w:hyperlink>
+      <w:r>
+        <w:rPr>
+          <w:lang w:val="pt_PT" w:bidi="pt_PT"/>
+        </w:rPr>
+        <w:t>Is 12.4</w:t>
+      </w:r>
       <w:r>
         <w:rPr>
           <w:lang w:val="pt_PT" w:bidi="pt_PT"/>
         </w:rPr>
         <w:t xml:space="preserve">; </w:t>
       </w:r>
-      <w:hyperlink r:id="rId72">
-        <w:r>
-          <w:rPr>
-            <w:lang w:val="pt_PT" w:bidi="pt_PT"/>
-          </w:rPr>
-          <w:rPr>
-            <w:color w:val="0000EE"/>
-            <w:u w:val="single"/>
-          </w:rPr>
-          <w:t>Rm 10.13</w:t>
-        </w:r>
-      </w:hyperlink>
+      <w:r>
+        <w:rPr>
+          <w:lang w:val="pt_PT" w:bidi="pt_PT"/>
+        </w:rPr>
+        <w:t>Rm 10.13</w:t>
+      </w:r>
       <w:r>
         <w:rPr>
           <w:lang w:val="pt_PT" w:bidi="pt_PT"/>
         </w:rPr>
         <w:t xml:space="preserve">; </w:t>
       </w:r>
-      <w:hyperlink r:id="rId73">
-        <w:r>
-          <w:rPr>
-            <w:lang w:val="pt_PT" w:bidi="pt_PT"/>
-          </w:rPr>
-          <w:rPr>
-            <w:color w:val="0000EE"/>
-            <w:u w:val="single"/>
-          </w:rPr>
-          <w:t>12.1–2</w:t>
-        </w:r>
-      </w:hyperlink>
+      <w:r>
+        <w:rPr>
+          <w:lang w:val="pt_PT" w:bidi="pt_PT"/>
+        </w:rPr>
+        <w:t>12.1–2</w:t>
+      </w:r>
       <w:r>
         <w:rPr>
           <w:lang w:val="pt_PT" w:bidi="pt_PT"/>
         </w:rPr>
         <w:t xml:space="preserve">). • Aqueles a quem o Senhor chamou são seu remanescente escolhido, os sobreviventes do julgamento que o adoram (veja </w:t>
       </w:r>
-      <w:hyperlink r:id="rId74">
-        <w:r>
-          <w:rPr>
-            <w:lang w:val="pt_PT" w:bidi="pt_PT"/>
-          </w:rPr>
-          <w:rPr>
-            <w:color w:val="0000EE"/>
-            <w:u w:val="single"/>
-          </w:rPr>
-          <w:t>2Rs 19.31</w:t>
-        </w:r>
-      </w:hyperlink>
+      <w:r>
+        <w:rPr>
+          <w:lang w:val="pt_PT" w:bidi="pt_PT"/>
+        </w:rPr>
+        <w:t>2Rs 19.31</w:t>
+      </w:r>
       <w:r>
         <w:rPr>
           <w:lang w:val="pt_PT" w:bidi="pt_PT"/>
         </w:rPr>
         <w:t xml:space="preserve">; </w:t>
       </w:r>
-      <w:hyperlink r:id="rId75">
-        <w:r>
-          <w:rPr>
-            <w:lang w:val="pt_PT" w:bidi="pt_PT"/>
-          </w:rPr>
-          <w:rPr>
-            <w:color w:val="0000EE"/>
-            <w:u w:val="single"/>
-          </w:rPr>
-          <w:t>Ed 9.8–15</w:t>
-        </w:r>
-      </w:hyperlink>
+      <w:r>
+        <w:rPr>
+          <w:lang w:val="pt_PT" w:bidi="pt_PT"/>
+        </w:rPr>
+        <w:t>Ed 9.8–15</w:t>
+      </w:r>
       <w:r>
         <w:rPr>
           <w:lang w:val="pt_PT" w:bidi="pt_PT"/>
         </w:rPr>
         <w:t xml:space="preserve">; </w:t>
       </w:r>
-      <w:hyperlink r:id="rId76">
-        <w:r>
-          <w:rPr>
-            <w:lang w:val="pt_PT" w:bidi="pt_PT"/>
-          </w:rPr>
-          <w:rPr>
-            <w:color w:val="0000EE"/>
-            <w:u w:val="single"/>
-          </w:rPr>
-          <w:t>Is 10.20–22</w:t>
-        </w:r>
-      </w:hyperlink>
+      <w:r>
+        <w:rPr>
+          <w:lang w:val="pt_PT" w:bidi="pt_PT"/>
+        </w:rPr>
+        <w:t>Is 10.20–22</w:t>
+      </w:r>
       <w:r>
         <w:rPr>
           <w:lang w:val="pt_PT" w:bidi="pt_PT"/>
@@ -3954,72 +3552,48 @@
         </w:rPr>
         <w:t>) no Vale de Josafá. Este vale não estava relacionado com o Rei Josafá de Judá (</w:t>
       </w:r>
-      <w:hyperlink r:id="rId77">
-        <w:r>
-          <w:rPr>
-            <w:lang w:val="pt_PT" w:bidi="pt_PT"/>
-          </w:rPr>
-          <w:rPr>
-            <w:color w:val="0000EE"/>
-            <w:u w:val="single"/>
-          </w:rPr>
-          <w:t>1Rs 22.41</w:t>
-        </w:r>
-      </w:hyperlink>
+      <w:r>
+        <w:rPr>
+          <w:lang w:val="pt_PT" w:bidi="pt_PT"/>
+        </w:rPr>
+        <w:t>1Rs 22.41</w:t>
+      </w:r>
       <w:r>
         <w:rPr>
           <w:lang w:val="pt_PT" w:bidi="pt_PT"/>
         </w:rPr>
         <w:t xml:space="preserve">); ao contrário, esta descrição, que significa "o vale onde o Senhor julga", identifica o local como o lugar onde Deus tomaria sua decisão (veja </w:t>
       </w:r>
-      <w:hyperlink r:id="rId78">
-        <w:r>
-          <w:rPr>
-            <w:lang w:val="pt_PT" w:bidi="pt_PT"/>
-          </w:rPr>
-          <w:rPr>
-            <w:color w:val="0000EE"/>
-            <w:u w:val="single"/>
-          </w:rPr>
-          <w:t>Jl 3.14</w:t>
-        </w:r>
-      </w:hyperlink>
+      <w:r>
+        <w:rPr>
+          <w:lang w:val="pt_PT" w:bidi="pt_PT"/>
+        </w:rPr>
+        <w:t>Jl 3.14</w:t>
+      </w:r>
       <w:r>
         <w:rPr>
           <w:lang w:val="pt_PT" w:bidi="pt_PT"/>
         </w:rPr>
         <w:t xml:space="preserve">) sobre o destino das nações. • Os pecados das nações incluem exilar o povo da aliança de Deus e vitimizar meninos e meninas indefesos em um comércio de escravos desumano (cp. </w:t>
       </w:r>
-      <w:hyperlink r:id="rId79">
-        <w:r>
-          <w:rPr>
-            <w:lang w:val="pt_PT" w:bidi="pt_PT"/>
-          </w:rPr>
-          <w:rPr>
-            <w:color w:val="0000EE"/>
-            <w:u w:val="single"/>
-          </w:rPr>
-          <w:t>Ez 27.13</w:t>
-        </w:r>
-      </w:hyperlink>
+      <w:r>
+        <w:rPr>
+          <w:lang w:val="pt_PT" w:bidi="pt_PT"/>
+        </w:rPr>
+        <w:t>Ez 27.13</w:t>
+      </w:r>
       <w:r>
         <w:rPr>
           <w:lang w:val="pt_PT" w:bidi="pt_PT"/>
         </w:rPr>
         <w:t xml:space="preserve">; </w:t>
       </w:r>
-      <w:hyperlink r:id="rId80">
-        <w:r>
-          <w:rPr>
-            <w:lang w:val="pt_PT" w:bidi="pt_PT"/>
-          </w:rPr>
-          <w:rPr>
-            <w:color w:val="0000EE"/>
-            <w:u w:val="single"/>
-          </w:rPr>
-          <w:t>Ap 18.13</w:t>
-        </w:r>
-      </w:hyperlink>
+      <w:r>
+        <w:rPr>
+          <w:lang w:val="pt_PT" w:bidi="pt_PT"/>
+        </w:rPr>
+        <w:t>Ap 18.13</w:t>
+      </w:r>
       <w:r>
         <w:rPr>
           <w:lang w:val="pt_PT" w:bidi="pt_PT"/>
@@ -4074,36 +3648,24 @@
         </w:rPr>
         <w:t xml:space="preserve">As cidades fenícias de Tiro e Sidom e as cidades da Filístia foram culpadas de saquear os preciosos tesouros de Jerusalém e vender seu povo como escravos para os gregos (veja </w:t>
       </w:r>
-      <w:hyperlink r:id="rId81">
-        <w:r>
-          <w:rPr>
-            <w:lang w:val="pt_PT" w:bidi="pt_PT"/>
-          </w:rPr>
-          <w:rPr>
-            <w:color w:val="0000EE"/>
-            <w:u w:val="single"/>
-          </w:rPr>
-          <w:t>Am 1.6</w:t>
-        </w:r>
-      </w:hyperlink>
+      <w:r>
+        <w:rPr>
+          <w:lang w:val="pt_PT" w:bidi="pt_PT"/>
+        </w:rPr>
+        <w:t>Am 1.6</w:t>
+      </w:r>
       <w:r>
         <w:rPr>
           <w:lang w:val="pt_PT" w:bidi="pt_PT"/>
         </w:rPr>
         <w:t>,</w:t>
       </w:r>
-      <w:hyperlink r:id="rId82">
-        <w:r>
-          <w:rPr>
-            <w:lang w:val="pt_PT" w:bidi="pt_PT"/>
-          </w:rPr>
-          <w:rPr>
-            <w:color w:val="0000EE"/>
-            <w:u w:val="single"/>
-          </w:rPr>
-          <w:t>9</w:t>
-        </w:r>
-      </w:hyperlink>
+      <w:r>
+        <w:rPr>
+          <w:lang w:val="pt_PT" w:bidi="pt_PT"/>
+        </w:rPr>
+        <w:t>9</w:t>
+      </w:r>
       <w:r>
         <w:rPr>
           <w:lang w:val="pt_PT" w:bidi="pt_PT"/>
@@ -4254,36 +3816,24 @@
         </w:rPr>
         <w:t xml:space="preserve">Transformem suas relhas de arado em espadas: Revertendo deliberadamente uma imagem de </w:t>
       </w:r>
-      <w:hyperlink r:id="rId83">
-        <w:r>
-          <w:rPr>
-            <w:lang w:val="pt_PT" w:bidi="pt_PT"/>
-          </w:rPr>
-          <w:rPr>
-            <w:color w:val="0000EE"/>
-            <w:u w:val="single"/>
-          </w:rPr>
-          <w:t>Is 2.4</w:t>
-        </w:r>
-      </w:hyperlink>
+      <w:r>
+        <w:rPr>
+          <w:lang w:val="pt_PT" w:bidi="pt_PT"/>
+        </w:rPr>
+        <w:t>Is 2.4</w:t>
+      </w:r>
       <w:r>
         <w:rPr>
           <w:lang w:val="pt_PT" w:bidi="pt_PT"/>
         </w:rPr>
         <w:t xml:space="preserve"> e </w:t>
       </w:r>
-      <w:hyperlink r:id="rId84">
-        <w:r>
-          <w:rPr>
-            <w:lang w:val="pt_PT" w:bidi="pt_PT"/>
-          </w:rPr>
-          <w:rPr>
-            <w:color w:val="0000EE"/>
-            <w:u w:val="single"/>
-          </w:rPr>
-          <w:t>Mq 4.3</w:t>
-        </w:r>
-      </w:hyperlink>
+      <w:r>
+        <w:rPr>
+          <w:lang w:val="pt_PT" w:bidi="pt_PT"/>
+        </w:rPr>
+        <w:t>Mq 4.3</w:t>
+      </w:r>
       <w:r>
         <w:rPr>
           <w:lang w:val="pt_PT" w:bidi="pt_PT"/>
@@ -4411,36 +3961,24 @@
         </w:rPr>
         <w:t xml:space="preserve">Deus derrotaria as nações como uma foice que corta hastes de grãos e como trabalhadores que pisam uvas no lagar (veja </w:t>
       </w:r>
-      <w:hyperlink r:id="rId85">
-        <w:r>
-          <w:rPr>
-            <w:lang w:val="pt_PT" w:bidi="pt_PT"/>
-          </w:rPr>
-          <w:rPr>
-            <w:color w:val="0000EE"/>
-            <w:u w:val="single"/>
-          </w:rPr>
-          <w:t>Is 63.2–3</w:t>
-        </w:r>
-      </w:hyperlink>
+      <w:r>
+        <w:rPr>
+          <w:lang w:val="pt_PT" w:bidi="pt_PT"/>
+        </w:rPr>
+        <w:t>Is 63.2–3</w:t>
+      </w:r>
       <w:r>
         <w:rPr>
           <w:lang w:val="pt_PT" w:bidi="pt_PT"/>
         </w:rPr>
         <w:t xml:space="preserve">; </w:t>
       </w:r>
-      <w:hyperlink r:id="rId86">
-        <w:r>
-          <w:rPr>
-            <w:lang w:val="pt_PT" w:bidi="pt_PT"/>
-          </w:rPr>
-          <w:rPr>
-            <w:color w:val="0000EE"/>
-            <w:u w:val="single"/>
-          </w:rPr>
-          <w:t>Ap 14.14–20</w:t>
-        </w:r>
-      </w:hyperlink>
+      <w:r>
+        <w:rPr>
+          <w:lang w:val="pt_PT" w:bidi="pt_PT"/>
+        </w:rPr>
+        <w:t>Ap 14.14–20</w:t>
+      </w:r>
       <w:r>
         <w:rPr>
           <w:lang w:val="pt_PT" w:bidi="pt_PT"/>
@@ -4521,36 +4059,24 @@
         </w:rPr>
         <w:t xml:space="preserve">): A repetição da palavra hebraica captura o ruído caótico feito por uma imensa multidão. • vale da decisão: O nome do vale é alterado (cp. </w:t>
       </w:r>
-      <w:hyperlink r:id="rId87">
-        <w:r>
-          <w:rPr>
-            <w:lang w:val="pt_PT" w:bidi="pt_PT"/>
-          </w:rPr>
-          <w:rPr>
-            <w:color w:val="0000EE"/>
-            <w:u w:val="single"/>
-          </w:rPr>
-          <w:t>3.2–3</w:t>
-        </w:r>
-      </w:hyperlink>
+      <w:r>
+        <w:rPr>
+          <w:lang w:val="pt_PT" w:bidi="pt_PT"/>
+        </w:rPr>
+        <w:t>3.2–3</w:t>
+      </w:r>
       <w:r>
         <w:rPr>
           <w:lang w:val="pt_PT" w:bidi="pt_PT"/>
         </w:rPr>
         <w:t>,</w:t>
       </w:r>
-      <w:hyperlink r:id="rId88">
-        <w:r>
-          <w:rPr>
-            <w:lang w:val="pt_PT" w:bidi="pt_PT"/>
-          </w:rPr>
-          <w:rPr>
-            <w:color w:val="0000EE"/>
-            <w:u w:val="single"/>
-          </w:rPr>
-          <w:t>12</w:t>
-        </w:r>
-      </w:hyperlink>
+      <w:r>
+        <w:rPr>
+          <w:lang w:val="pt_PT" w:bidi="pt_PT"/>
+        </w:rPr>
+        <w:t>12</w:t>
+      </w:r>
       <w:r>
         <w:rPr>
           <w:lang w:val="pt_PT" w:bidi="pt_PT"/>
@@ -4631,18 +4157,12 @@
         </w:rPr>
         <w:t xml:space="preserve"> abalando o céu e a terra e aterrorizando os pecadores (veja </w:t>
       </w:r>
-      <w:hyperlink r:id="rId89">
-        <w:r>
-          <w:rPr>
-            <w:lang w:val="pt_PT" w:bidi="pt_PT"/>
-          </w:rPr>
-          <w:rPr>
-            <w:color w:val="0000EE"/>
-            <w:u w:val="single"/>
-          </w:rPr>
-          <w:t>Am 1.2</w:t>
-        </w:r>
-      </w:hyperlink>
+      <w:r>
+        <w:rPr>
+          <w:lang w:val="pt_PT" w:bidi="pt_PT"/>
+        </w:rPr>
+        <w:t>Am 1.2</w:t>
+      </w:r>
       <w:r>
         <w:rPr>
           <w:lang w:val="pt_PT" w:bidi="pt_PT"/>
@@ -4710,18 +4230,12 @@
         </w:rPr>
         <w:t xml:space="preserve"> sua montanha sagrada (veja também </w:t>
       </w:r>
-      <w:hyperlink r:id="rId90">
-        <w:r>
-          <w:rPr>
-            <w:lang w:val="pt_PT" w:bidi="pt_PT"/>
-          </w:rPr>
-          <w:rPr>
-            <w:color w:val="0000EE"/>
-            <w:u w:val="single"/>
-          </w:rPr>
-          <w:t>2.27</w:t>
-        </w:r>
-      </w:hyperlink>
+      <w:r>
+        <w:rPr>
+          <w:lang w:val="pt_PT" w:bidi="pt_PT"/>
+        </w:rPr>
+        <w:t>2.27</w:t>
+      </w:r>
       <w:r>
         <w:rPr>
           <w:lang w:val="pt_PT" w:bidi="pt_PT"/>
@@ -4776,72 +4290,48 @@
         </w:rPr>
         <w:t xml:space="preserve">Bênçãos fluiriam da presença soberana do Senhor em Sião (veja também </w:t>
       </w:r>
-      <w:hyperlink r:id="rId91">
-        <w:r>
-          <w:rPr>
-            <w:lang w:val="pt_PT" w:bidi="pt_PT"/>
-          </w:rPr>
-          <w:rPr>
-            <w:color w:val="0000EE"/>
-            <w:u w:val="single"/>
-          </w:rPr>
-          <w:t>Ez 47.1–12</w:t>
-        </w:r>
-      </w:hyperlink>
+      <w:r>
+        <w:rPr>
+          <w:lang w:val="pt_PT" w:bidi="pt_PT"/>
+        </w:rPr>
+        <w:t>Ez 47.1–12</w:t>
+      </w:r>
       <w:r>
         <w:rPr>
           <w:lang w:val="pt_PT" w:bidi="pt_PT"/>
         </w:rPr>
         <w:t xml:space="preserve">; </w:t>
       </w:r>
-      <w:hyperlink r:id="rId92">
-        <w:r>
-          <w:rPr>
-            <w:lang w:val="pt_PT" w:bidi="pt_PT"/>
-          </w:rPr>
-          <w:rPr>
-            <w:color w:val="0000EE"/>
-            <w:u w:val="single"/>
-          </w:rPr>
-          <w:t>Am 9.13</w:t>
-        </w:r>
-      </w:hyperlink>
+      <w:r>
+        <w:rPr>
+          <w:lang w:val="pt_PT" w:bidi="pt_PT"/>
+        </w:rPr>
+        <w:t>Am 9.13</w:t>
+      </w:r>
       <w:r>
         <w:rPr>
           <w:lang w:val="pt_PT" w:bidi="pt_PT"/>
         </w:rPr>
         <w:t xml:space="preserve">). Haveria uma superabundância de vinho doce e leite. O Templo, a própria morada de Deus na terra, seria a fonte de uma nascente que para sempre regaria a paisagem árida (veja </w:t>
       </w:r>
-      <w:hyperlink r:id="rId93">
-        <w:r>
-          <w:rPr>
-            <w:lang w:val="pt_PT" w:bidi="pt_PT"/>
-          </w:rPr>
-          <w:rPr>
-            <w:color w:val="0000EE"/>
-            <w:u w:val="single"/>
-          </w:rPr>
-          <w:t>Zc 14.8</w:t>
-        </w:r>
-      </w:hyperlink>
+      <w:r>
+        <w:rPr>
+          <w:lang w:val="pt_PT" w:bidi="pt_PT"/>
+        </w:rPr>
+        <w:t>Zc 14.8</w:t>
+      </w:r>
       <w:r>
         <w:rPr>
           <w:lang w:val="pt_PT" w:bidi="pt_PT"/>
         </w:rPr>
         <w:t xml:space="preserve">; </w:t>
       </w:r>
-      <w:hyperlink r:id="rId94">
-        <w:r>
-          <w:rPr>
-            <w:lang w:val="pt_PT" w:bidi="pt_PT"/>
-          </w:rPr>
-          <w:rPr>
-            <w:color w:val="0000EE"/>
-            <w:u w:val="single"/>
-          </w:rPr>
-          <w:t>Ap 22.1–2</w:t>
-        </w:r>
-      </w:hyperlink>
+      <w:r>
+        <w:rPr>
+          <w:lang w:val="pt_PT" w:bidi="pt_PT"/>
+        </w:rPr>
+        <w:t>Ap 22.1–2</w:t>
+      </w:r>
       <w:r>
         <w:rPr>
           <w:lang w:val="pt_PT" w:bidi="pt_PT"/>
@@ -4944,72 +4434,48 @@
         </w:rPr>
         <w:t xml:space="preserve">A conclusão da profecia de Joel é o oposto de seu início. Em </w:t>
       </w:r>
-      <w:hyperlink r:id="rId26">
-        <w:r>
-          <w:rPr>
-            <w:lang w:val="pt_PT" w:bidi="pt_PT"/>
-          </w:rPr>
-          <w:rPr>
-            <w:color w:val="0000EE"/>
-            <w:u w:val="single"/>
-          </w:rPr>
-          <w:t>1.1–20</w:t>
-        </w:r>
-      </w:hyperlink>
+      <w:r>
+        <w:rPr>
+          <w:lang w:val="pt_PT" w:bidi="pt_PT"/>
+        </w:rPr>
+        <w:t>1.1–20</w:t>
+      </w:r>
       <w:r>
         <w:rPr>
           <w:lang w:val="pt_PT" w:bidi="pt_PT"/>
         </w:rPr>
         <w:t xml:space="preserve">, o futuro de Judá parecia estar em grave dúvida. Praga e seca, sinais do julgamento divino, ameaçavam a existência de Judá. Agora Joel termina com a garantia divina de que Judá... e Jerusalém perdurarão por todas as gerações. O povo de Deus em cada geração descansa seguro na esperança de que seu reino reinará sobre o céu e a terra (veja também </w:t>
       </w:r>
-      <w:hyperlink r:id="rId95">
-        <w:r>
-          <w:rPr>
-            <w:lang w:val="pt_PT" w:bidi="pt_PT"/>
-          </w:rPr>
-          <w:rPr>
-            <w:color w:val="0000EE"/>
-            <w:u w:val="single"/>
-          </w:rPr>
-          <w:t>Is 9.6–7</w:t>
-        </w:r>
-      </w:hyperlink>
+      <w:r>
+        <w:rPr>
+          <w:lang w:val="pt_PT" w:bidi="pt_PT"/>
+        </w:rPr>
+        <w:t>Is 9.6–7</w:t>
+      </w:r>
       <w:r>
         <w:rPr>
           <w:lang w:val="pt_PT" w:bidi="pt_PT"/>
         </w:rPr>
         <w:t xml:space="preserve">; </w:t>
       </w:r>
-      <w:hyperlink r:id="rId96">
-        <w:r>
-          <w:rPr>
-            <w:lang w:val="pt_PT" w:bidi="pt_PT"/>
-          </w:rPr>
-          <w:rPr>
-            <w:color w:val="0000EE"/>
-            <w:u w:val="single"/>
-          </w:rPr>
-          <w:t>Dn 2.44</w:t>
-        </w:r>
-      </w:hyperlink>
+      <w:r>
+        <w:rPr>
+          <w:lang w:val="pt_PT" w:bidi="pt_PT"/>
+        </w:rPr>
+        <w:t>Dn 2.44</w:t>
+      </w:r>
       <w:r>
         <w:rPr>
           <w:lang w:val="pt_PT" w:bidi="pt_PT"/>
         </w:rPr>
         <w:t xml:space="preserve">; </w:t>
       </w:r>
-      <w:hyperlink r:id="rId97">
-        <w:r>
-          <w:rPr>
-            <w:lang w:val="pt_PT" w:bidi="pt_PT"/>
-          </w:rPr>
-          <w:rPr>
-            <w:color w:val="0000EE"/>
-            <w:u w:val="single"/>
-          </w:rPr>
-          <w:t>7.13–14</w:t>
-        </w:r>
-      </w:hyperlink>
+      <w:r>
+        <w:rPr>
+          <w:lang w:val="pt_PT" w:bidi="pt_PT"/>
+        </w:rPr>
+        <w:t>7.13–14</w:t>
+      </w:r>
       <w:r>
         <w:rPr>
           <w:lang w:val="pt_PT" w:bidi="pt_PT"/>
